--- a/TCC.docx
+++ b/TCC.docx
@@ -3413,7 +3413,7 @@
     </w:p>
     <w:sdt>
       <w:sdtPr>
-        <w:id w:val="673518989"/>
+        <w:id w:val="2099905624"/>
         <w:docPartObj>
           <w:docPartGallery w:val="Table of Contents"/>
           <w:docPartUnique w:val="1"/>
@@ -5512,7 +5512,7 @@
     </w:p>
     <w:sdt>
       <w:sdtPr>
-        <w:id w:val="139335122"/>
+        <w:id w:val="-1729259975"/>
         <w:docPartObj>
           <w:docPartGallery w:val="Table of Contents"/>
           <w:docPartUnique w:val="1"/>
@@ -6510,7 +6510,7 @@
     </w:p>
     <w:sdt>
       <w:sdtPr>
-        <w:id w:val="-1477580247"/>
+        <w:id w:val="-31559135"/>
         <w:docPartObj>
           <w:docPartGallery w:val="Table of Contents"/>
           <w:docPartUnique w:val="1"/>
@@ -13369,12 +13369,12 @@
           <wp:inline distB="114300" distT="114300" distL="114300" distR="114300">
             <wp:extent cx="8891775" cy="2197100"/>
             <wp:effectExtent b="0" l="0" r="0" t="0"/>
-            <wp:docPr id="28" name="image21.png"/>
+            <wp:docPr id="30" name="image22.png"/>
             <a:graphic>
               <a:graphicData uri="http://schemas.openxmlformats.org/drawingml/2006/picture">
                 <pic:pic>
                   <pic:nvPicPr>
-                    <pic:cNvPr id="0" name="image21.png"/>
+                    <pic:cNvPr id="0" name="image22.png"/>
                     <pic:cNvPicPr preferRelativeResize="0"/>
                   </pic:nvPicPr>
                   <pic:blipFill>
@@ -15850,12 +15850,12 @@
           <wp:inline distB="0" distT="0" distL="0" distR="0">
             <wp:extent cx="5064928" cy="3258059"/>
             <wp:effectExtent b="0" l="0" r="0" t="0"/>
-            <wp:docPr descr="Gráfico, Gráfico de barras&#10;&#10;O conteúdo gerado por IA pode estar incorreto." id="29" name="image16.png"/>
+            <wp:docPr descr="Gráfico, Gráfico de barras&#10;&#10;O conteúdo gerado por IA pode estar incorreto." id="31" name="image30.png"/>
             <a:graphic>
               <a:graphicData uri="http://schemas.openxmlformats.org/drawingml/2006/picture">
                 <pic:pic>
                   <pic:nvPicPr>
-                    <pic:cNvPr descr="Gráfico, Gráfico de barras&#10;&#10;O conteúdo gerado por IA pode estar incorreto." id="0" name="image16.png"/>
+                    <pic:cNvPr descr="Gráfico, Gráfico de barras&#10;&#10;O conteúdo gerado por IA pode estar incorreto." id="0" name="image30.png"/>
                     <pic:cNvPicPr preferRelativeResize="0"/>
                   </pic:nvPicPr>
                   <pic:blipFill>
@@ -16075,12 +16075,12 @@
           <wp:inline distB="0" distT="0" distL="0" distR="0">
             <wp:extent cx="4276190" cy="4723809"/>
             <wp:effectExtent b="0" l="0" r="0" t="0"/>
-            <wp:docPr descr="Gráfico, Gráfico de barras&#10;&#10;O conteúdo gerado por IA pode estar incorreto." id="26" name="image14.png"/>
+            <wp:docPr descr="Gráfico, Gráfico de barras&#10;&#10;O conteúdo gerado por IA pode estar incorreto." id="29" name="image26.png"/>
             <a:graphic>
               <a:graphicData uri="http://schemas.openxmlformats.org/drawingml/2006/picture">
                 <pic:pic>
                   <pic:nvPicPr>
-                    <pic:cNvPr descr="Gráfico, Gráfico de barras&#10;&#10;O conteúdo gerado por IA pode estar incorreto." id="0" name="image14.png"/>
+                    <pic:cNvPr descr="Gráfico, Gráfico de barras&#10;&#10;O conteúdo gerado por IA pode estar incorreto." id="0" name="image26.png"/>
                     <pic:cNvPicPr preferRelativeResize="0"/>
                   </pic:nvPicPr>
                   <pic:blipFill>
@@ -16244,12 +16244,12 @@
             <wp:extent cx="5760085" cy="3239770"/>
             <wp:effectExtent b="0" l="0" r="0" t="0"/>
             <wp:wrapSquare wrapText="bothSides" distB="0" distT="0" distL="114300" distR="114300"/>
-            <wp:docPr descr="Mercado de software de gestão de academias" id="21" name="image26.jpg"/>
+            <wp:docPr descr="Mercado de software de gestão de academias" id="25" name="image21.jpg"/>
             <a:graphic>
               <a:graphicData uri="http://schemas.openxmlformats.org/drawingml/2006/picture">
                 <pic:pic>
                   <pic:nvPicPr>
-                    <pic:cNvPr descr="Mercado de software de gestão de academias" id="0" name="image26.jpg"/>
+                    <pic:cNvPr descr="Mercado de software de gestão de academias" id="0" name="image21.jpg"/>
                     <pic:cNvPicPr preferRelativeResize="0"/>
                   </pic:nvPicPr>
                   <pic:blipFill>
@@ -16704,7 +16704,7 @@
           <wp:inline distB="0" distT="0" distL="0" distR="0">
             <wp:extent cx="3274867" cy="4229134"/>
             <wp:effectExtent b="0" l="0" r="0" t="0"/>
-            <wp:docPr descr="Tabela&#10;&#10;O conteúdo gerado por IA pode estar incorreto." id="30" name="image28.jpg"/>
+            <wp:docPr descr="Tabela&#10;&#10;O conteúdo gerado por IA pode estar incorreto." id="32" name="image28.jpg"/>
             <a:graphic>
               <a:graphicData uri="http://schemas.openxmlformats.org/drawingml/2006/picture">
                 <pic:pic>
@@ -17020,12 +17020,12 @@
             <wp:extent cx="5760085" cy="2648585"/>
             <wp:effectExtent b="0" l="0" r="0" t="0"/>
             <wp:wrapSquare wrapText="bothSides" distB="0" distT="0" distL="114300" distR="114300"/>
-            <wp:docPr descr="Interface gráfica do usuário, Aplicativo, Site&#10;&#10;O conteúdo gerado por IA pode estar incorreto." id="14" name="image18.jpg"/>
+            <wp:docPr descr="Interface gráfica do usuário, Aplicativo, Site&#10;&#10;O conteúdo gerado por IA pode estar incorreto." id="16" name="image33.jpg"/>
             <a:graphic>
               <a:graphicData uri="http://schemas.openxmlformats.org/drawingml/2006/picture">
                 <pic:pic>
                   <pic:nvPicPr>
-                    <pic:cNvPr descr="Interface gráfica do usuário, Aplicativo, Site&#10;&#10;O conteúdo gerado por IA pode estar incorreto." id="0" name="image18.jpg"/>
+                    <pic:cNvPr descr="Interface gráfica do usuário, Aplicativo, Site&#10;&#10;O conteúdo gerado por IA pode estar incorreto." id="0" name="image33.jpg"/>
                     <pic:cNvPicPr preferRelativeResize="0"/>
                   </pic:nvPicPr>
                   <pic:blipFill>
@@ -22024,12 +22024,12 @@
           <wp:inline distB="0" distT="0" distL="0" distR="0">
             <wp:extent cx="8891905" cy="3200400"/>
             <wp:effectExtent b="0" l="0" r="0" t="0"/>
-            <wp:docPr id="31" name="image36.png"/>
+            <wp:docPr id="33" name="image24.png"/>
             <a:graphic>
               <a:graphicData uri="http://schemas.openxmlformats.org/drawingml/2006/picture">
                 <pic:pic>
                   <pic:nvPicPr>
-                    <pic:cNvPr id="0" name="image36.png"/>
+                    <pic:cNvPr id="0" name="image24.png"/>
                     <pic:cNvPicPr preferRelativeResize="0"/>
                   </pic:nvPicPr>
                   <pic:blipFill>
@@ -22218,12 +22218,12 @@
           <wp:inline distB="0" distT="0" distL="0" distR="0">
             <wp:extent cx="4293149" cy="3856426"/>
             <wp:effectExtent b="0" l="0" r="0" t="0"/>
-            <wp:docPr id="34" name="image19.jpg"/>
+            <wp:docPr id="36" name="image29.jpg"/>
             <a:graphic>
               <a:graphicData uri="http://schemas.openxmlformats.org/drawingml/2006/picture">
                 <pic:pic>
                   <pic:nvPicPr>
-                    <pic:cNvPr id="0" name="image19.jpg"/>
+                    <pic:cNvPr id="0" name="image29.jpg"/>
                     <pic:cNvPicPr preferRelativeResize="0"/>
                   </pic:nvPicPr>
                   <pic:blipFill>
@@ -22470,12 +22470,12 @@
           <wp:inline distB="0" distT="0" distL="0" distR="0">
             <wp:extent cx="3757437" cy="3757437"/>
             <wp:effectExtent b="0" l="0" r="0" t="0"/>
-            <wp:docPr id="33" name="image25.jpg"/>
+            <wp:docPr id="35" name="image32.jpg"/>
             <a:graphic>
               <a:graphicData uri="http://schemas.openxmlformats.org/drawingml/2006/picture">
                 <pic:pic>
                   <pic:nvPicPr>
-                    <pic:cNvPr id="0" name="image25.jpg"/>
+                    <pic:cNvPr id="0" name="image32.jpg"/>
                     <pic:cNvPicPr preferRelativeResize="0"/>
                   </pic:nvPicPr>
                   <pic:blipFill>
@@ -23288,7 +23288,67 @@
           <w:szCs w:val="24"/>
           <w:rtl w:val="0"/>
         </w:rPr>
-        <w:t xml:space="preserve">Este apêndice apresenta os protótipos iniciais desenvolvidos na fase de concepção do sistema, mantidos no trabalho como registro da proposta visual elaborada antes da etapa de implementação.</w:t>
+        <w:t xml:space="preserve">Na imagem 10, a Tela Inicial do FightPass apresenta uma interface acolhedora e informativa, projetada para ser o ponto de partida do usuário. Ela destaca os principais benefícios da plataforma e oferece acesso direto ao login e ao cadastro, facilitando o primeiro contato com o sistema. Atende aos requisitos </w:t>
+      </w:r>
+      <w:r>
+        <w:rPr>
+          <w:rFonts w:ascii="Times New Roman" w:cs="Times New Roman" w:eastAsia="Times New Roman" w:hAnsi="Times New Roman"/>
+          <w:b w:val="1"/>
+          <w:bCs w:val="1"/>
+          <w:sz w:val="24"/>
+          <w:szCs w:val="24"/>
+          <w:rtl w:val="0"/>
+        </w:rPr>
+        <w:t xml:space="preserve">RF001</w:t>
+      </w:r>
+      <w:r>
+        <w:rPr>
+          <w:rFonts w:ascii="Times New Roman" w:cs="Times New Roman" w:eastAsia="Times New Roman" w:hAnsi="Times New Roman"/>
+          <w:sz w:val="24"/>
+          <w:szCs w:val="24"/>
+          <w:rtl w:val="0"/>
+        </w:rPr>
+        <w:t xml:space="preserve">, </w:t>
+      </w:r>
+      <w:r>
+        <w:rPr>
+          <w:rFonts w:ascii="Times New Roman" w:cs="Times New Roman" w:eastAsia="Times New Roman" w:hAnsi="Times New Roman"/>
+          <w:b w:val="1"/>
+          <w:bCs w:val="1"/>
+          <w:sz w:val="24"/>
+          <w:szCs w:val="24"/>
+          <w:rtl w:val="0"/>
+        </w:rPr>
+        <w:t xml:space="preserve">RF002</w:t>
+      </w:r>
+      <w:r>
+        <w:rPr>
+          <w:rFonts w:ascii="Times New Roman" w:cs="Times New Roman" w:eastAsia="Times New Roman" w:hAnsi="Times New Roman"/>
+          <w:sz w:val="24"/>
+          <w:szCs w:val="24"/>
+          <w:rtl w:val="0"/>
+        </w:rPr>
+        <w:t xml:space="preserve"> e </w:t>
+      </w:r>
+      <w:r>
+        <w:rPr>
+          <w:rFonts w:ascii="Times New Roman" w:cs="Times New Roman" w:eastAsia="Times New Roman" w:hAnsi="Times New Roman"/>
+          <w:b w:val="1"/>
+          <w:bCs w:val="1"/>
+          <w:sz w:val="24"/>
+          <w:szCs w:val="24"/>
+          <w:rtl w:val="0"/>
+        </w:rPr>
+        <w:t xml:space="preserve">RN005</w:t>
+      </w:r>
+      <w:r>
+        <w:rPr>
+          <w:rFonts w:ascii="Times New Roman" w:cs="Times New Roman" w:eastAsia="Times New Roman" w:hAnsi="Times New Roman"/>
+          <w:sz w:val="24"/>
+          <w:szCs w:val="24"/>
+          <w:rtl w:val="0"/>
+        </w:rPr>
+        <w:t xml:space="preserve">.</w:t>
       </w:r>
     </w:p>
     <w:p>
@@ -23311,53 +23371,21 @@
     <w:p>
       <w:pPr>
         <w:keepNext w:val="1"/>
-        <w:keepLines w:val="0"/>
-        <w:pageBreakBefore w:val="0"/>
-        <w:widowControl w:val="1"/>
-        <w:pBdr>
-          <w:top w:space="0" w:sz="0" w:val="nil"/>
-          <w:left w:space="0" w:sz="0" w:val="nil"/>
-          <w:bottom w:space="0" w:sz="0" w:val="nil"/>
-          <w:right w:space="0" w:sz="0" w:val="nil"/>
-          <w:between w:space="0" w:sz="0" w:val="nil"/>
-        </w:pBdr>
-        <w:shd w:fill="auto" w:val="clear"/>
         <w:spacing w:after="120" w:before="120" w:line="240" w:lineRule="auto"/>
-        <w:ind w:left="0" w:right="0" w:firstLine="0"/>
         <w:jc w:val="center"/>
         <w:rPr>
           <w:rFonts w:ascii="Times New Roman" w:cs="Times New Roman" w:eastAsia="Times New Roman" w:hAnsi="Times New Roman"/>
-          <w:b w:val="0"/>
-          <w:bCs w:val="0"/>
-          <w:i w:val="0"/>
-          <w:iCs w:val="0"/>
-          <w:smallCaps w:val="0"/>
-          <w:strike w:val="0"/>
-          <w:color w:val="000000"/>
           <w:sz w:val="20"/>
           <w:szCs w:val="20"/>
-          <w:u w:val="none"/>
-          <w:shd w:fill="auto" w:val="clear"/>
-          <w:vertAlign w:val="baseline"/>
-        </w:rPr>
-      </w:pPr>
-      <w:bookmarkStart w:colFirst="0" w:colLast="0" w:name="_dbuxk1qoax7j" w:id="40"/>
+        </w:rPr>
+      </w:pPr>
+      <w:bookmarkStart w:colFirst="0" w:colLast="0" w:name="_451775gh4ws9" w:id="40"/>
       <w:bookmarkEnd w:id="40"/>
       <w:r>
         <w:rPr>
           <w:rFonts w:ascii="Times New Roman" w:cs="Times New Roman" w:eastAsia="Times New Roman" w:hAnsi="Times New Roman"/>
-          <w:b w:val="0"/>
-          <w:bCs w:val="0"/>
-          <w:i w:val="0"/>
-          <w:iCs w:val="0"/>
-          <w:smallCaps w:val="0"/>
-          <w:strike w:val="0"/>
-          <w:color w:val="000000"/>
           <w:sz w:val="20"/>
           <w:szCs w:val="20"/>
-          <w:u w:val="none"/>
-          <w:shd w:fill="auto" w:val="clear"/>
-          <w:vertAlign w:val="baseline"/>
           <w:rtl w:val="0"/>
         </w:rPr>
         <w:t xml:space="preserve">Figura 10 - Tela Inicial</w:t>
@@ -23373,15 +23401,15 @@
       <w:r>
         <w:rPr/>
         <w:drawing>
-          <wp:inline distB="114300" distT="114300" distL="114300" distR="114300">
-            <wp:extent cx="5759775" cy="2387600"/>
+          <wp:inline distB="0" distT="0" distL="0" distR="0">
+            <wp:extent cx="5724525" cy="2686050"/>
             <wp:effectExtent b="0" l="0" r="0" t="0"/>
-            <wp:docPr id="17" name="image23.png"/>
+            <wp:docPr descr="Uma imagem contendo Diagrama&#10;&#10;O conteúdo gerado por IA pode estar incorreto." id="12" name="image19.png"/>
             <a:graphic>
               <a:graphicData uri="http://schemas.openxmlformats.org/drawingml/2006/picture">
                 <pic:pic>
                   <pic:nvPicPr>
-                    <pic:cNvPr id="0" name="image23.png"/>
+                    <pic:cNvPr descr="Uma imagem contendo Diagrama&#10;&#10;O conteúdo gerado por IA pode estar incorreto." id="0" name="image19.png"/>
                     <pic:cNvPicPr preferRelativeResize="0"/>
                   </pic:nvPicPr>
                   <pic:blipFill>
@@ -23394,7 +23422,7 @@
                   <pic:spPr>
                     <a:xfrm>
                       <a:off x="0" y="0"/>
-                      <a:ext cx="5759775" cy="2387600"/>
+                      <a:ext cx="5724525" cy="2686050"/>
                     </a:xfrm>
                     <a:prstGeom prst="rect"/>
                     <a:ln/>
@@ -23414,152 +23442,84 @@
     <w:p>
       <w:pPr>
         <w:keepNext w:val="1"/>
-        <w:keepLines w:val="0"/>
-        <w:pageBreakBefore w:val="0"/>
-        <w:widowControl w:val="1"/>
-        <w:pBdr>
-          <w:top w:space="0" w:sz="0" w:val="nil"/>
-          <w:left w:space="0" w:sz="0" w:val="nil"/>
-          <w:bottom w:space="0" w:sz="0" w:val="nil"/>
-          <w:right w:space="0" w:sz="0" w:val="nil"/>
-          <w:between w:space="0" w:sz="0" w:val="nil"/>
-        </w:pBdr>
-        <w:shd w:fill="auto" w:val="clear"/>
         <w:spacing w:after="120" w:before="120" w:line="240" w:lineRule="auto"/>
-        <w:ind w:left="0" w:right="0" w:firstLine="0"/>
         <w:jc w:val="center"/>
         <w:rPr>
           <w:rFonts w:ascii="Times New Roman" w:cs="Times New Roman" w:eastAsia="Times New Roman" w:hAnsi="Times New Roman"/>
-          <w:b w:val="0"/>
-          <w:bCs w:val="0"/>
-          <w:i w:val="0"/>
-          <w:iCs w:val="0"/>
-          <w:smallCaps w:val="0"/>
-          <w:strike w:val="0"/>
-          <w:color w:val="000000"/>
+          <w:sz w:val="24"/>
+          <w:szCs w:val="24"/>
+        </w:rPr>
+      </w:pPr>
+      <w:r>
+        <w:rPr>
+          <w:rFonts w:ascii="Times New Roman" w:cs="Times New Roman" w:eastAsia="Times New Roman" w:hAnsi="Times New Roman"/>
           <w:sz w:val="20"/>
           <w:szCs w:val="20"/>
-          <w:u w:val="none"/>
-          <w:shd w:fill="auto" w:val="clear"/>
-          <w:vertAlign w:val="baseline"/>
-        </w:rPr>
-      </w:pPr>
-      <w:r>
-        <w:rPr>
-          <w:rFonts w:ascii="Times New Roman" w:cs="Times New Roman" w:eastAsia="Times New Roman" w:hAnsi="Times New Roman"/>
-          <w:b w:val="0"/>
-          <w:bCs w:val="0"/>
-          <w:i w:val="0"/>
-          <w:iCs w:val="0"/>
-          <w:smallCaps w:val="0"/>
-          <w:strike w:val="0"/>
-          <w:color w:val="000000"/>
+          <w:rtl w:val="0"/>
+        </w:rPr>
+        <w:t xml:space="preserve">Fonte: Os autores (2025)</w:t>
+      </w:r>
+      <w:r>
+        <w:rPr>
+          <w:rtl w:val="0"/>
+        </w:rPr>
+      </w:r>
+    </w:p>
+    <w:p>
+      <w:pPr>
+        <w:spacing w:after="0" w:line="360" w:lineRule="auto"/>
+        <w:ind w:firstLine="709"/>
+        <w:jc w:val="both"/>
+        <w:rPr>
+          <w:rFonts w:ascii="Times New Roman" w:cs="Times New Roman" w:eastAsia="Times New Roman" w:hAnsi="Times New Roman"/>
+          <w:sz w:val="24"/>
+          <w:szCs w:val="24"/>
+        </w:rPr>
+      </w:pPr>
+      <w:r>
+        <w:rPr>
+          <w:rFonts w:ascii="Times New Roman" w:cs="Times New Roman" w:eastAsia="Times New Roman" w:hAnsi="Times New Roman"/>
+          <w:sz w:val="24"/>
+          <w:szCs w:val="24"/>
+          <w:rtl w:val="0"/>
+        </w:rPr>
+        <w:t xml:space="preserve">Na imagem 11, a Tela de Cadastro guia o novo usuário durante a criação de sua conta, solicitando informações essenciais de forma clara e organizada. O design foca na simplicidade e na eficiência, assegurando uma experiência de registro ágil e sem complicações. Atende aos requisitos </w:t>
+      </w:r>
+      <w:r>
+        <w:rPr>
+          <w:rFonts w:ascii="Times New Roman" w:cs="Times New Roman" w:eastAsia="Times New Roman" w:hAnsi="Times New Roman"/>
+          <w:b w:val="1"/>
+          <w:bCs w:val="1"/>
+          <w:sz w:val="24"/>
+          <w:szCs w:val="24"/>
+          <w:rtl w:val="0"/>
+        </w:rPr>
+        <w:t xml:space="preserve">RF002, RF006 e RN006.</w:t>
+      </w:r>
+      <w:r>
+        <w:rPr>
+          <w:rtl w:val="0"/>
+        </w:rPr>
+      </w:r>
+    </w:p>
+    <w:p>
+      <w:pPr>
+        <w:keepNext w:val="1"/>
+        <w:spacing w:after="120" w:before="120" w:line="240" w:lineRule="auto"/>
+        <w:jc w:val="center"/>
+        <w:rPr>
+          <w:rFonts w:ascii="Times New Roman" w:cs="Times New Roman" w:eastAsia="Times New Roman" w:hAnsi="Times New Roman"/>
           <w:sz w:val="20"/>
           <w:szCs w:val="20"/>
-          <w:u w:val="none"/>
-          <w:shd w:fill="auto" w:val="clear"/>
-          <w:vertAlign w:val="baseline"/>
-          <w:rtl w:val="0"/>
-        </w:rPr>
-        <w:t xml:space="preserve">Fonte: Os autores (2025)</w:t>
-      </w:r>
-    </w:p>
-    <w:p>
-      <w:pPr>
-        <w:keepNext w:val="1"/>
-        <w:keepLines w:val="0"/>
-        <w:pageBreakBefore w:val="0"/>
-        <w:widowControl w:val="1"/>
-        <w:pBdr>
-          <w:top w:space="0" w:sz="0" w:val="nil"/>
-          <w:left w:space="0" w:sz="0" w:val="nil"/>
-          <w:bottom w:space="0" w:sz="0" w:val="nil"/>
-          <w:right w:space="0" w:sz="0" w:val="nil"/>
-          <w:between w:space="0" w:sz="0" w:val="nil"/>
-        </w:pBdr>
-        <w:shd w:fill="auto" w:val="clear"/>
-        <w:spacing w:after="120" w:before="120" w:line="240" w:lineRule="auto"/>
-        <w:ind w:left="0" w:right="0" w:firstLine="0"/>
-        <w:jc w:val="center"/>
+        </w:rPr>
+      </w:pPr>
+      <w:bookmarkStart w:colFirst="0" w:colLast="0" w:name="_1cnuki36g4fo" w:id="41"/>
+      <w:bookmarkEnd w:id="41"/>
+      <w:r>
         <w:rPr>
           <w:rFonts w:ascii="Times New Roman" w:cs="Times New Roman" w:eastAsia="Times New Roman" w:hAnsi="Times New Roman"/>
           <w:sz w:val="20"/>
           <w:szCs w:val="20"/>
-        </w:rPr>
-      </w:pPr>
-      <w:r>
-        <w:rPr>
-          <w:rtl w:val="0"/>
-        </w:rPr>
-      </w:r>
-    </w:p>
-    <w:p>
-      <w:pPr>
-        <w:spacing w:after="0" w:line="360" w:lineRule="auto"/>
-        <w:ind w:firstLine="709"/>
-        <w:jc w:val="both"/>
-        <w:rPr>
-          <w:rFonts w:ascii="Times New Roman" w:cs="Times New Roman" w:eastAsia="Times New Roman" w:hAnsi="Times New Roman"/>
-          <w:sz w:val="24"/>
-          <w:szCs w:val="24"/>
-        </w:rPr>
-      </w:pPr>
-      <w:r>
-        <w:rPr>
-          <w:rtl w:val="0"/>
-        </w:rPr>
-      </w:r>
-    </w:p>
-    <w:p>
-      <w:pPr>
-        <w:keepNext w:val="1"/>
-        <w:keepLines w:val="0"/>
-        <w:pageBreakBefore w:val="0"/>
-        <w:widowControl w:val="1"/>
-        <w:pBdr>
-          <w:top w:space="0" w:sz="0" w:val="nil"/>
-          <w:left w:space="0" w:sz="0" w:val="nil"/>
-          <w:bottom w:space="0" w:sz="0" w:val="nil"/>
-          <w:right w:space="0" w:sz="0" w:val="nil"/>
-          <w:between w:space="0" w:sz="0" w:val="nil"/>
-        </w:pBdr>
-        <w:shd w:fill="auto" w:val="clear"/>
-        <w:spacing w:after="120" w:before="120" w:line="240" w:lineRule="auto"/>
-        <w:ind w:left="0" w:right="0" w:firstLine="0"/>
-        <w:jc w:val="center"/>
-        <w:rPr>
-          <w:rFonts w:ascii="Times New Roman" w:cs="Times New Roman" w:eastAsia="Times New Roman" w:hAnsi="Times New Roman"/>
-          <w:b w:val="0"/>
-          <w:bCs w:val="0"/>
-          <w:i w:val="0"/>
-          <w:iCs w:val="0"/>
-          <w:smallCaps w:val="0"/>
-          <w:strike w:val="0"/>
-          <w:color w:val="000000"/>
-          <w:sz w:val="20"/>
-          <w:szCs w:val="20"/>
-          <w:u w:val="none"/>
-          <w:shd w:fill="auto" w:val="clear"/>
-          <w:vertAlign w:val="baseline"/>
-        </w:rPr>
-      </w:pPr>
-      <w:bookmarkStart w:colFirst="0" w:colLast="0" w:name="_knlkoe8p4x5x" w:id="41"/>
-      <w:bookmarkEnd w:id="41"/>
-      <w:r>
-        <w:rPr>
-          <w:rFonts w:ascii="Times New Roman" w:cs="Times New Roman" w:eastAsia="Times New Roman" w:hAnsi="Times New Roman"/>
-          <w:b w:val="0"/>
-          <w:bCs w:val="0"/>
-          <w:i w:val="0"/>
-          <w:iCs w:val="0"/>
-          <w:smallCaps w:val="0"/>
-          <w:strike w:val="0"/>
-          <w:color w:val="000000"/>
-          <w:sz w:val="20"/>
-          <w:szCs w:val="20"/>
-          <w:u w:val="none"/>
-          <w:shd w:fill="auto" w:val="clear"/>
-          <w:vertAlign w:val="baseline"/>
           <w:rtl w:val="0"/>
         </w:rPr>
         <w:t xml:space="preserve">Figura 11 - Tela de Cadastro</w:t>
@@ -23575,15 +23535,15 @@
       <w:r>
         <w:rPr/>
         <w:drawing>
-          <wp:inline distB="114300" distT="114300" distL="114300" distR="114300">
-            <wp:extent cx="5759775" cy="2400300"/>
+          <wp:inline distB="0" distT="0" distL="0" distR="0">
+            <wp:extent cx="5724525" cy="2676525"/>
             <wp:effectExtent b="0" l="0" r="0" t="0"/>
-            <wp:docPr id="35" name="image29.png"/>
+            <wp:docPr descr="Tela de computador com fundo escuro&#10;&#10;O conteúdo gerado por IA pode estar incorreto." id="17" name="image13.png"/>
             <a:graphic>
               <a:graphicData uri="http://schemas.openxmlformats.org/drawingml/2006/picture">
                 <pic:pic>
                   <pic:nvPicPr>
-                    <pic:cNvPr id="0" name="image29.png"/>
+                    <pic:cNvPr descr="Tela de computador com fundo escuro&#10;&#10;O conteúdo gerado por IA pode estar incorreto." id="0" name="image13.png"/>
                     <pic:cNvPicPr preferRelativeResize="0"/>
                   </pic:nvPicPr>
                   <pic:blipFill>
@@ -23596,7 +23556,7 @@
                   <pic:spPr>
                     <a:xfrm>
                       <a:off x="0" y="0"/>
-                      <a:ext cx="5759775" cy="2400300"/>
+                      <a:ext cx="5724525" cy="2676525"/>
                     </a:xfrm>
                     <a:prstGeom prst="rect"/>
                     <a:ln/>
@@ -23616,51 +23576,19 @@
     <w:p>
       <w:pPr>
         <w:keepNext w:val="1"/>
-        <w:keepLines w:val="0"/>
-        <w:pageBreakBefore w:val="0"/>
-        <w:widowControl w:val="1"/>
-        <w:pBdr>
-          <w:top w:space="0" w:sz="0" w:val="nil"/>
-          <w:left w:space="0" w:sz="0" w:val="nil"/>
-          <w:bottom w:space="0" w:sz="0" w:val="nil"/>
-          <w:right w:space="0" w:sz="0" w:val="nil"/>
-          <w:between w:space="0" w:sz="0" w:val="nil"/>
-        </w:pBdr>
-        <w:shd w:fill="auto" w:val="clear"/>
         <w:spacing w:after="120" w:before="120" w:line="240" w:lineRule="auto"/>
-        <w:ind w:left="0" w:right="0" w:firstLine="0"/>
         <w:jc w:val="center"/>
         <w:rPr>
           <w:rFonts w:ascii="Times New Roman" w:cs="Times New Roman" w:eastAsia="Times New Roman" w:hAnsi="Times New Roman"/>
-          <w:b w:val="0"/>
-          <w:bCs w:val="0"/>
-          <w:i w:val="0"/>
-          <w:iCs w:val="0"/>
-          <w:smallCaps w:val="0"/>
-          <w:strike w:val="0"/>
-          <w:color w:val="000000"/>
-          <w:sz w:val="24"/>
-          <w:szCs w:val="24"/>
-          <w:u w:val="none"/>
-          <w:shd w:fill="auto" w:val="clear"/>
-          <w:vertAlign w:val="baseline"/>
-        </w:rPr>
-      </w:pPr>
-      <w:r>
-        <w:rPr>
-          <w:rFonts w:ascii="Times New Roman" w:cs="Times New Roman" w:eastAsia="Times New Roman" w:hAnsi="Times New Roman"/>
-          <w:b w:val="0"/>
-          <w:bCs w:val="0"/>
-          <w:i w:val="0"/>
-          <w:iCs w:val="0"/>
-          <w:smallCaps w:val="0"/>
-          <w:strike w:val="0"/>
-          <w:color w:val="000000"/>
+          <w:sz w:val="24"/>
+          <w:szCs w:val="24"/>
+        </w:rPr>
+      </w:pPr>
+      <w:r>
+        <w:rPr>
+          <w:rFonts w:ascii="Times New Roman" w:cs="Times New Roman" w:eastAsia="Times New Roman" w:hAnsi="Times New Roman"/>
           <w:sz w:val="20"/>
           <w:szCs w:val="20"/>
-          <w:u w:val="none"/>
-          <w:shd w:fill="auto" w:val="clear"/>
-          <w:vertAlign w:val="baseline"/>
           <w:rtl w:val="0"/>
         </w:rPr>
         <w:t xml:space="preserve">Fonte: Os autores (2025)</w:t>
@@ -23700,6 +23628,26 @@
       </w:pPr>
       <w:r>
         <w:rPr>
+          <w:rFonts w:ascii="Times New Roman" w:cs="Times New Roman" w:eastAsia="Times New Roman" w:hAnsi="Times New Roman"/>
+          <w:sz w:val="24"/>
+          <w:szCs w:val="24"/>
+          <w:rtl w:val="0"/>
+        </w:rPr>
+        <w:t xml:space="preserve">Na imagem 12, a Tela de Login fornece um acesso seguro e direto à plataforma para usuários já cadastrados. Com campos bem definidos para e-mail e senha, a interface prioriza a clareza e a facilidade de uso, permitindo um retorno rápido à conta do usuário. Atende aos requisitos </w:t>
+      </w:r>
+      <w:r>
+        <w:rPr>
+          <w:rFonts w:ascii="Times New Roman" w:cs="Times New Roman" w:eastAsia="Times New Roman" w:hAnsi="Times New Roman"/>
+          <w:b w:val="1"/>
+          <w:bCs w:val="1"/>
+          <w:sz w:val="24"/>
+          <w:szCs w:val="24"/>
+          <w:rtl w:val="0"/>
+        </w:rPr>
+        <w:t xml:space="preserve">RF001 e RN005.</w:t>
+      </w:r>
+      <w:r>
+        <w:rPr>
           <w:rtl w:val="0"/>
         </w:rPr>
       </w:r>
@@ -23723,53 +23671,21 @@
     <w:p>
       <w:pPr>
         <w:keepNext w:val="1"/>
-        <w:keepLines w:val="0"/>
-        <w:pageBreakBefore w:val="0"/>
-        <w:widowControl w:val="1"/>
-        <w:pBdr>
-          <w:top w:space="0" w:sz="0" w:val="nil"/>
-          <w:left w:space="0" w:sz="0" w:val="nil"/>
-          <w:bottom w:space="0" w:sz="0" w:val="nil"/>
-          <w:right w:space="0" w:sz="0" w:val="nil"/>
-          <w:between w:space="0" w:sz="0" w:val="nil"/>
-        </w:pBdr>
-        <w:shd w:fill="auto" w:val="clear"/>
         <w:spacing w:after="120" w:before="120" w:line="240" w:lineRule="auto"/>
-        <w:ind w:left="0" w:right="0" w:firstLine="0"/>
         <w:jc w:val="center"/>
         <w:rPr>
           <w:rFonts w:ascii="Times New Roman" w:cs="Times New Roman" w:eastAsia="Times New Roman" w:hAnsi="Times New Roman"/>
-          <w:b w:val="0"/>
-          <w:bCs w:val="0"/>
-          <w:i w:val="0"/>
-          <w:iCs w:val="0"/>
-          <w:smallCaps w:val="0"/>
-          <w:strike w:val="0"/>
-          <w:color w:val="000000"/>
           <w:sz w:val="20"/>
           <w:szCs w:val="20"/>
-          <w:u w:val="none"/>
-          <w:shd w:fill="auto" w:val="clear"/>
-          <w:vertAlign w:val="baseline"/>
-        </w:rPr>
-      </w:pPr>
-      <w:bookmarkStart w:colFirst="0" w:colLast="0" w:name="_vun6x0lt9ku1" w:id="42"/>
+        </w:rPr>
+      </w:pPr>
+      <w:bookmarkStart w:colFirst="0" w:colLast="0" w:name="_bgd0dytlzvzu" w:id="42"/>
       <w:bookmarkEnd w:id="42"/>
       <w:r>
         <w:rPr>
           <w:rFonts w:ascii="Times New Roman" w:cs="Times New Roman" w:eastAsia="Times New Roman" w:hAnsi="Times New Roman"/>
-          <w:b w:val="0"/>
-          <w:bCs w:val="0"/>
-          <w:i w:val="0"/>
-          <w:iCs w:val="0"/>
-          <w:smallCaps w:val="0"/>
-          <w:strike w:val="0"/>
-          <w:color w:val="000000"/>
           <w:sz w:val="20"/>
           <w:szCs w:val="20"/>
-          <w:u w:val="none"/>
-          <w:shd w:fill="auto" w:val="clear"/>
-          <w:vertAlign w:val="baseline"/>
           <w:rtl w:val="0"/>
         </w:rPr>
         <w:t xml:space="preserve">Figura 12 - Tela de Login</w:t>
@@ -23785,15 +23701,15 @@
       <w:r>
         <w:rPr/>
         <w:drawing>
-          <wp:inline distB="114300" distT="114300" distL="114300" distR="114300">
-            <wp:extent cx="5759775" cy="2413000"/>
+          <wp:inline distB="0" distT="0" distL="0" distR="0">
+            <wp:extent cx="5724525" cy="2667000"/>
             <wp:effectExtent b="0" l="0" r="0" t="0"/>
-            <wp:docPr id="6" name="image4.png"/>
+            <wp:docPr descr="Interface gráfica do usuário, Aplicativo&#10;&#10;O conteúdo gerado por IA pode estar incorreto." id="9" name="image15.png"/>
             <a:graphic>
               <a:graphicData uri="http://schemas.openxmlformats.org/drawingml/2006/picture">
                 <pic:pic>
                   <pic:nvPicPr>
-                    <pic:cNvPr id="0" name="image4.png"/>
+                    <pic:cNvPr descr="Interface gráfica do usuário, Aplicativo&#10;&#10;O conteúdo gerado por IA pode estar incorreto." id="0" name="image15.png"/>
                     <pic:cNvPicPr preferRelativeResize="0"/>
                   </pic:nvPicPr>
                   <pic:blipFill>
@@ -23806,7 +23722,7 @@
                   <pic:spPr>
                     <a:xfrm>
                       <a:off x="0" y="0"/>
-                      <a:ext cx="5759775" cy="2413000"/>
+                      <a:ext cx="5724525" cy="2667000"/>
                     </a:xfrm>
                     <a:prstGeom prst="rect"/>
                     <a:ln/>
@@ -23826,19 +23742,7 @@
     <w:p>
       <w:pPr>
         <w:keepNext w:val="1"/>
-        <w:keepLines w:val="0"/>
-        <w:pageBreakBefore w:val="0"/>
-        <w:widowControl w:val="1"/>
-        <w:pBdr>
-          <w:top w:space="0" w:sz="0" w:val="nil"/>
-          <w:left w:space="0" w:sz="0" w:val="nil"/>
-          <w:bottom w:space="0" w:sz="0" w:val="nil"/>
-          <w:right w:space="0" w:sz="0" w:val="nil"/>
-          <w:between w:space="0" w:sz="0" w:val="nil"/>
-        </w:pBdr>
-        <w:shd w:fill="auto" w:val="clear"/>
         <w:spacing w:after="120" w:before="120" w:line="240" w:lineRule="auto"/>
-        <w:ind w:left="0" w:right="0" w:firstLine="0"/>
         <w:jc w:val="center"/>
         <w:rPr>
           <w:rFonts w:ascii="Times New Roman" w:cs="Times New Roman" w:eastAsia="Times New Roman" w:hAnsi="Times New Roman"/>
@@ -23849,18 +23753,8 @@
       <w:r>
         <w:rPr>
           <w:rFonts w:ascii="Times New Roman" w:cs="Times New Roman" w:eastAsia="Times New Roman" w:hAnsi="Times New Roman"/>
-          <w:b w:val="0"/>
-          <w:bCs w:val="0"/>
-          <w:i w:val="0"/>
-          <w:iCs w:val="0"/>
-          <w:smallCaps w:val="0"/>
-          <w:strike w:val="0"/>
-          <w:color w:val="000000"/>
           <w:sz w:val="20"/>
           <w:szCs w:val="20"/>
-          <w:u w:val="none"/>
-          <w:shd w:fill="auto" w:val="clear"/>
-          <w:vertAlign w:val="baseline"/>
           <w:rtl w:val="0"/>
         </w:rPr>
         <w:t xml:space="preserve">Fonte: Os autores (2025)</w:t>
@@ -23874,35 +23768,50 @@
     <w:p>
       <w:pPr>
         <w:spacing w:after="0" w:line="360" w:lineRule="auto"/>
-        <w:ind w:firstLine="709"/>
-        <w:jc w:val="both"/>
+        <w:jc w:val="both"/>
+        <w:rPr>
+          <w:rFonts w:ascii="Times New Roman" w:cs="Times New Roman" w:eastAsia="Times New Roman" w:hAnsi="Times New Roman"/>
+          <w:sz w:val="24"/>
+          <w:szCs w:val="24"/>
+        </w:rPr>
+      </w:pPr>
+      <w:r>
+        <w:rPr>
+          <w:rtl w:val="0"/>
+        </w:rPr>
+      </w:r>
+    </w:p>
+    <w:p>
+      <w:pPr>
+        <w:spacing w:after="0" w:line="360" w:lineRule="auto"/>
+        <w:ind w:firstLine="709"/>
+        <w:jc w:val="both"/>
+        <w:rPr>
+          <w:rFonts w:ascii="Times New Roman" w:cs="Times New Roman" w:eastAsia="Times New Roman" w:hAnsi="Times New Roman"/>
+          <w:sz w:val="24"/>
+          <w:szCs w:val="24"/>
+        </w:rPr>
+      </w:pPr>
+      <w:r>
+        <w:rPr>
+          <w:rFonts w:ascii="Times New Roman" w:cs="Times New Roman" w:eastAsia="Times New Roman" w:hAnsi="Times New Roman"/>
+          <w:sz w:val="24"/>
+          <w:szCs w:val="24"/>
+          <w:rtl w:val="0"/>
+        </w:rPr>
+        <w:t xml:space="preserve">Na imagem 13, a Tela de Redefinição de Senha oferece um fluxo seguro e intuitivo para recuperação de acesso, garantindo que o usuário possa restabelecer suas credenciais de forma autônoma e protegida. Atende ao requisito </w:t>
+      </w:r>
+      <w:r>
         <w:rPr>
           <w:rFonts w:ascii="Times New Roman" w:cs="Times New Roman" w:eastAsia="Times New Roman" w:hAnsi="Times New Roman"/>
           <w:b w:val="1"/>
           <w:bCs w:val="1"/>
           <w:sz w:val="24"/>
           <w:szCs w:val="24"/>
-        </w:rPr>
-      </w:pPr>
-      <w:r>
-        <w:rPr>
-          <w:rtl w:val="0"/>
-        </w:rPr>
-      </w:r>
-    </w:p>
-    <w:p>
-      <w:pPr>
-        <w:spacing w:after="0" w:line="360" w:lineRule="auto"/>
-        <w:ind w:firstLine="709"/>
-        <w:jc w:val="both"/>
-        <w:rPr>
-          <w:rFonts w:ascii="Times New Roman" w:cs="Times New Roman" w:eastAsia="Times New Roman" w:hAnsi="Times New Roman"/>
-          <w:b w:val="1"/>
-          <w:bCs w:val="1"/>
-          <w:sz w:val="24"/>
-          <w:szCs w:val="24"/>
-        </w:rPr>
-      </w:pPr>
+          <w:rtl w:val="0"/>
+        </w:rPr>
+        <w:t xml:space="preserve">RF001.</w:t>
+      </w:r>
       <w:r>
         <w:rPr>
           <w:rtl w:val="0"/>
@@ -23912,53 +23821,21 @@
     <w:p>
       <w:pPr>
         <w:keepNext w:val="1"/>
-        <w:keepLines w:val="0"/>
-        <w:pageBreakBefore w:val="0"/>
-        <w:widowControl w:val="1"/>
-        <w:pBdr>
-          <w:top w:space="0" w:sz="0" w:val="nil"/>
-          <w:left w:space="0" w:sz="0" w:val="nil"/>
-          <w:bottom w:space="0" w:sz="0" w:val="nil"/>
-          <w:right w:space="0" w:sz="0" w:val="nil"/>
-          <w:between w:space="0" w:sz="0" w:val="nil"/>
-        </w:pBdr>
-        <w:shd w:fill="auto" w:val="clear"/>
         <w:spacing w:after="120" w:before="120" w:line="240" w:lineRule="auto"/>
-        <w:ind w:left="0" w:right="0" w:firstLine="0"/>
         <w:jc w:val="center"/>
         <w:rPr>
           <w:rFonts w:ascii="Times New Roman" w:cs="Times New Roman" w:eastAsia="Times New Roman" w:hAnsi="Times New Roman"/>
-          <w:b w:val="0"/>
-          <w:bCs w:val="0"/>
-          <w:i w:val="0"/>
-          <w:iCs w:val="0"/>
-          <w:smallCaps w:val="0"/>
-          <w:strike w:val="0"/>
-          <w:color w:val="000000"/>
           <w:sz w:val="20"/>
           <w:szCs w:val="20"/>
-          <w:u w:val="none"/>
-          <w:shd w:fill="auto" w:val="clear"/>
-          <w:vertAlign w:val="baseline"/>
-        </w:rPr>
-      </w:pPr>
-      <w:bookmarkStart w:colFirst="0" w:colLast="0" w:name="_hd91bk803rl3" w:id="43"/>
+        </w:rPr>
+      </w:pPr>
+      <w:bookmarkStart w:colFirst="0" w:colLast="0" w:name="_z5gitgvdam7z" w:id="43"/>
       <w:bookmarkEnd w:id="43"/>
       <w:r>
         <w:rPr>
           <w:rFonts w:ascii="Times New Roman" w:cs="Times New Roman" w:eastAsia="Times New Roman" w:hAnsi="Times New Roman"/>
-          <w:b w:val="0"/>
-          <w:bCs w:val="0"/>
-          <w:i w:val="0"/>
-          <w:iCs w:val="0"/>
-          <w:smallCaps w:val="0"/>
-          <w:strike w:val="0"/>
-          <w:color w:val="000000"/>
           <w:sz w:val="20"/>
           <w:szCs w:val="20"/>
-          <w:u w:val="none"/>
-          <w:shd w:fill="auto" w:val="clear"/>
-          <w:vertAlign w:val="baseline"/>
           <w:rtl w:val="0"/>
         </w:rPr>
         <w:t xml:space="preserve">Figura 13 - Tela de Redefinição de Senha</w:t>
@@ -23974,15 +23851,15 @@
       <w:r>
         <w:rPr/>
         <w:drawing>
-          <wp:inline distB="114300" distT="114300" distL="114300" distR="114300">
-            <wp:extent cx="5759775" cy="2413000"/>
+          <wp:inline distB="0" distT="0" distL="0" distR="0">
+            <wp:extent cx="5724525" cy="2686050"/>
             <wp:effectExtent b="0" l="0" r="0" t="0"/>
-            <wp:docPr id="36" name="image31.png"/>
+            <wp:docPr descr="Interface gráfica do usuário, Aplicativo, Site&#10;&#10;O conteúdo gerado por IA pode estar incorreto." id="10" name="image17.png"/>
             <a:graphic>
               <a:graphicData uri="http://schemas.openxmlformats.org/drawingml/2006/picture">
                 <pic:pic>
                   <pic:nvPicPr>
-                    <pic:cNvPr id="0" name="image31.png"/>
+                    <pic:cNvPr descr="Interface gráfica do usuário, Aplicativo, Site&#10;&#10;O conteúdo gerado por IA pode estar incorreto." id="0" name="image17.png"/>
                     <pic:cNvPicPr preferRelativeResize="0"/>
                   </pic:nvPicPr>
                   <pic:blipFill>
@@ -23995,7 +23872,7 @@
                   <pic:spPr>
                     <a:xfrm>
                       <a:off x="0" y="0"/>
-                      <a:ext cx="5759775" cy="2413000"/>
+                      <a:ext cx="5724525" cy="2686050"/>
                     </a:xfrm>
                     <a:prstGeom prst="rect"/>
                     <a:ln/>
@@ -24015,51 +23892,19 @@
     <w:p>
       <w:pPr>
         <w:keepNext w:val="1"/>
-        <w:keepLines w:val="0"/>
-        <w:pageBreakBefore w:val="0"/>
-        <w:widowControl w:val="1"/>
-        <w:pBdr>
-          <w:top w:space="0" w:sz="0" w:val="nil"/>
-          <w:left w:space="0" w:sz="0" w:val="nil"/>
-          <w:bottom w:space="0" w:sz="0" w:val="nil"/>
-          <w:right w:space="0" w:sz="0" w:val="nil"/>
-          <w:between w:space="0" w:sz="0" w:val="nil"/>
-        </w:pBdr>
-        <w:shd w:fill="auto" w:val="clear"/>
         <w:spacing w:after="120" w:before="120" w:line="240" w:lineRule="auto"/>
-        <w:ind w:left="0" w:right="0" w:firstLine="0"/>
         <w:jc w:val="center"/>
         <w:rPr>
           <w:rFonts w:ascii="Times New Roman" w:cs="Times New Roman" w:eastAsia="Times New Roman" w:hAnsi="Times New Roman"/>
-          <w:b w:val="0"/>
-          <w:bCs w:val="0"/>
-          <w:i w:val="0"/>
-          <w:iCs w:val="0"/>
-          <w:smallCaps w:val="0"/>
-          <w:strike w:val="0"/>
-          <w:color w:val="000000"/>
           <w:sz w:val="20"/>
           <w:szCs w:val="20"/>
-          <w:u w:val="none"/>
-          <w:shd w:fill="auto" w:val="clear"/>
-          <w:vertAlign w:val="baseline"/>
-        </w:rPr>
-      </w:pPr>
-      <w:r>
-        <w:rPr>
-          <w:rFonts w:ascii="Times New Roman" w:cs="Times New Roman" w:eastAsia="Times New Roman" w:hAnsi="Times New Roman"/>
-          <w:b w:val="0"/>
-          <w:bCs w:val="0"/>
-          <w:i w:val="0"/>
-          <w:iCs w:val="0"/>
-          <w:smallCaps w:val="0"/>
-          <w:strike w:val="0"/>
-          <w:color w:val="000000"/>
+        </w:rPr>
+      </w:pPr>
+      <w:r>
+        <w:rPr>
+          <w:rFonts w:ascii="Times New Roman" w:cs="Times New Roman" w:eastAsia="Times New Roman" w:hAnsi="Times New Roman"/>
           <w:sz w:val="20"/>
           <w:szCs w:val="20"/>
-          <w:u w:val="none"/>
-          <w:shd w:fill="auto" w:val="clear"/>
-          <w:vertAlign w:val="baseline"/>
           <w:rtl w:val="0"/>
         </w:rPr>
         <w:t xml:space="preserve">Fonte: Os autores (2025)</w:t>
@@ -24168,6 +24013,1717 @@
     </w:p>
     <w:p>
       <w:pPr>
+        <w:spacing w:after="0" w:line="360" w:lineRule="auto"/>
+        <w:jc w:val="both"/>
+        <w:rPr>
+          <w:rFonts w:ascii="Times New Roman" w:cs="Times New Roman" w:eastAsia="Times New Roman" w:hAnsi="Times New Roman"/>
+          <w:sz w:val="24"/>
+          <w:szCs w:val="24"/>
+        </w:rPr>
+      </w:pPr>
+      <w:r>
+        <w:rPr>
+          <w:rtl w:val="0"/>
+        </w:rPr>
+      </w:r>
+    </w:p>
+    <w:p>
+      <w:pPr>
+        <w:spacing w:after="0" w:line="360" w:lineRule="auto"/>
+        <w:ind w:firstLine="709"/>
+        <w:jc w:val="both"/>
+        <w:rPr>
+          <w:rFonts w:ascii="Times New Roman" w:cs="Times New Roman" w:eastAsia="Times New Roman" w:hAnsi="Times New Roman"/>
+          <w:sz w:val="24"/>
+          <w:szCs w:val="24"/>
+        </w:rPr>
+      </w:pPr>
+      <w:r>
+        <w:rPr>
+          <w:rFonts w:ascii="Times New Roman" w:cs="Times New Roman" w:eastAsia="Times New Roman" w:hAnsi="Times New Roman"/>
+          <w:sz w:val="24"/>
+          <w:szCs w:val="24"/>
+          <w:rtl w:val="0"/>
+        </w:rPr>
+        <w:t xml:space="preserve">Na imagem 14, a Tela Principal pós Login apresenta ao usuário uma visão consolidada de suas principais opções e informações relevantes após a autenticação no sistema. A interface oferece acesso rápido às funcionalidades mais utilizadas, como agendamento de aulas, histórico de treinos e academias favoritas, organizadas de forma intuitiva para facilitar a navegação. Atende aos requisitos </w:t>
+      </w:r>
+      <w:r>
+        <w:rPr>
+          <w:rFonts w:ascii="Times New Roman" w:cs="Times New Roman" w:eastAsia="Times New Roman" w:hAnsi="Times New Roman"/>
+          <w:b w:val="1"/>
+          <w:bCs w:val="1"/>
+          <w:sz w:val="24"/>
+          <w:szCs w:val="24"/>
+          <w:rtl w:val="0"/>
+        </w:rPr>
+        <w:t xml:space="preserve">RF004</w:t>
+      </w:r>
+      <w:r>
+        <w:rPr>
+          <w:rFonts w:ascii="Times New Roman" w:cs="Times New Roman" w:eastAsia="Times New Roman" w:hAnsi="Times New Roman"/>
+          <w:sz w:val="24"/>
+          <w:szCs w:val="24"/>
+          <w:rtl w:val="0"/>
+        </w:rPr>
+        <w:t xml:space="preserve">, </w:t>
+      </w:r>
+      <w:r>
+        <w:rPr>
+          <w:rFonts w:ascii="Times New Roman" w:cs="Times New Roman" w:eastAsia="Times New Roman" w:hAnsi="Times New Roman"/>
+          <w:b w:val="1"/>
+          <w:bCs w:val="1"/>
+          <w:sz w:val="24"/>
+          <w:szCs w:val="24"/>
+          <w:rtl w:val="0"/>
+        </w:rPr>
+        <w:t xml:space="preserve">RF005</w:t>
+      </w:r>
+      <w:r>
+        <w:rPr>
+          <w:rFonts w:ascii="Times New Roman" w:cs="Times New Roman" w:eastAsia="Times New Roman" w:hAnsi="Times New Roman"/>
+          <w:sz w:val="24"/>
+          <w:szCs w:val="24"/>
+          <w:rtl w:val="0"/>
+        </w:rPr>
+        <w:t xml:space="preserve">, </w:t>
+      </w:r>
+      <w:r>
+        <w:rPr>
+          <w:rFonts w:ascii="Times New Roman" w:cs="Times New Roman" w:eastAsia="Times New Roman" w:hAnsi="Times New Roman"/>
+          <w:b w:val="1"/>
+          <w:bCs w:val="1"/>
+          <w:sz w:val="24"/>
+          <w:szCs w:val="24"/>
+          <w:rtl w:val="0"/>
+        </w:rPr>
+        <w:t xml:space="preserve">RF006</w:t>
+      </w:r>
+      <w:r>
+        <w:rPr>
+          <w:rFonts w:ascii="Times New Roman" w:cs="Times New Roman" w:eastAsia="Times New Roman" w:hAnsi="Times New Roman"/>
+          <w:sz w:val="24"/>
+          <w:szCs w:val="24"/>
+          <w:rtl w:val="0"/>
+        </w:rPr>
+        <w:t xml:space="preserve">, </w:t>
+      </w:r>
+      <w:r>
+        <w:rPr>
+          <w:rFonts w:ascii="Times New Roman" w:cs="Times New Roman" w:eastAsia="Times New Roman" w:hAnsi="Times New Roman"/>
+          <w:b w:val="1"/>
+          <w:bCs w:val="1"/>
+          <w:sz w:val="24"/>
+          <w:szCs w:val="24"/>
+          <w:rtl w:val="0"/>
+        </w:rPr>
+        <w:t xml:space="preserve">RF012</w:t>
+      </w:r>
+      <w:r>
+        <w:rPr>
+          <w:rFonts w:ascii="Times New Roman" w:cs="Times New Roman" w:eastAsia="Times New Roman" w:hAnsi="Times New Roman"/>
+          <w:sz w:val="24"/>
+          <w:szCs w:val="24"/>
+          <w:rtl w:val="0"/>
+        </w:rPr>
+        <w:t xml:space="preserve">, </w:t>
+      </w:r>
+      <w:r>
+        <w:rPr>
+          <w:rFonts w:ascii="Times New Roman" w:cs="Times New Roman" w:eastAsia="Times New Roman" w:hAnsi="Times New Roman"/>
+          <w:b w:val="1"/>
+          <w:bCs w:val="1"/>
+          <w:sz w:val="24"/>
+          <w:szCs w:val="24"/>
+          <w:rtl w:val="0"/>
+        </w:rPr>
+        <w:t xml:space="preserve">RN001</w:t>
+      </w:r>
+      <w:r>
+        <w:rPr>
+          <w:rFonts w:ascii="Times New Roman" w:cs="Times New Roman" w:eastAsia="Times New Roman" w:hAnsi="Times New Roman"/>
+          <w:sz w:val="24"/>
+          <w:szCs w:val="24"/>
+          <w:rtl w:val="0"/>
+        </w:rPr>
+        <w:t xml:space="preserve"> e </w:t>
+      </w:r>
+      <w:r>
+        <w:rPr>
+          <w:rFonts w:ascii="Times New Roman" w:cs="Times New Roman" w:eastAsia="Times New Roman" w:hAnsi="Times New Roman"/>
+          <w:b w:val="1"/>
+          <w:bCs w:val="1"/>
+          <w:sz w:val="24"/>
+          <w:szCs w:val="24"/>
+          <w:rtl w:val="0"/>
+        </w:rPr>
+        <w:t xml:space="preserve">RN002</w:t>
+      </w:r>
+      <w:r>
+        <w:rPr>
+          <w:rFonts w:ascii="Times New Roman" w:cs="Times New Roman" w:eastAsia="Times New Roman" w:hAnsi="Times New Roman"/>
+          <w:sz w:val="24"/>
+          <w:szCs w:val="24"/>
+          <w:rtl w:val="0"/>
+        </w:rPr>
+        <w:t xml:space="preserve">.</w:t>
+      </w:r>
+    </w:p>
+    <w:p>
+      <w:pPr>
+        <w:keepNext w:val="1"/>
+        <w:spacing w:after="120" w:before="120" w:line="240" w:lineRule="auto"/>
+        <w:jc w:val="center"/>
+        <w:rPr>
+          <w:rFonts w:ascii="Times New Roman" w:cs="Times New Roman" w:eastAsia="Times New Roman" w:hAnsi="Times New Roman"/>
+          <w:sz w:val="20"/>
+          <w:szCs w:val="20"/>
+        </w:rPr>
+      </w:pPr>
+      <w:bookmarkStart w:colFirst="0" w:colLast="0" w:name="_gpdxzfbhaho7" w:id="44"/>
+      <w:bookmarkEnd w:id="44"/>
+      <w:r>
+        <w:rPr>
+          <w:rFonts w:ascii="Times New Roman" w:cs="Times New Roman" w:eastAsia="Times New Roman" w:hAnsi="Times New Roman"/>
+          <w:sz w:val="20"/>
+          <w:szCs w:val="20"/>
+          <w:rtl w:val="0"/>
+        </w:rPr>
+        <w:t xml:space="preserve">Figura 14 - Tela Principal pós Login</w:t>
+      </w:r>
+    </w:p>
+    <w:p>
+      <w:pPr>
+        <w:keepNext w:val="1"/>
+        <w:spacing w:after="0" w:line="360" w:lineRule="auto"/>
+        <w:jc w:val="both"/>
+        <w:rPr/>
+      </w:pPr>
+      <w:r>
+        <w:rPr>
+          <w:rFonts w:ascii="Times New Roman" w:cs="Times New Roman" w:eastAsia="Times New Roman" w:hAnsi="Times New Roman"/>
+          <w:sz w:val="24"/>
+          <w:szCs w:val="24"/>
+        </w:rPr>
+        <w:drawing>
+          <wp:inline distB="0" distT="0" distL="0" distR="0">
+            <wp:extent cx="5687219" cy="2772162"/>
+            <wp:effectExtent b="0" l="0" r="0" t="0"/>
+            <wp:docPr descr="Interface gráfica do usuário, Site&#10;&#10;O conteúdo gerado por IA pode estar incorreto." id="20" name="image16.png"/>
+            <a:graphic>
+              <a:graphicData uri="http://schemas.openxmlformats.org/drawingml/2006/picture">
+                <pic:pic>
+                  <pic:nvPicPr>
+                    <pic:cNvPr descr="Interface gráfica do usuário, Site&#10;&#10;O conteúdo gerado por IA pode estar incorreto." id="0" name="image16.png"/>
+                    <pic:cNvPicPr preferRelativeResize="0"/>
+                  </pic:nvPicPr>
+                  <pic:blipFill>
+                    <a:blip r:embed="rId24"/>
+                    <a:srcRect b="0" l="0" r="0" t="0"/>
+                    <a:stretch>
+                      <a:fillRect/>
+                    </a:stretch>
+                  </pic:blipFill>
+                  <pic:spPr>
+                    <a:xfrm>
+                      <a:off x="0" y="0"/>
+                      <a:ext cx="5687219" cy="2772162"/>
+                    </a:xfrm>
+                    <a:prstGeom prst="rect"/>
+                    <a:ln/>
+                  </pic:spPr>
+                </pic:pic>
+              </a:graphicData>
+            </a:graphic>
+          </wp:inline>
+        </w:drawing>
+      </w:r>
+      <w:r>
+        <w:rPr>
+          <w:rtl w:val="0"/>
+        </w:rPr>
+      </w:r>
+    </w:p>
+    <w:p>
+      <w:pPr>
+        <w:keepNext w:val="1"/>
+        <w:spacing w:after="120" w:before="120" w:line="240" w:lineRule="auto"/>
+        <w:jc w:val="center"/>
+        <w:rPr>
+          <w:rFonts w:ascii="Times New Roman" w:cs="Times New Roman" w:eastAsia="Times New Roman" w:hAnsi="Times New Roman"/>
+          <w:sz w:val="20"/>
+          <w:szCs w:val="20"/>
+        </w:rPr>
+      </w:pPr>
+      <w:r>
+        <w:rPr>
+          <w:rFonts w:ascii="Times New Roman" w:cs="Times New Roman" w:eastAsia="Times New Roman" w:hAnsi="Times New Roman"/>
+          <w:sz w:val="20"/>
+          <w:szCs w:val="20"/>
+          <w:rtl w:val="0"/>
+        </w:rPr>
+        <w:t xml:space="preserve">Fonte: Os autores (2025)</w:t>
+      </w:r>
+    </w:p>
+    <w:p>
+      <w:pPr>
+        <w:rPr/>
+      </w:pPr>
+      <w:r>
+        <w:rPr>
+          <w:rtl w:val="0"/>
+        </w:rPr>
+      </w:r>
+    </w:p>
+    <w:p>
+      <w:pPr>
+        <w:spacing w:after="0" w:line="360" w:lineRule="auto"/>
+        <w:ind w:firstLine="709"/>
+        <w:jc w:val="both"/>
+        <w:rPr>
+          <w:rFonts w:ascii="Times New Roman" w:cs="Times New Roman" w:eastAsia="Times New Roman" w:hAnsi="Times New Roman"/>
+          <w:sz w:val="24"/>
+          <w:szCs w:val="24"/>
+        </w:rPr>
+      </w:pPr>
+      <w:r>
+        <w:rPr>
+          <w:rFonts w:ascii="Times New Roman" w:cs="Times New Roman" w:eastAsia="Times New Roman" w:hAnsi="Times New Roman"/>
+          <w:sz w:val="24"/>
+          <w:szCs w:val="24"/>
+          <w:rtl w:val="0"/>
+        </w:rPr>
+        <w:t xml:space="preserve">Na imagem 15, a Tela de Agendamento de Aula permite que o aluno visualize horários disponíveis, selecione modalidades e reserve sua participação nas aulas de forma organizada e eficiente. Atende aos requisitos </w:t>
+      </w:r>
+      <w:r>
+        <w:rPr>
+          <w:rFonts w:ascii="Times New Roman" w:cs="Times New Roman" w:eastAsia="Times New Roman" w:hAnsi="Times New Roman"/>
+          <w:b w:val="1"/>
+          <w:bCs w:val="1"/>
+          <w:sz w:val="24"/>
+          <w:szCs w:val="24"/>
+          <w:rtl w:val="0"/>
+        </w:rPr>
+        <w:t xml:space="preserve">RF004</w:t>
+      </w:r>
+      <w:r>
+        <w:rPr>
+          <w:rFonts w:ascii="Times New Roman" w:cs="Times New Roman" w:eastAsia="Times New Roman" w:hAnsi="Times New Roman"/>
+          <w:sz w:val="24"/>
+          <w:szCs w:val="24"/>
+          <w:rtl w:val="0"/>
+        </w:rPr>
+        <w:t xml:space="preserve">, </w:t>
+      </w:r>
+      <w:r>
+        <w:rPr>
+          <w:rFonts w:ascii="Times New Roman" w:cs="Times New Roman" w:eastAsia="Times New Roman" w:hAnsi="Times New Roman"/>
+          <w:b w:val="1"/>
+          <w:bCs w:val="1"/>
+          <w:sz w:val="24"/>
+          <w:szCs w:val="24"/>
+          <w:rtl w:val="0"/>
+        </w:rPr>
+        <w:t xml:space="preserve">RF010</w:t>
+      </w:r>
+      <w:r>
+        <w:rPr>
+          <w:rFonts w:ascii="Times New Roman" w:cs="Times New Roman" w:eastAsia="Times New Roman" w:hAnsi="Times New Roman"/>
+          <w:sz w:val="24"/>
+          <w:szCs w:val="24"/>
+          <w:rtl w:val="0"/>
+        </w:rPr>
+        <w:t xml:space="preserve">, </w:t>
+      </w:r>
+      <w:r>
+        <w:rPr>
+          <w:rFonts w:ascii="Times New Roman" w:cs="Times New Roman" w:eastAsia="Times New Roman" w:hAnsi="Times New Roman"/>
+          <w:b w:val="1"/>
+          <w:bCs w:val="1"/>
+          <w:sz w:val="24"/>
+          <w:szCs w:val="24"/>
+          <w:rtl w:val="0"/>
+        </w:rPr>
+        <w:t xml:space="preserve">RN001</w:t>
+      </w:r>
+      <w:r>
+        <w:rPr>
+          <w:rFonts w:ascii="Times New Roman" w:cs="Times New Roman" w:eastAsia="Times New Roman" w:hAnsi="Times New Roman"/>
+          <w:sz w:val="24"/>
+          <w:szCs w:val="24"/>
+          <w:rtl w:val="0"/>
+        </w:rPr>
+        <w:t xml:space="preserve">, </w:t>
+      </w:r>
+      <w:r>
+        <w:rPr>
+          <w:rFonts w:ascii="Times New Roman" w:cs="Times New Roman" w:eastAsia="Times New Roman" w:hAnsi="Times New Roman"/>
+          <w:b w:val="1"/>
+          <w:bCs w:val="1"/>
+          <w:sz w:val="24"/>
+          <w:szCs w:val="24"/>
+          <w:rtl w:val="0"/>
+        </w:rPr>
+        <w:t xml:space="preserve">RN003</w:t>
+      </w:r>
+      <w:r>
+        <w:rPr>
+          <w:rFonts w:ascii="Times New Roman" w:cs="Times New Roman" w:eastAsia="Times New Roman" w:hAnsi="Times New Roman"/>
+          <w:sz w:val="24"/>
+          <w:szCs w:val="24"/>
+          <w:rtl w:val="0"/>
+        </w:rPr>
+        <w:t xml:space="preserve"> e </w:t>
+      </w:r>
+      <w:r>
+        <w:rPr>
+          <w:rFonts w:ascii="Times New Roman" w:cs="Times New Roman" w:eastAsia="Times New Roman" w:hAnsi="Times New Roman"/>
+          <w:b w:val="1"/>
+          <w:bCs w:val="1"/>
+          <w:sz w:val="24"/>
+          <w:szCs w:val="24"/>
+          <w:rtl w:val="0"/>
+        </w:rPr>
+        <w:t xml:space="preserve">RN004</w:t>
+      </w:r>
+      <w:r>
+        <w:rPr>
+          <w:rFonts w:ascii="Times New Roman" w:cs="Times New Roman" w:eastAsia="Times New Roman" w:hAnsi="Times New Roman"/>
+          <w:sz w:val="24"/>
+          <w:szCs w:val="24"/>
+          <w:rtl w:val="0"/>
+        </w:rPr>
+        <w:t xml:space="preserve">.</w:t>
+      </w:r>
+    </w:p>
+    <w:p>
+      <w:pPr>
+        <w:rPr/>
+      </w:pPr>
+      <w:r>
+        <w:rPr>
+          <w:rtl w:val="0"/>
+        </w:rPr>
+      </w:r>
+    </w:p>
+    <w:p>
+      <w:pPr>
+        <w:keepNext w:val="1"/>
+        <w:spacing w:after="120" w:before="120" w:line="240" w:lineRule="auto"/>
+        <w:jc w:val="center"/>
+        <w:rPr>
+          <w:rFonts w:ascii="Times New Roman" w:cs="Times New Roman" w:eastAsia="Times New Roman" w:hAnsi="Times New Roman"/>
+          <w:sz w:val="20"/>
+          <w:szCs w:val="20"/>
+        </w:rPr>
+      </w:pPr>
+      <w:bookmarkStart w:colFirst="0" w:colLast="0" w:name="_h02wp7uua57n" w:id="45"/>
+      <w:bookmarkEnd w:id="45"/>
+      <w:r>
+        <w:rPr>
+          <w:rFonts w:ascii="Times New Roman" w:cs="Times New Roman" w:eastAsia="Times New Roman" w:hAnsi="Times New Roman"/>
+          <w:sz w:val="20"/>
+          <w:szCs w:val="20"/>
+          <w:rtl w:val="0"/>
+        </w:rPr>
+        <w:t xml:space="preserve">Figura 15 - Tela Agendamento de Aula</w:t>
+      </w:r>
+    </w:p>
+    <w:p>
+      <w:pPr>
+        <w:keepNext w:val="1"/>
+        <w:spacing w:after="0" w:line="360" w:lineRule="auto"/>
+        <w:jc w:val="both"/>
+        <w:rPr/>
+      </w:pPr>
+      <w:r>
+        <w:rPr/>
+        <w:drawing>
+          <wp:inline distB="0" distT="0" distL="0" distR="0">
+            <wp:extent cx="5724525" cy="2705100"/>
+            <wp:effectExtent b="0" l="0" r="0" t="0"/>
+            <wp:docPr descr="Tela de celular com fundo preto&#10;&#10;O conteúdo gerado por IA pode estar incorreto." id="22" name="image11.png"/>
+            <a:graphic>
+              <a:graphicData uri="http://schemas.openxmlformats.org/drawingml/2006/picture">
+                <pic:pic>
+                  <pic:nvPicPr>
+                    <pic:cNvPr descr="Tela de celular com fundo preto&#10;&#10;O conteúdo gerado por IA pode estar incorreto." id="0" name="image11.png"/>
+                    <pic:cNvPicPr preferRelativeResize="0"/>
+                  </pic:nvPicPr>
+                  <pic:blipFill>
+                    <a:blip r:embed="rId25"/>
+                    <a:srcRect b="0" l="0" r="0" t="0"/>
+                    <a:stretch>
+                      <a:fillRect/>
+                    </a:stretch>
+                  </pic:blipFill>
+                  <pic:spPr>
+                    <a:xfrm>
+                      <a:off x="0" y="0"/>
+                      <a:ext cx="5724525" cy="2705100"/>
+                    </a:xfrm>
+                    <a:prstGeom prst="rect"/>
+                    <a:ln/>
+                  </pic:spPr>
+                </pic:pic>
+              </a:graphicData>
+            </a:graphic>
+          </wp:inline>
+        </w:drawing>
+      </w:r>
+      <w:r>
+        <w:rPr>
+          <w:rtl w:val="0"/>
+        </w:rPr>
+      </w:r>
+    </w:p>
+    <w:p>
+      <w:pPr>
+        <w:keepNext w:val="1"/>
+        <w:spacing w:after="120" w:before="120" w:line="240" w:lineRule="auto"/>
+        <w:jc w:val="center"/>
+        <w:rPr>
+          <w:rFonts w:ascii="Times New Roman" w:cs="Times New Roman" w:eastAsia="Times New Roman" w:hAnsi="Times New Roman"/>
+          <w:sz w:val="20"/>
+          <w:szCs w:val="20"/>
+        </w:rPr>
+      </w:pPr>
+      <w:r>
+        <w:rPr>
+          <w:rFonts w:ascii="Times New Roman" w:cs="Times New Roman" w:eastAsia="Times New Roman" w:hAnsi="Times New Roman"/>
+          <w:sz w:val="20"/>
+          <w:szCs w:val="20"/>
+          <w:rtl w:val="0"/>
+        </w:rPr>
+        <w:t xml:space="preserve">Fonte: Os autores (2025)</w:t>
+      </w:r>
+    </w:p>
+    <w:p>
+      <w:pPr>
+        <w:rPr/>
+      </w:pPr>
+      <w:r>
+        <w:rPr>
+          <w:rtl w:val="0"/>
+        </w:rPr>
+      </w:r>
+    </w:p>
+    <w:p>
+      <w:pPr>
+        <w:spacing w:after="0" w:line="360" w:lineRule="auto"/>
+        <w:ind w:firstLine="709"/>
+        <w:jc w:val="both"/>
+        <w:rPr>
+          <w:rFonts w:ascii="Times New Roman" w:cs="Times New Roman" w:eastAsia="Times New Roman" w:hAnsi="Times New Roman"/>
+          <w:sz w:val="24"/>
+          <w:szCs w:val="24"/>
+        </w:rPr>
+      </w:pPr>
+      <w:r>
+        <w:rPr>
+          <w:rFonts w:ascii="Times New Roman" w:cs="Times New Roman" w:eastAsia="Times New Roman" w:hAnsi="Times New Roman"/>
+          <w:sz w:val="24"/>
+          <w:szCs w:val="24"/>
+          <w:rtl w:val="0"/>
+        </w:rPr>
+        <w:t xml:space="preserve">Na imagem 16, a Tela do Painel da Instituição fornece ao gestor uma visão consolidada das operações da academia, incluindo métricas de frequência, desempenho financeiro e status atual dos alunos. Atende aos requisitos RF007, RF009, RF015 e RN010.</w:t>
+      </w:r>
+    </w:p>
+    <w:p>
+      <w:pPr>
+        <w:spacing w:after="0" w:line="360" w:lineRule="auto"/>
+        <w:ind w:firstLine="709"/>
+        <w:jc w:val="both"/>
+        <w:rPr>
+          <w:rFonts w:ascii="Times New Roman" w:cs="Times New Roman" w:eastAsia="Times New Roman" w:hAnsi="Times New Roman"/>
+          <w:sz w:val="24"/>
+          <w:szCs w:val="24"/>
+        </w:rPr>
+      </w:pPr>
+      <w:r>
+        <w:rPr>
+          <w:rtl w:val="0"/>
+        </w:rPr>
+      </w:r>
+    </w:p>
+    <w:p>
+      <w:pPr>
+        <w:keepNext w:val="1"/>
+        <w:spacing w:after="120" w:before="120" w:line="240" w:lineRule="auto"/>
+        <w:jc w:val="center"/>
+        <w:rPr>
+          <w:rFonts w:ascii="Times New Roman" w:cs="Times New Roman" w:eastAsia="Times New Roman" w:hAnsi="Times New Roman"/>
+          <w:sz w:val="20"/>
+          <w:szCs w:val="20"/>
+        </w:rPr>
+      </w:pPr>
+      <w:bookmarkStart w:colFirst="0" w:colLast="0" w:name="_slkyqn1skyw1" w:id="46"/>
+      <w:bookmarkEnd w:id="46"/>
+      <w:r>
+        <w:rPr>
+          <w:rFonts w:ascii="Times New Roman" w:cs="Times New Roman" w:eastAsia="Times New Roman" w:hAnsi="Times New Roman"/>
+          <w:sz w:val="20"/>
+          <w:szCs w:val="20"/>
+          <w:rtl w:val="0"/>
+        </w:rPr>
+        <w:t xml:space="preserve">Figura 16 - Tela do Painel da Instituição</w:t>
+      </w:r>
+    </w:p>
+    <w:p>
+      <w:pPr>
+        <w:keepNext w:val="1"/>
+        <w:spacing w:after="0" w:line="360" w:lineRule="auto"/>
+        <w:jc w:val="both"/>
+        <w:rPr/>
+      </w:pPr>
+      <w:r>
+        <w:rPr/>
+        <w:drawing>
+          <wp:inline distB="0" distT="0" distL="0" distR="0">
+            <wp:extent cx="5724525" cy="2733675"/>
+            <wp:effectExtent b="0" l="0" r="0" t="0"/>
+            <wp:docPr descr="Interface gráfica do usuário, Texto, Aplicativo&#10;&#10;O conteúdo gerado por IA pode estar incorreto." id="21" name="image14.png"/>
+            <a:graphic>
+              <a:graphicData uri="http://schemas.openxmlformats.org/drawingml/2006/picture">
+                <pic:pic>
+                  <pic:nvPicPr>
+                    <pic:cNvPr descr="Interface gráfica do usuário, Texto, Aplicativo&#10;&#10;O conteúdo gerado por IA pode estar incorreto." id="0" name="image14.png"/>
+                    <pic:cNvPicPr preferRelativeResize="0"/>
+                  </pic:nvPicPr>
+                  <pic:blipFill>
+                    <a:blip r:embed="rId26"/>
+                    <a:srcRect b="0" l="0" r="0" t="0"/>
+                    <a:stretch>
+                      <a:fillRect/>
+                    </a:stretch>
+                  </pic:blipFill>
+                  <pic:spPr>
+                    <a:xfrm>
+                      <a:off x="0" y="0"/>
+                      <a:ext cx="5724525" cy="2733675"/>
+                    </a:xfrm>
+                    <a:prstGeom prst="rect"/>
+                    <a:ln/>
+                  </pic:spPr>
+                </pic:pic>
+              </a:graphicData>
+            </a:graphic>
+          </wp:inline>
+        </w:drawing>
+      </w:r>
+      <w:r>
+        <w:rPr>
+          <w:rtl w:val="0"/>
+        </w:rPr>
+      </w:r>
+    </w:p>
+    <w:p>
+      <w:pPr>
+        <w:keepNext w:val="1"/>
+        <w:spacing w:after="120" w:before="120" w:line="240" w:lineRule="auto"/>
+        <w:jc w:val="center"/>
+        <w:rPr>
+          <w:rFonts w:ascii="Times New Roman" w:cs="Times New Roman" w:eastAsia="Times New Roman" w:hAnsi="Times New Roman"/>
+          <w:sz w:val="24"/>
+          <w:szCs w:val="24"/>
+        </w:rPr>
+      </w:pPr>
+      <w:r>
+        <w:rPr>
+          <w:rFonts w:ascii="Times New Roman" w:cs="Times New Roman" w:eastAsia="Times New Roman" w:hAnsi="Times New Roman"/>
+          <w:sz w:val="20"/>
+          <w:szCs w:val="20"/>
+          <w:rtl w:val="0"/>
+        </w:rPr>
+        <w:t xml:space="preserve">Fonte: Os autores (2025)</w:t>
+      </w:r>
+      <w:r>
+        <w:rPr>
+          <w:rtl w:val="0"/>
+        </w:rPr>
+      </w:r>
+    </w:p>
+    <w:p>
+      <w:pPr>
+        <w:spacing w:after="0" w:line="360" w:lineRule="auto"/>
+        <w:jc w:val="both"/>
+        <w:rPr>
+          <w:rFonts w:ascii="Times New Roman" w:cs="Times New Roman" w:eastAsia="Times New Roman" w:hAnsi="Times New Roman"/>
+          <w:sz w:val="24"/>
+          <w:szCs w:val="24"/>
+        </w:rPr>
+      </w:pPr>
+      <w:r>
+        <w:rPr>
+          <w:rtl w:val="0"/>
+        </w:rPr>
+      </w:r>
+    </w:p>
+    <w:p>
+      <w:pPr>
+        <w:spacing w:after="0" w:line="360" w:lineRule="auto"/>
+        <w:ind w:firstLine="709"/>
+        <w:jc w:val="both"/>
+        <w:rPr>
+          <w:rFonts w:ascii="Times New Roman" w:cs="Times New Roman" w:eastAsia="Times New Roman" w:hAnsi="Times New Roman"/>
+          <w:sz w:val="24"/>
+          <w:szCs w:val="24"/>
+        </w:rPr>
+      </w:pPr>
+      <w:r>
+        <w:rPr>
+          <w:rFonts w:ascii="Times New Roman" w:cs="Times New Roman" w:eastAsia="Times New Roman" w:hAnsi="Times New Roman"/>
+          <w:sz w:val="24"/>
+          <w:szCs w:val="24"/>
+          <w:rtl w:val="0"/>
+        </w:rPr>
+        <w:t xml:space="preserve">Na imagem 17, a Tela de Busca de Academias disponibiliza ferramentas de filtro e pesquisa para que o aluno localize academias parceiras por localização, modalidades oferecidas e horários disponíveis. Atende aos requisitos </w:t>
+      </w:r>
+      <w:r>
+        <w:rPr>
+          <w:rFonts w:ascii="Times New Roman" w:cs="Times New Roman" w:eastAsia="Times New Roman" w:hAnsi="Times New Roman"/>
+          <w:b w:val="1"/>
+          <w:bCs w:val="1"/>
+          <w:sz w:val="24"/>
+          <w:szCs w:val="24"/>
+          <w:rtl w:val="0"/>
+        </w:rPr>
+        <w:t xml:space="preserve">RF005</w:t>
+      </w:r>
+      <w:r>
+        <w:rPr>
+          <w:rFonts w:ascii="Times New Roman" w:cs="Times New Roman" w:eastAsia="Times New Roman" w:hAnsi="Times New Roman"/>
+          <w:sz w:val="24"/>
+          <w:szCs w:val="24"/>
+          <w:rtl w:val="0"/>
+        </w:rPr>
+        <w:t xml:space="preserve">, </w:t>
+      </w:r>
+      <w:r>
+        <w:rPr>
+          <w:rFonts w:ascii="Times New Roman" w:cs="Times New Roman" w:eastAsia="Times New Roman" w:hAnsi="Times New Roman"/>
+          <w:b w:val="1"/>
+          <w:bCs w:val="1"/>
+          <w:sz w:val="24"/>
+          <w:szCs w:val="24"/>
+          <w:rtl w:val="0"/>
+        </w:rPr>
+        <w:t xml:space="preserve">RF008</w:t>
+      </w:r>
+      <w:r>
+        <w:rPr>
+          <w:rFonts w:ascii="Times New Roman" w:cs="Times New Roman" w:eastAsia="Times New Roman" w:hAnsi="Times New Roman"/>
+          <w:sz w:val="24"/>
+          <w:szCs w:val="24"/>
+          <w:rtl w:val="0"/>
+        </w:rPr>
+        <w:t xml:space="preserve"> e </w:t>
+      </w:r>
+      <w:r>
+        <w:rPr>
+          <w:rFonts w:ascii="Times New Roman" w:cs="Times New Roman" w:eastAsia="Times New Roman" w:hAnsi="Times New Roman"/>
+          <w:b w:val="1"/>
+          <w:bCs w:val="1"/>
+          <w:sz w:val="24"/>
+          <w:szCs w:val="24"/>
+          <w:rtl w:val="0"/>
+        </w:rPr>
+        <w:t xml:space="preserve">RN002</w:t>
+      </w:r>
+      <w:r>
+        <w:rPr>
+          <w:rFonts w:ascii="Times New Roman" w:cs="Times New Roman" w:eastAsia="Times New Roman" w:hAnsi="Times New Roman"/>
+          <w:sz w:val="24"/>
+          <w:szCs w:val="24"/>
+          <w:rtl w:val="0"/>
+        </w:rPr>
+        <w:t xml:space="preserve">.</w:t>
+      </w:r>
+    </w:p>
+    <w:p>
+      <w:pPr>
+        <w:spacing w:after="0" w:line="360" w:lineRule="auto"/>
+        <w:jc w:val="both"/>
+        <w:rPr>
+          <w:rFonts w:ascii="Times New Roman" w:cs="Times New Roman" w:eastAsia="Times New Roman" w:hAnsi="Times New Roman"/>
+          <w:sz w:val="24"/>
+          <w:szCs w:val="24"/>
+        </w:rPr>
+      </w:pPr>
+      <w:r>
+        <w:rPr>
+          <w:rtl w:val="0"/>
+        </w:rPr>
+      </w:r>
+    </w:p>
+    <w:p>
+      <w:pPr>
+        <w:spacing w:after="0" w:line="360" w:lineRule="auto"/>
+        <w:jc w:val="both"/>
+        <w:rPr>
+          <w:rFonts w:ascii="Times New Roman" w:cs="Times New Roman" w:eastAsia="Times New Roman" w:hAnsi="Times New Roman"/>
+          <w:sz w:val="24"/>
+          <w:szCs w:val="24"/>
+        </w:rPr>
+      </w:pPr>
+      <w:r>
+        <w:rPr>
+          <w:rtl w:val="0"/>
+        </w:rPr>
+      </w:r>
+    </w:p>
+    <w:p>
+      <w:pPr>
+        <w:keepNext w:val="1"/>
+        <w:spacing w:after="120" w:before="120" w:line="240" w:lineRule="auto"/>
+        <w:jc w:val="center"/>
+        <w:rPr>
+          <w:rFonts w:ascii="Times New Roman" w:cs="Times New Roman" w:eastAsia="Times New Roman" w:hAnsi="Times New Roman"/>
+          <w:sz w:val="20"/>
+          <w:szCs w:val="20"/>
+        </w:rPr>
+      </w:pPr>
+      <w:bookmarkStart w:colFirst="0" w:colLast="0" w:name="_2lgvwsd0od6b" w:id="47"/>
+      <w:bookmarkEnd w:id="47"/>
+      <w:r>
+        <w:rPr>
+          <w:rFonts w:ascii="Times New Roman" w:cs="Times New Roman" w:eastAsia="Times New Roman" w:hAnsi="Times New Roman"/>
+          <w:sz w:val="20"/>
+          <w:szCs w:val="20"/>
+          <w:rtl w:val="0"/>
+        </w:rPr>
+        <w:t xml:space="preserve">Figura 17 - Tela para buscar academia que ensinem artes marciais</w:t>
+      </w:r>
+    </w:p>
+    <w:p>
+      <w:pPr>
+        <w:keepNext w:val="1"/>
+        <w:spacing w:after="0" w:line="360" w:lineRule="auto"/>
+        <w:jc w:val="both"/>
+        <w:rPr/>
+      </w:pPr>
+      <w:r>
+        <w:rPr/>
+        <w:drawing>
+          <wp:inline distB="0" distT="0" distL="0" distR="0">
+            <wp:extent cx="5724525" cy="2705100"/>
+            <wp:effectExtent b="0" l="0" r="0" t="0"/>
+            <wp:docPr descr="Interface gráfica do usuário, Texto, Aplicativo, chat ou mensagem de texto&#10;&#10;O conteúdo gerado por IA pode estar incorreto." id="24" name="image27.png"/>
+            <a:graphic>
+              <a:graphicData uri="http://schemas.openxmlformats.org/drawingml/2006/picture">
+                <pic:pic>
+                  <pic:nvPicPr>
+                    <pic:cNvPr descr="Interface gráfica do usuário, Texto, Aplicativo, chat ou mensagem de texto&#10;&#10;O conteúdo gerado por IA pode estar incorreto." id="0" name="image27.png"/>
+                    <pic:cNvPicPr preferRelativeResize="0"/>
+                  </pic:nvPicPr>
+                  <pic:blipFill>
+                    <a:blip r:embed="rId27"/>
+                    <a:srcRect b="0" l="0" r="0" t="0"/>
+                    <a:stretch>
+                      <a:fillRect/>
+                    </a:stretch>
+                  </pic:blipFill>
+                  <pic:spPr>
+                    <a:xfrm>
+                      <a:off x="0" y="0"/>
+                      <a:ext cx="5724525" cy="2705100"/>
+                    </a:xfrm>
+                    <a:prstGeom prst="rect"/>
+                    <a:ln/>
+                  </pic:spPr>
+                </pic:pic>
+              </a:graphicData>
+            </a:graphic>
+          </wp:inline>
+        </w:drawing>
+      </w:r>
+      <w:r>
+        <w:rPr>
+          <w:rtl w:val="0"/>
+        </w:rPr>
+      </w:r>
+    </w:p>
+    <w:p>
+      <w:pPr>
+        <w:keepNext w:val="1"/>
+        <w:spacing w:after="120" w:before="120" w:line="240" w:lineRule="auto"/>
+        <w:jc w:val="center"/>
+        <w:rPr>
+          <w:rFonts w:ascii="Times New Roman" w:cs="Times New Roman" w:eastAsia="Times New Roman" w:hAnsi="Times New Roman"/>
+          <w:sz w:val="24"/>
+          <w:szCs w:val="24"/>
+        </w:rPr>
+      </w:pPr>
+      <w:r>
+        <w:rPr>
+          <w:rFonts w:ascii="Times New Roman" w:cs="Times New Roman" w:eastAsia="Times New Roman" w:hAnsi="Times New Roman"/>
+          <w:sz w:val="20"/>
+          <w:szCs w:val="20"/>
+          <w:rtl w:val="0"/>
+        </w:rPr>
+        <w:t xml:space="preserve">Fonte: Os autores (2025)</w:t>
+      </w:r>
+      <w:r>
+        <w:rPr>
+          <w:rtl w:val="0"/>
+        </w:rPr>
+      </w:r>
+    </w:p>
+    <w:p>
+      <w:pPr>
+        <w:spacing w:after="0" w:line="360" w:lineRule="auto"/>
+        <w:jc w:val="both"/>
+        <w:rPr>
+          <w:rFonts w:ascii="Times New Roman" w:cs="Times New Roman" w:eastAsia="Times New Roman" w:hAnsi="Times New Roman"/>
+          <w:sz w:val="24"/>
+          <w:szCs w:val="24"/>
+        </w:rPr>
+      </w:pPr>
+      <w:r>
+        <w:rPr>
+          <w:rtl w:val="0"/>
+        </w:rPr>
+      </w:r>
+    </w:p>
+    <w:p>
+      <w:pPr>
+        <w:spacing w:after="0" w:line="360" w:lineRule="auto"/>
+        <w:jc w:val="both"/>
+        <w:rPr>
+          <w:rFonts w:ascii="Times New Roman" w:cs="Times New Roman" w:eastAsia="Times New Roman" w:hAnsi="Times New Roman"/>
+          <w:sz w:val="24"/>
+          <w:szCs w:val="24"/>
+        </w:rPr>
+      </w:pPr>
+      <w:r>
+        <w:rPr>
+          <w:rtl w:val="0"/>
+        </w:rPr>
+      </w:r>
+    </w:p>
+    <w:p>
+      <w:pPr>
+        <w:spacing w:after="0" w:line="360" w:lineRule="auto"/>
+        <w:jc w:val="both"/>
+        <w:rPr>
+          <w:rFonts w:ascii="Times New Roman" w:cs="Times New Roman" w:eastAsia="Times New Roman" w:hAnsi="Times New Roman"/>
+          <w:sz w:val="24"/>
+          <w:szCs w:val="24"/>
+        </w:rPr>
+      </w:pPr>
+      <w:r>
+        <w:rPr>
+          <w:rtl w:val="0"/>
+        </w:rPr>
+      </w:r>
+    </w:p>
+    <w:p>
+      <w:pPr>
+        <w:pStyle w:val="Heading2"/>
+        <w:numPr>
+          <w:ilvl w:val="1"/>
+          <w:numId w:val="3"/>
+        </w:numPr>
+        <w:ind w:left="576" w:hanging="576"/>
+        <w:rPr/>
+      </w:pPr>
+      <w:bookmarkStart w:colFirst="0" w:colLast="0" w:name="_bg6ucdr1mae3" w:id="48"/>
+      <w:bookmarkEnd w:id="48"/>
+      <w:r>
+        <w:rPr>
+          <w:rtl w:val="0"/>
+        </w:rPr>
+        <w:t xml:space="preserve">Modelagem do banco de dados</w:t>
+      </w:r>
+    </w:p>
+    <w:p>
+      <w:pPr>
+        <w:spacing w:after="0" w:line="360" w:lineRule="auto"/>
+        <w:ind w:firstLine="709"/>
+        <w:jc w:val="both"/>
+        <w:rPr>
+          <w:rFonts w:ascii="Times New Roman" w:cs="Times New Roman" w:eastAsia="Times New Roman" w:hAnsi="Times New Roman"/>
+          <w:sz w:val="24"/>
+          <w:szCs w:val="24"/>
+        </w:rPr>
+      </w:pPr>
+      <w:r>
+        <w:rPr>
+          <w:rtl w:val="0"/>
+        </w:rPr>
+      </w:r>
+    </w:p>
+    <w:p>
+      <w:pPr>
+        <w:spacing w:after="0" w:line="360" w:lineRule="auto"/>
+        <w:ind w:firstLine="709"/>
+        <w:jc w:val="both"/>
+        <w:rPr>
+          <w:rFonts w:ascii="Times New Roman" w:cs="Times New Roman" w:eastAsia="Times New Roman" w:hAnsi="Times New Roman"/>
+          <w:sz w:val="24"/>
+          <w:szCs w:val="24"/>
+        </w:rPr>
+      </w:pPr>
+      <w:r>
+        <w:rPr>
+          <w:rFonts w:ascii="Times New Roman" w:cs="Times New Roman" w:eastAsia="Times New Roman" w:hAnsi="Times New Roman"/>
+          <w:sz w:val="24"/>
+          <w:szCs w:val="24"/>
+          <w:rtl w:val="0"/>
+        </w:rPr>
+        <w:t xml:space="preserve">Esta seção apresenta a modelagem de dados do sistema FightPass, descrevendo a estrutura de armazenamento e os relacionamentos entre as entidades que compõem a plataforma, na qual são detalhados o diagrama entidade-relacionamento (DER) que representa o modelo conceitual, seguido do modelo físico. A modelagem proposta tem o objetivo de atender a todos os requisitos funcionais e regras de negócio definidos, proporcionando uma base sólida para a implementação do banco de dados.</w:t>
+      </w:r>
+    </w:p>
+    <w:p>
+      <w:pPr>
+        <w:spacing w:after="0" w:line="360" w:lineRule="auto"/>
+        <w:ind w:firstLine="709"/>
+        <w:jc w:val="both"/>
+        <w:rPr>
+          <w:rFonts w:ascii="Times New Roman" w:cs="Times New Roman" w:eastAsia="Times New Roman" w:hAnsi="Times New Roman"/>
+          <w:sz w:val="24"/>
+          <w:szCs w:val="24"/>
+        </w:rPr>
+      </w:pPr>
+      <w:r>
+        <w:rPr>
+          <w:rtl w:val="0"/>
+        </w:rPr>
+      </w:r>
+    </w:p>
+    <w:p>
+      <w:pPr>
+        <w:pStyle w:val="Heading3"/>
+        <w:numPr>
+          <w:ilvl w:val="2"/>
+          <w:numId w:val="3"/>
+        </w:numPr>
+        <w:ind w:left="720" w:hanging="720"/>
+        <w:rPr/>
+      </w:pPr>
+      <w:bookmarkStart w:colFirst="0" w:colLast="0" w:name="_dyk5hvpb5qsb" w:id="49"/>
+      <w:bookmarkEnd w:id="49"/>
+      <w:r>
+        <w:rPr>
+          <w:rtl w:val="0"/>
+        </w:rPr>
+        <w:t xml:space="preserve">Modelo Entidade-Relacionamento (MER)</w:t>
+      </w:r>
+      <w:r>
+        <w:rPr>
+          <w:rtl w:val="0"/>
+        </w:rPr>
+      </w:r>
+    </w:p>
+    <w:p>
+      <w:pPr>
+        <w:ind w:left="720" w:firstLine="0"/>
+        <w:rPr/>
+      </w:pPr>
+      <w:r>
+        <w:rPr>
+          <w:rtl w:val="0"/>
+        </w:rPr>
+      </w:r>
+    </w:p>
+    <w:p>
+      <w:pPr>
+        <w:spacing w:after="0" w:line="360" w:lineRule="auto"/>
+        <w:ind w:firstLine="709"/>
+        <w:jc w:val="both"/>
+        <w:rPr>
+          <w:rFonts w:ascii="Times New Roman" w:cs="Times New Roman" w:eastAsia="Times New Roman" w:hAnsi="Times New Roman"/>
+          <w:sz w:val="24"/>
+          <w:szCs w:val="24"/>
+        </w:rPr>
+      </w:pPr>
+      <w:r>
+        <w:rPr>
+          <w:rFonts w:ascii="Times New Roman" w:cs="Times New Roman" w:eastAsia="Times New Roman" w:hAnsi="Times New Roman"/>
+          <w:sz w:val="24"/>
+          <w:szCs w:val="24"/>
+          <w:rtl w:val="0"/>
+        </w:rPr>
+        <w:t xml:space="preserve">O modelo conceitual do FightPass foca nas regras de negócio e na semântica dos dados, independentemente da implementação em SQL. As principais entidades e seus relacionamentos são:</w:t>
+      </w:r>
+    </w:p>
+    <w:p>
+      <w:pPr>
+        <w:numPr>
+          <w:ilvl w:val="0"/>
+          <w:numId w:val="8"/>
+        </w:numPr>
+        <w:spacing w:after="0" w:line="360" w:lineRule="auto"/>
+        <w:ind w:left="720" w:hanging="360"/>
+        <w:jc w:val="both"/>
+        <w:rPr>
+          <w:rFonts w:ascii="Times New Roman" w:cs="Times New Roman" w:eastAsia="Times New Roman" w:hAnsi="Times New Roman"/>
+          <w:sz w:val="24"/>
+          <w:szCs w:val="24"/>
+          <w:u w:val="none"/>
+        </w:rPr>
+      </w:pPr>
+      <w:r>
+        <w:rPr>
+          <w:rFonts w:ascii="Times New Roman" w:cs="Times New Roman" w:eastAsia="Times New Roman" w:hAnsi="Times New Roman"/>
+          <w:sz w:val="24"/>
+          <w:szCs w:val="24"/>
+          <w:rtl w:val="0"/>
+        </w:rPr>
+        <w:t xml:space="preserve">Instituição (Academia): Possui muitos Alunos e oferece diversas Modalidades.</w:t>
+      </w:r>
+    </w:p>
+    <w:p>
+      <w:pPr>
+        <w:numPr>
+          <w:ilvl w:val="0"/>
+          <w:numId w:val="8"/>
+        </w:numPr>
+        <w:spacing w:after="0" w:line="360" w:lineRule="auto"/>
+        <w:ind w:left="720" w:hanging="360"/>
+        <w:jc w:val="both"/>
+        <w:rPr>
+          <w:rFonts w:ascii="Times New Roman" w:cs="Times New Roman" w:eastAsia="Times New Roman" w:hAnsi="Times New Roman"/>
+          <w:sz w:val="24"/>
+          <w:szCs w:val="24"/>
+          <w:u w:val="none"/>
+        </w:rPr>
+      </w:pPr>
+      <w:r>
+        <w:rPr>
+          <w:rFonts w:ascii="Times New Roman" w:cs="Times New Roman" w:eastAsia="Times New Roman" w:hAnsi="Times New Roman"/>
+          <w:sz w:val="24"/>
+          <w:szCs w:val="24"/>
+          <w:rtl w:val="0"/>
+        </w:rPr>
+        <w:t xml:space="preserve">Aluno: Realiza Check-ins em aulas e possui uma Graduação (Faixa/Nível).</w:t>
+      </w:r>
+    </w:p>
+    <w:p>
+      <w:pPr>
+        <w:numPr>
+          <w:ilvl w:val="0"/>
+          <w:numId w:val="8"/>
+        </w:numPr>
+        <w:spacing w:after="0" w:line="360" w:lineRule="auto"/>
+        <w:ind w:left="720" w:hanging="360"/>
+        <w:jc w:val="both"/>
+        <w:rPr>
+          <w:rFonts w:ascii="Times New Roman" w:cs="Times New Roman" w:eastAsia="Times New Roman" w:hAnsi="Times New Roman"/>
+          <w:sz w:val="24"/>
+          <w:szCs w:val="24"/>
+          <w:u w:val="none"/>
+        </w:rPr>
+      </w:pPr>
+      <w:r>
+        <w:rPr>
+          <w:rFonts w:ascii="Times New Roman" w:cs="Times New Roman" w:eastAsia="Times New Roman" w:hAnsi="Times New Roman"/>
+          <w:sz w:val="24"/>
+          <w:szCs w:val="24"/>
+          <w:rtl w:val="0"/>
+        </w:rPr>
+        <w:t xml:space="preserve">Professor/Gestor: Gerencia a Grade Horária e as matrículas da Instituição.</w:t>
+      </w:r>
+    </w:p>
+    <w:p>
+      <w:pPr>
+        <w:numPr>
+          <w:ilvl w:val="0"/>
+          <w:numId w:val="8"/>
+        </w:numPr>
+        <w:spacing w:after="0" w:line="360" w:lineRule="auto"/>
+        <w:ind w:left="720" w:hanging="360"/>
+        <w:jc w:val="both"/>
+        <w:rPr>
+          <w:rFonts w:ascii="Times New Roman" w:cs="Times New Roman" w:eastAsia="Times New Roman" w:hAnsi="Times New Roman"/>
+          <w:sz w:val="24"/>
+          <w:szCs w:val="24"/>
+          <w:u w:val="none"/>
+        </w:rPr>
+      </w:pPr>
+      <w:r>
+        <w:rPr>
+          <w:rFonts w:ascii="Times New Roman" w:cs="Times New Roman" w:eastAsia="Times New Roman" w:hAnsi="Times New Roman"/>
+          <w:sz w:val="24"/>
+          <w:szCs w:val="24"/>
+          <w:rtl w:val="0"/>
+        </w:rPr>
+        <w:t xml:space="preserve">Modalidade: Vincula o Aluno ao seu progresso técnico (ex: Jiu-Jitsu, Muay Thai).</w:t>
+      </w:r>
+    </w:p>
+    <w:p>
+      <w:pPr>
+        <w:spacing w:after="0" w:line="360" w:lineRule="auto"/>
+        <w:ind w:firstLine="709"/>
+        <w:jc w:val="both"/>
+        <w:rPr>
+          <w:rFonts w:ascii="Times New Roman" w:cs="Times New Roman" w:eastAsia="Times New Roman" w:hAnsi="Times New Roman"/>
+          <w:sz w:val="24"/>
+          <w:szCs w:val="24"/>
+        </w:rPr>
+      </w:pPr>
+      <w:r>
+        <w:rPr>
+          <w:rtl w:val="0"/>
+        </w:rPr>
+      </w:r>
+    </w:p>
+    <w:p>
+      <w:pPr>
+        <w:spacing w:after="0" w:line="360" w:lineRule="auto"/>
+        <w:ind w:firstLine="709"/>
+        <w:jc w:val="both"/>
+        <w:rPr>
+          <w:rFonts w:ascii="Times New Roman" w:cs="Times New Roman" w:eastAsia="Times New Roman" w:hAnsi="Times New Roman"/>
+          <w:sz w:val="24"/>
+          <w:szCs w:val="24"/>
+        </w:rPr>
+      </w:pPr>
+      <w:r>
+        <w:rPr>
+          <w:rFonts w:ascii="Times New Roman" w:cs="Times New Roman" w:eastAsia="Times New Roman" w:hAnsi="Times New Roman"/>
+          <w:sz w:val="24"/>
+          <w:szCs w:val="24"/>
+          <w:rtl w:val="0"/>
+        </w:rPr>
+        <w:t xml:space="preserve">Este mapeamento garante que o sistema suporte o requisito de multi-tenancy (múltiplas academias isoladas) e o rastreio histórico de evolução dos atletas.</w:t>
+      </w:r>
+    </w:p>
+    <w:p>
+      <w:pPr>
+        <w:spacing w:after="0" w:line="360" w:lineRule="auto"/>
+        <w:ind w:firstLine="709"/>
+        <w:jc w:val="both"/>
+        <w:rPr>
+          <w:rFonts w:ascii="Times New Roman" w:cs="Times New Roman" w:eastAsia="Times New Roman" w:hAnsi="Times New Roman"/>
+          <w:sz w:val="24"/>
+          <w:szCs w:val="24"/>
+        </w:rPr>
+      </w:pPr>
+      <w:r>
+        <w:rPr>
+          <w:rtl w:val="0"/>
+        </w:rPr>
+      </w:r>
+    </w:p>
+    <w:p>
+      <w:pPr>
+        <w:spacing w:after="0" w:line="360" w:lineRule="auto"/>
+        <w:ind w:firstLine="709"/>
+        <w:jc w:val="both"/>
+        <w:rPr>
+          <w:rFonts w:ascii="Times New Roman" w:cs="Times New Roman" w:eastAsia="Times New Roman" w:hAnsi="Times New Roman"/>
+          <w:sz w:val="24"/>
+          <w:szCs w:val="24"/>
+        </w:rPr>
+      </w:pPr>
+      <w:r>
+        <w:rPr>
+          <w:rtl w:val="0"/>
+        </w:rPr>
+      </w:r>
+    </w:p>
+    <w:p>
+      <w:pPr>
+        <w:spacing w:after="0" w:line="360" w:lineRule="auto"/>
+        <w:ind w:firstLine="709"/>
+        <w:jc w:val="both"/>
+        <w:rPr>
+          <w:rFonts w:ascii="Times New Roman" w:cs="Times New Roman" w:eastAsia="Times New Roman" w:hAnsi="Times New Roman"/>
+          <w:sz w:val="24"/>
+          <w:szCs w:val="24"/>
+        </w:rPr>
+      </w:pPr>
+      <w:r>
+        <w:rPr>
+          <w:rtl w:val="0"/>
+        </w:rPr>
+      </w:r>
+    </w:p>
+    <w:p>
+      <w:pPr>
+        <w:spacing w:after="0" w:line="360" w:lineRule="auto"/>
+        <w:ind w:firstLine="709"/>
+        <w:jc w:val="both"/>
+        <w:rPr>
+          <w:rFonts w:ascii="Times New Roman" w:cs="Times New Roman" w:eastAsia="Times New Roman" w:hAnsi="Times New Roman"/>
+          <w:sz w:val="24"/>
+          <w:szCs w:val="24"/>
+        </w:rPr>
+      </w:pPr>
+      <w:r>
+        <w:rPr>
+          <w:rtl w:val="0"/>
+        </w:rPr>
+      </w:r>
+    </w:p>
+    <w:p>
+      <w:pPr>
+        <w:spacing w:after="0" w:line="360" w:lineRule="auto"/>
+        <w:ind w:firstLine="709"/>
+        <w:jc w:val="both"/>
+        <w:rPr>
+          <w:rFonts w:ascii="Times New Roman" w:cs="Times New Roman" w:eastAsia="Times New Roman" w:hAnsi="Times New Roman"/>
+          <w:sz w:val="24"/>
+          <w:szCs w:val="24"/>
+        </w:rPr>
+      </w:pPr>
+      <w:r>
+        <w:rPr>
+          <w:rtl w:val="0"/>
+        </w:rPr>
+      </w:r>
+    </w:p>
+    <w:p>
+      <w:pPr>
+        <w:spacing w:after="0" w:line="360" w:lineRule="auto"/>
+        <w:ind w:firstLine="709"/>
+        <w:jc w:val="both"/>
+        <w:rPr>
+          <w:rFonts w:ascii="Times New Roman" w:cs="Times New Roman" w:eastAsia="Times New Roman" w:hAnsi="Times New Roman"/>
+          <w:sz w:val="24"/>
+          <w:szCs w:val="24"/>
+        </w:rPr>
+      </w:pPr>
+      <w:r>
+        <w:rPr>
+          <w:rtl w:val="0"/>
+        </w:rPr>
+      </w:r>
+    </w:p>
+    <w:p>
+      <w:pPr>
+        <w:spacing w:after="0" w:line="360" w:lineRule="auto"/>
+        <w:ind w:firstLine="709"/>
+        <w:jc w:val="both"/>
+        <w:rPr>
+          <w:rFonts w:ascii="Times New Roman" w:cs="Times New Roman" w:eastAsia="Times New Roman" w:hAnsi="Times New Roman"/>
+          <w:sz w:val="24"/>
+          <w:szCs w:val="24"/>
+        </w:rPr>
+      </w:pPr>
+      <w:r>
+        <w:rPr>
+          <w:rtl w:val="0"/>
+        </w:rPr>
+      </w:r>
+    </w:p>
+    <w:p>
+      <w:pPr>
+        <w:spacing w:after="0" w:line="360" w:lineRule="auto"/>
+        <w:ind w:firstLine="709"/>
+        <w:jc w:val="both"/>
+        <w:rPr>
+          <w:rFonts w:ascii="Times New Roman" w:cs="Times New Roman" w:eastAsia="Times New Roman" w:hAnsi="Times New Roman"/>
+          <w:sz w:val="24"/>
+          <w:szCs w:val="24"/>
+        </w:rPr>
+      </w:pPr>
+      <w:r>
+        <w:rPr>
+          <w:rtl w:val="0"/>
+        </w:rPr>
+      </w:r>
+    </w:p>
+    <w:p>
+      <w:pPr>
+        <w:spacing w:after="0" w:line="360" w:lineRule="auto"/>
+        <w:ind w:firstLine="709"/>
+        <w:jc w:val="both"/>
+        <w:rPr>
+          <w:rFonts w:ascii="Times New Roman" w:cs="Times New Roman" w:eastAsia="Times New Roman" w:hAnsi="Times New Roman"/>
+          <w:sz w:val="24"/>
+          <w:szCs w:val="24"/>
+        </w:rPr>
+      </w:pPr>
+      <w:r>
+        <w:rPr>
+          <w:rtl w:val="0"/>
+        </w:rPr>
+      </w:r>
+    </w:p>
+    <w:p>
+      <w:pPr>
+        <w:spacing w:after="0" w:line="360" w:lineRule="auto"/>
+        <w:ind w:firstLine="709"/>
+        <w:jc w:val="both"/>
+        <w:rPr>
+          <w:rFonts w:ascii="Times New Roman" w:cs="Times New Roman" w:eastAsia="Times New Roman" w:hAnsi="Times New Roman"/>
+          <w:sz w:val="24"/>
+          <w:szCs w:val="24"/>
+        </w:rPr>
+      </w:pPr>
+      <w:r>
+        <w:rPr>
+          <w:rtl w:val="0"/>
+        </w:rPr>
+      </w:r>
+    </w:p>
+    <w:p>
+      <w:pPr>
+        <w:spacing w:after="0" w:line="360" w:lineRule="auto"/>
+        <w:ind w:firstLine="709"/>
+        <w:jc w:val="both"/>
+        <w:rPr>
+          <w:rFonts w:ascii="Times New Roman" w:cs="Times New Roman" w:eastAsia="Times New Roman" w:hAnsi="Times New Roman"/>
+          <w:sz w:val="24"/>
+          <w:szCs w:val="24"/>
+        </w:rPr>
+      </w:pPr>
+      <w:r>
+        <w:rPr>
+          <w:rtl w:val="0"/>
+        </w:rPr>
+      </w:r>
+    </w:p>
+    <w:p>
+      <w:pPr>
+        <w:spacing w:after="0" w:line="360" w:lineRule="auto"/>
+        <w:ind w:firstLine="709"/>
+        <w:jc w:val="both"/>
+        <w:rPr>
+          <w:rFonts w:ascii="Times New Roman" w:cs="Times New Roman" w:eastAsia="Times New Roman" w:hAnsi="Times New Roman"/>
+          <w:sz w:val="24"/>
+          <w:szCs w:val="24"/>
+        </w:rPr>
+      </w:pPr>
+      <w:r>
+        <w:rPr>
+          <w:rtl w:val="0"/>
+        </w:rPr>
+      </w:r>
+    </w:p>
+    <w:p>
+      <w:pPr>
+        <w:spacing w:after="0" w:line="360" w:lineRule="auto"/>
+        <w:ind w:firstLine="709"/>
+        <w:jc w:val="both"/>
+        <w:rPr>
+          <w:rFonts w:ascii="Times New Roman" w:cs="Times New Roman" w:eastAsia="Times New Roman" w:hAnsi="Times New Roman"/>
+          <w:sz w:val="24"/>
+          <w:szCs w:val="24"/>
+        </w:rPr>
+      </w:pPr>
+      <w:r>
+        <w:rPr>
+          <w:rtl w:val="0"/>
+        </w:rPr>
+      </w:r>
+    </w:p>
+    <w:p>
+      <w:pPr>
+        <w:spacing w:after="0" w:line="360" w:lineRule="auto"/>
+        <w:ind w:firstLine="709"/>
+        <w:jc w:val="both"/>
+        <w:rPr>
+          <w:rFonts w:ascii="Times New Roman" w:cs="Times New Roman" w:eastAsia="Times New Roman" w:hAnsi="Times New Roman"/>
+          <w:sz w:val="24"/>
+          <w:szCs w:val="24"/>
+        </w:rPr>
+      </w:pPr>
+      <w:r>
+        <w:rPr>
+          <w:rtl w:val="0"/>
+        </w:rPr>
+      </w:r>
+    </w:p>
+    <w:p>
+      <w:pPr>
+        <w:spacing w:after="0" w:line="360" w:lineRule="auto"/>
+        <w:ind w:firstLine="709"/>
+        <w:jc w:val="both"/>
+        <w:rPr>
+          <w:rFonts w:ascii="Times New Roman" w:cs="Times New Roman" w:eastAsia="Times New Roman" w:hAnsi="Times New Roman"/>
+          <w:sz w:val="24"/>
+          <w:szCs w:val="24"/>
+        </w:rPr>
+      </w:pPr>
+      <w:r>
+        <w:rPr>
+          <w:rtl w:val="0"/>
+        </w:rPr>
+      </w:r>
+    </w:p>
+    <w:p>
+      <w:pPr>
+        <w:spacing w:after="0" w:line="360" w:lineRule="auto"/>
+        <w:ind w:firstLine="709"/>
+        <w:jc w:val="both"/>
+        <w:rPr>
+          <w:rFonts w:ascii="Times New Roman" w:cs="Times New Roman" w:eastAsia="Times New Roman" w:hAnsi="Times New Roman"/>
+          <w:sz w:val="24"/>
+          <w:szCs w:val="24"/>
+        </w:rPr>
+      </w:pPr>
+      <w:r>
+        <w:rPr>
+          <w:rtl w:val="0"/>
+        </w:rPr>
+      </w:r>
+    </w:p>
+    <w:p>
+      <w:pPr>
+        <w:spacing w:after="0" w:line="360" w:lineRule="auto"/>
+        <w:ind w:firstLine="709"/>
+        <w:jc w:val="both"/>
+        <w:rPr>
+          <w:rFonts w:ascii="Times New Roman" w:cs="Times New Roman" w:eastAsia="Times New Roman" w:hAnsi="Times New Roman"/>
+          <w:sz w:val="24"/>
+          <w:szCs w:val="24"/>
+        </w:rPr>
+      </w:pPr>
+      <w:r>
+        <w:rPr>
+          <w:rtl w:val="0"/>
+        </w:rPr>
+      </w:r>
+    </w:p>
+    <w:p>
+      <w:pPr>
+        <w:spacing w:after="0" w:line="360" w:lineRule="auto"/>
+        <w:ind w:firstLine="709"/>
+        <w:jc w:val="both"/>
+        <w:rPr>
+          <w:rFonts w:ascii="Times New Roman" w:cs="Times New Roman" w:eastAsia="Times New Roman" w:hAnsi="Times New Roman"/>
+          <w:sz w:val="24"/>
+          <w:szCs w:val="24"/>
+        </w:rPr>
+      </w:pPr>
+      <w:r>
+        <w:rPr>
+          <w:rtl w:val="0"/>
+        </w:rPr>
+      </w:r>
+    </w:p>
+    <w:p>
+      <w:pPr>
+        <w:spacing w:after="0" w:line="360" w:lineRule="auto"/>
+        <w:ind w:firstLine="709"/>
+        <w:jc w:val="both"/>
+        <w:rPr>
+          <w:rFonts w:ascii="Times New Roman" w:cs="Times New Roman" w:eastAsia="Times New Roman" w:hAnsi="Times New Roman"/>
+          <w:sz w:val="24"/>
+          <w:szCs w:val="24"/>
+        </w:rPr>
+      </w:pPr>
+      <w:r>
+        <w:rPr>
+          <w:rtl w:val="0"/>
+        </w:rPr>
+      </w:r>
+    </w:p>
+    <w:p>
+      <w:pPr>
+        <w:spacing w:after="0" w:line="360" w:lineRule="auto"/>
+        <w:ind w:firstLine="709"/>
+        <w:jc w:val="both"/>
+        <w:rPr>
+          <w:rFonts w:ascii="Times New Roman" w:cs="Times New Roman" w:eastAsia="Times New Roman" w:hAnsi="Times New Roman"/>
+          <w:sz w:val="24"/>
+          <w:szCs w:val="24"/>
+        </w:rPr>
+      </w:pPr>
+      <w:r>
+        <w:rPr>
+          <w:rtl w:val="0"/>
+        </w:rPr>
+      </w:r>
+    </w:p>
+    <w:p>
+      <w:pPr>
+        <w:spacing w:after="0" w:line="360" w:lineRule="auto"/>
+        <w:ind w:firstLine="709"/>
+        <w:jc w:val="both"/>
+        <w:rPr>
+          <w:rFonts w:ascii="Times New Roman" w:cs="Times New Roman" w:eastAsia="Times New Roman" w:hAnsi="Times New Roman"/>
+          <w:sz w:val="24"/>
+          <w:szCs w:val="24"/>
+        </w:rPr>
+      </w:pPr>
+      <w:r>
+        <w:rPr>
+          <w:rtl w:val="0"/>
+        </w:rPr>
+      </w:r>
+    </w:p>
+    <w:p>
+      <w:pPr>
+        <w:spacing w:after="0" w:line="360" w:lineRule="auto"/>
+        <w:ind w:firstLine="709"/>
+        <w:jc w:val="both"/>
+        <w:rPr>
+          <w:rFonts w:ascii="Times New Roman" w:cs="Times New Roman" w:eastAsia="Times New Roman" w:hAnsi="Times New Roman"/>
+          <w:sz w:val="24"/>
+          <w:szCs w:val="24"/>
+        </w:rPr>
+      </w:pPr>
+      <w:r>
+        <w:rPr>
+          <w:rtl w:val="0"/>
+        </w:rPr>
+      </w:r>
+    </w:p>
+    <w:p>
+      <w:pPr>
+        <w:spacing w:after="0" w:line="360" w:lineRule="auto"/>
+        <w:ind w:firstLine="709"/>
+        <w:jc w:val="both"/>
+        <w:rPr>
+          <w:rFonts w:ascii="Times New Roman" w:cs="Times New Roman" w:eastAsia="Times New Roman" w:hAnsi="Times New Roman"/>
+          <w:sz w:val="24"/>
+          <w:szCs w:val="24"/>
+        </w:rPr>
+      </w:pPr>
+      <w:r>
+        <w:rPr>
+          <w:rtl w:val="0"/>
+        </w:rPr>
+      </w:r>
+    </w:p>
+    <w:p>
+      <w:pPr>
+        <w:spacing w:after="0" w:line="360" w:lineRule="auto"/>
+        <w:ind w:firstLine="709"/>
+        <w:jc w:val="both"/>
+        <w:rPr>
+          <w:rFonts w:ascii="Times New Roman" w:cs="Times New Roman" w:eastAsia="Times New Roman" w:hAnsi="Times New Roman"/>
+          <w:sz w:val="24"/>
+          <w:szCs w:val="24"/>
+        </w:rPr>
+      </w:pPr>
+      <w:r>
+        <w:rPr>
+          <w:rtl w:val="0"/>
+        </w:rPr>
+      </w:r>
+    </w:p>
+    <w:p>
+      <w:pPr>
+        <w:spacing w:after="0" w:line="360" w:lineRule="auto"/>
+        <w:ind w:firstLine="709"/>
+        <w:jc w:val="both"/>
+        <w:rPr>
+          <w:rFonts w:ascii="Times New Roman" w:cs="Times New Roman" w:eastAsia="Times New Roman" w:hAnsi="Times New Roman"/>
+          <w:sz w:val="24"/>
+          <w:szCs w:val="24"/>
+        </w:rPr>
+      </w:pPr>
+      <w:r>
+        <w:rPr>
+          <w:rtl w:val="0"/>
+        </w:rPr>
+      </w:r>
+    </w:p>
+    <w:p>
+      <w:pPr>
+        <w:spacing w:after="0" w:line="360" w:lineRule="auto"/>
+        <w:ind w:firstLine="709"/>
+        <w:jc w:val="both"/>
+        <w:rPr>
+          <w:rFonts w:ascii="Times New Roman" w:cs="Times New Roman" w:eastAsia="Times New Roman" w:hAnsi="Times New Roman"/>
+          <w:sz w:val="24"/>
+          <w:szCs w:val="24"/>
+        </w:rPr>
+      </w:pPr>
+      <w:r>
+        <w:rPr>
+          <w:rtl w:val="0"/>
+        </w:rPr>
+      </w:r>
+    </w:p>
+    <w:p>
+      <w:pPr>
+        <w:spacing w:after="0" w:line="360" w:lineRule="auto"/>
+        <w:ind w:firstLine="709"/>
+        <w:jc w:val="both"/>
+        <w:rPr>
+          <w:rFonts w:ascii="Times New Roman" w:cs="Times New Roman" w:eastAsia="Times New Roman" w:hAnsi="Times New Roman"/>
+          <w:sz w:val="24"/>
+          <w:szCs w:val="24"/>
+        </w:rPr>
+      </w:pPr>
+      <w:r>
+        <w:rPr>
+          <w:rtl w:val="0"/>
+        </w:rPr>
+      </w:r>
+    </w:p>
+    <w:p>
+      <w:pPr>
+        <w:spacing w:after="0" w:line="360" w:lineRule="auto"/>
+        <w:ind w:firstLine="709"/>
+        <w:jc w:val="both"/>
+        <w:rPr>
+          <w:rFonts w:ascii="Times New Roman" w:cs="Times New Roman" w:eastAsia="Times New Roman" w:hAnsi="Times New Roman"/>
+          <w:sz w:val="24"/>
+          <w:szCs w:val="24"/>
+        </w:rPr>
+      </w:pPr>
+      <w:r>
+        <w:rPr>
+          <w:rtl w:val="0"/>
+        </w:rPr>
+      </w:r>
+    </w:p>
+    <w:p>
+      <w:pPr>
+        <w:spacing w:after="0" w:line="360" w:lineRule="auto"/>
+        <w:ind w:left="0" w:firstLine="0"/>
+        <w:jc w:val="both"/>
+        <w:rPr>
+          <w:rFonts w:ascii="Times New Roman" w:cs="Times New Roman" w:eastAsia="Times New Roman" w:hAnsi="Times New Roman"/>
+          <w:sz w:val="24"/>
+          <w:szCs w:val="24"/>
+        </w:rPr>
+      </w:pPr>
+      <w:r>
+        <w:rPr>
+          <w:rtl w:val="0"/>
+        </w:rPr>
+      </w:r>
+    </w:p>
+    <w:p>
+      <w:pPr>
+        <w:pStyle w:val="Heading3"/>
+        <w:numPr>
+          <w:ilvl w:val="2"/>
+          <w:numId w:val="3"/>
+        </w:numPr>
+        <w:ind w:left="720" w:hanging="720"/>
+        <w:rPr/>
+      </w:pPr>
+      <w:bookmarkStart w:colFirst="0" w:colLast="0" w:name="_h82urfkq2paw" w:id="50"/>
+      <w:bookmarkEnd w:id="50"/>
+      <w:r>
+        <w:rPr>
+          <w:rtl w:val="0"/>
+        </w:rPr>
+        <w:t xml:space="preserve">Diagrama Entidade-Relacionamento (DER)</w:t>
+      </w:r>
+      <w:r>
+        <w:rPr>
+          <w:rtl w:val="0"/>
+        </w:rPr>
+      </w:r>
+    </w:p>
+    <w:p>
+      <w:pPr>
+        <w:spacing w:after="0" w:line="360" w:lineRule="auto"/>
+        <w:ind w:firstLine="709"/>
+        <w:jc w:val="both"/>
+        <w:rPr>
+          <w:rFonts w:ascii="Times New Roman" w:cs="Times New Roman" w:eastAsia="Times New Roman" w:hAnsi="Times New Roman"/>
+          <w:sz w:val="24"/>
+          <w:szCs w:val="24"/>
+        </w:rPr>
+      </w:pPr>
+      <w:r>
+        <w:rPr>
+          <w:rtl w:val="0"/>
+        </w:rPr>
+      </w:r>
+    </w:p>
+    <w:p>
+      <w:pPr>
         <w:keepNext w:val="1"/>
         <w:keepLines w:val="0"/>
         <w:pageBreakBefore w:val="0"/>
@@ -24185,126 +25741,6 @@
         <w:jc w:val="center"/>
         <w:rPr>
           <w:rFonts w:ascii="Times New Roman" w:cs="Times New Roman" w:eastAsia="Times New Roman" w:hAnsi="Times New Roman"/>
-          <w:sz w:val="20"/>
-          <w:szCs w:val="20"/>
-        </w:rPr>
-      </w:pPr>
-      <w:r>
-        <w:rPr>
-          <w:rtl w:val="0"/>
-        </w:rPr>
-      </w:r>
-    </w:p>
-    <w:p>
-      <w:pPr>
-        <w:keepNext w:val="1"/>
-        <w:keepLines w:val="0"/>
-        <w:pageBreakBefore w:val="0"/>
-        <w:widowControl w:val="1"/>
-        <w:pBdr>
-          <w:top w:space="0" w:sz="0" w:val="nil"/>
-          <w:left w:space="0" w:sz="0" w:val="nil"/>
-          <w:bottom w:space="0" w:sz="0" w:val="nil"/>
-          <w:right w:space="0" w:sz="0" w:val="nil"/>
-          <w:between w:space="0" w:sz="0" w:val="nil"/>
-        </w:pBdr>
-        <w:shd w:fill="auto" w:val="clear"/>
-        <w:spacing w:after="120" w:before="120" w:line="240" w:lineRule="auto"/>
-        <w:ind w:left="0" w:right="0" w:firstLine="0"/>
-        <w:jc w:val="center"/>
-        <w:rPr>
-          <w:rFonts w:ascii="Times New Roman" w:cs="Times New Roman" w:eastAsia="Times New Roman" w:hAnsi="Times New Roman"/>
-          <w:sz w:val="20"/>
-          <w:szCs w:val="20"/>
-        </w:rPr>
-      </w:pPr>
-      <w:r>
-        <w:rPr>
-          <w:rtl w:val="0"/>
-        </w:rPr>
-      </w:r>
-    </w:p>
-    <w:p>
-      <w:pPr>
-        <w:keepNext w:val="1"/>
-        <w:keepLines w:val="0"/>
-        <w:pageBreakBefore w:val="0"/>
-        <w:widowControl w:val="1"/>
-        <w:pBdr>
-          <w:top w:space="0" w:sz="0" w:val="nil"/>
-          <w:left w:space="0" w:sz="0" w:val="nil"/>
-          <w:bottom w:space="0" w:sz="0" w:val="nil"/>
-          <w:right w:space="0" w:sz="0" w:val="nil"/>
-          <w:between w:space="0" w:sz="0" w:val="nil"/>
-        </w:pBdr>
-        <w:shd w:fill="auto" w:val="clear"/>
-        <w:spacing w:after="120" w:before="120" w:line="240" w:lineRule="auto"/>
-        <w:ind w:left="0" w:right="0" w:firstLine="0"/>
-        <w:jc w:val="center"/>
-        <w:rPr>
-          <w:rFonts w:ascii="Times New Roman" w:cs="Times New Roman" w:eastAsia="Times New Roman" w:hAnsi="Times New Roman"/>
-          <w:sz w:val="20"/>
-          <w:szCs w:val="20"/>
-        </w:rPr>
-      </w:pPr>
-      <w:r>
-        <w:rPr>
-          <w:rtl w:val="0"/>
-        </w:rPr>
-      </w:r>
-    </w:p>
-    <w:p>
-      <w:pPr>
-        <w:spacing w:after="0" w:line="360" w:lineRule="auto"/>
-        <w:ind w:firstLine="709"/>
-        <w:jc w:val="both"/>
-        <w:rPr>
-          <w:rFonts w:ascii="Times New Roman" w:cs="Times New Roman" w:eastAsia="Times New Roman" w:hAnsi="Times New Roman"/>
-          <w:sz w:val="20"/>
-          <w:szCs w:val="20"/>
-        </w:rPr>
-      </w:pPr>
-      <w:r>
-        <w:rPr>
-          <w:rtl w:val="0"/>
-        </w:rPr>
-      </w:r>
-    </w:p>
-    <w:p>
-      <w:pPr>
-        <w:spacing w:after="0" w:line="360" w:lineRule="auto"/>
-        <w:jc w:val="both"/>
-        <w:rPr>
-          <w:rFonts w:ascii="Times New Roman" w:cs="Times New Roman" w:eastAsia="Times New Roman" w:hAnsi="Times New Roman"/>
-          <w:sz w:val="24"/>
-          <w:szCs w:val="24"/>
-        </w:rPr>
-      </w:pPr>
-      <w:r>
-        <w:rPr>
-          <w:rtl w:val="0"/>
-        </w:rPr>
-      </w:r>
-    </w:p>
-    <w:p>
-      <w:pPr>
-        <w:keepNext w:val="1"/>
-        <w:keepLines w:val="0"/>
-        <w:pageBreakBefore w:val="0"/>
-        <w:widowControl w:val="1"/>
-        <w:pBdr>
-          <w:top w:space="0" w:sz="0" w:val="nil"/>
-          <w:left w:space="0" w:sz="0" w:val="nil"/>
-          <w:bottom w:space="0" w:sz="0" w:val="nil"/>
-          <w:right w:space="0" w:sz="0" w:val="nil"/>
-          <w:between w:space="0" w:sz="0" w:val="nil"/>
-        </w:pBdr>
-        <w:shd w:fill="auto" w:val="clear"/>
-        <w:spacing w:after="120" w:before="120" w:line="240" w:lineRule="auto"/>
-        <w:ind w:left="0" w:right="0" w:firstLine="0"/>
-        <w:jc w:val="center"/>
-        <w:rPr>
-          <w:rFonts w:ascii="Times New Roman" w:cs="Times New Roman" w:eastAsia="Times New Roman" w:hAnsi="Times New Roman"/>
           <w:b w:val="0"/>
           <w:bCs w:val="0"/>
           <w:i w:val="0"/>
@@ -24319,8 +25755,8 @@
           <w:vertAlign w:val="baseline"/>
         </w:rPr>
       </w:pPr>
-      <w:bookmarkStart w:colFirst="0" w:colLast="0" w:name="_oorbnbq9caan" w:id="44"/>
-      <w:bookmarkEnd w:id="44"/>
+      <w:bookmarkStart w:colFirst="0" w:colLast="0" w:name="_fsata41w7uy2" w:id="51"/>
+      <w:bookmarkEnd w:id="51"/>
       <w:r>
         <w:rPr>
           <w:rFonts w:ascii="Times New Roman" w:cs="Times New Roman" w:eastAsia="Times New Roman" w:hAnsi="Times New Roman"/>
@@ -24338,7 +25774,7 @@
           <w:vertAlign w:val="baseline"/>
           <w:rtl w:val="0"/>
         </w:rPr>
-        <w:t xml:space="preserve">Figura 14 - Tela Principal pós Login</w:t>
+        <w:t xml:space="preserve">Figura 18 - Modelo Físico</w:t>
       </w:r>
     </w:p>
     <w:p>
@@ -24355,1466 +25791,15 @@
           <w:szCs w:val="24"/>
         </w:rPr>
         <w:drawing>
-          <wp:inline distB="114300" distT="114300" distL="114300" distR="114300">
-            <wp:extent cx="5759775" cy="2451100"/>
+          <wp:inline distB="0" distT="0" distL="0" distR="0">
+            <wp:extent cx="5749290" cy="3836035"/>
             <wp:effectExtent b="0" l="0" r="0" t="0"/>
-            <wp:docPr id="18" name="image22.png"/>
+            <wp:docPr id="37" name="image31.jpg"/>
             <a:graphic>
               <a:graphicData uri="http://schemas.openxmlformats.org/drawingml/2006/picture">
                 <pic:pic>
                   <pic:nvPicPr>
-                    <pic:cNvPr id="0" name="image22.png"/>
-                    <pic:cNvPicPr preferRelativeResize="0"/>
-                  </pic:nvPicPr>
-                  <pic:blipFill>
-                    <a:blip r:embed="rId24"/>
-                    <a:srcRect b="0" l="0" r="0" t="0"/>
-                    <a:stretch>
-                      <a:fillRect/>
-                    </a:stretch>
-                  </pic:blipFill>
-                  <pic:spPr>
-                    <a:xfrm>
-                      <a:off x="0" y="0"/>
-                      <a:ext cx="5759775" cy="2451100"/>
-                    </a:xfrm>
-                    <a:prstGeom prst="rect"/>
-                    <a:ln/>
-                  </pic:spPr>
-                </pic:pic>
-              </a:graphicData>
-            </a:graphic>
-          </wp:inline>
-        </w:drawing>
-      </w:r>
-      <w:r>
-        <w:rPr>
-          <w:rtl w:val="0"/>
-        </w:rPr>
-      </w:r>
-    </w:p>
-    <w:p>
-      <w:pPr>
-        <w:keepNext w:val="1"/>
-        <w:keepLines w:val="0"/>
-        <w:pageBreakBefore w:val="0"/>
-        <w:widowControl w:val="1"/>
-        <w:pBdr>
-          <w:top w:space="0" w:sz="0" w:val="nil"/>
-          <w:left w:space="0" w:sz="0" w:val="nil"/>
-          <w:bottom w:space="0" w:sz="0" w:val="nil"/>
-          <w:right w:space="0" w:sz="0" w:val="nil"/>
-          <w:between w:space="0" w:sz="0" w:val="nil"/>
-        </w:pBdr>
-        <w:shd w:fill="auto" w:val="clear"/>
-        <w:spacing w:after="120" w:before="120" w:line="240" w:lineRule="auto"/>
-        <w:ind w:left="0" w:right="0" w:firstLine="0"/>
-        <w:jc w:val="center"/>
-        <w:rPr>
-          <w:rFonts w:ascii="Times New Roman" w:cs="Times New Roman" w:eastAsia="Times New Roman" w:hAnsi="Times New Roman"/>
-          <w:b w:val="0"/>
-          <w:bCs w:val="0"/>
-          <w:i w:val="0"/>
-          <w:iCs w:val="0"/>
-          <w:smallCaps w:val="0"/>
-          <w:strike w:val="0"/>
-          <w:color w:val="000000"/>
-          <w:sz w:val="20"/>
-          <w:szCs w:val="20"/>
-          <w:u w:val="none"/>
-          <w:shd w:fill="auto" w:val="clear"/>
-          <w:vertAlign w:val="baseline"/>
-        </w:rPr>
-      </w:pPr>
-      <w:r>
-        <w:rPr>
-          <w:rFonts w:ascii="Times New Roman" w:cs="Times New Roman" w:eastAsia="Times New Roman" w:hAnsi="Times New Roman"/>
-          <w:b w:val="0"/>
-          <w:bCs w:val="0"/>
-          <w:i w:val="0"/>
-          <w:iCs w:val="0"/>
-          <w:smallCaps w:val="0"/>
-          <w:strike w:val="0"/>
-          <w:color w:val="000000"/>
-          <w:sz w:val="20"/>
-          <w:szCs w:val="20"/>
-          <w:u w:val="none"/>
-          <w:shd w:fill="auto" w:val="clear"/>
-          <w:vertAlign w:val="baseline"/>
-          <w:rtl w:val="0"/>
-        </w:rPr>
-        <w:t xml:space="preserve">Fonte: Os autores (2025)</w:t>
-      </w:r>
-    </w:p>
-    <w:p>
-      <w:pPr>
-        <w:keepNext w:val="1"/>
-        <w:keepLines w:val="0"/>
-        <w:pageBreakBefore w:val="0"/>
-        <w:widowControl w:val="1"/>
-        <w:pBdr>
-          <w:top w:space="0" w:sz="0" w:val="nil"/>
-          <w:left w:space="0" w:sz="0" w:val="nil"/>
-          <w:bottom w:space="0" w:sz="0" w:val="nil"/>
-          <w:right w:space="0" w:sz="0" w:val="nil"/>
-          <w:between w:space="0" w:sz="0" w:val="nil"/>
-        </w:pBdr>
-        <w:shd w:fill="auto" w:val="clear"/>
-        <w:spacing w:after="120" w:before="120" w:line="240" w:lineRule="auto"/>
-        <w:ind w:left="0" w:right="0" w:firstLine="0"/>
-        <w:jc w:val="center"/>
-        <w:rPr>
-          <w:rFonts w:ascii="Times New Roman" w:cs="Times New Roman" w:eastAsia="Times New Roman" w:hAnsi="Times New Roman"/>
-          <w:sz w:val="20"/>
-          <w:szCs w:val="20"/>
-        </w:rPr>
-      </w:pPr>
-      <w:r>
-        <w:rPr>
-          <w:rtl w:val="0"/>
-        </w:rPr>
-      </w:r>
-    </w:p>
-    <w:p>
-      <w:pPr>
-        <w:keepNext w:val="1"/>
-        <w:keepLines w:val="0"/>
-        <w:pageBreakBefore w:val="0"/>
-        <w:widowControl w:val="1"/>
-        <w:pBdr>
-          <w:top w:space="0" w:sz="0" w:val="nil"/>
-          <w:left w:space="0" w:sz="0" w:val="nil"/>
-          <w:bottom w:space="0" w:sz="0" w:val="nil"/>
-          <w:right w:space="0" w:sz="0" w:val="nil"/>
-          <w:between w:space="0" w:sz="0" w:val="nil"/>
-        </w:pBdr>
-        <w:shd w:fill="auto" w:val="clear"/>
-        <w:spacing w:after="120" w:before="120" w:line="240" w:lineRule="auto"/>
-        <w:ind w:left="0" w:right="0" w:firstLine="0"/>
-        <w:jc w:val="left"/>
-        <w:rPr>
-          <w:rFonts w:ascii="Times New Roman" w:cs="Times New Roman" w:eastAsia="Times New Roman" w:hAnsi="Times New Roman"/>
-          <w:sz w:val="20"/>
-          <w:szCs w:val="20"/>
-        </w:rPr>
-      </w:pPr>
-      <w:r>
-        <w:rPr>
-          <w:rtl w:val="0"/>
-        </w:rPr>
-      </w:r>
-    </w:p>
-    <w:p>
-      <w:pPr>
-        <w:keepNext w:val="1"/>
-        <w:spacing w:after="120" w:before="120" w:line="240" w:lineRule="auto"/>
-        <w:jc w:val="center"/>
-        <w:rPr>
-          <w:rFonts w:ascii="Times New Roman" w:cs="Times New Roman" w:eastAsia="Times New Roman" w:hAnsi="Times New Roman"/>
-          <w:sz w:val="20"/>
-          <w:szCs w:val="20"/>
-        </w:rPr>
-      </w:pPr>
-      <w:bookmarkStart w:colFirst="0" w:colLast="0" w:name="_apc4z5xu69jo" w:id="45"/>
-      <w:bookmarkEnd w:id="45"/>
-      <w:r>
-        <w:rPr>
-          <w:rFonts w:ascii="Times New Roman" w:cs="Times New Roman" w:eastAsia="Times New Roman" w:hAnsi="Times New Roman"/>
-          <w:sz w:val="20"/>
-          <w:szCs w:val="20"/>
-          <w:rtl w:val="0"/>
-        </w:rPr>
-        <w:t xml:space="preserve">Figura 15 - Tela Agendamento de Aula</w:t>
-      </w:r>
-    </w:p>
-    <w:p>
-      <w:pPr>
-        <w:keepNext w:val="1"/>
-        <w:spacing w:after="0" w:line="360" w:lineRule="auto"/>
-        <w:jc w:val="both"/>
-        <w:rPr/>
-      </w:pPr>
-      <w:r>
-        <w:rPr/>
-        <w:drawing>
-          <wp:inline distB="114300" distT="114300" distL="114300" distR="114300">
-            <wp:extent cx="5759775" cy="2438400"/>
-            <wp:effectExtent b="0" l="0" r="0" t="0"/>
-            <wp:docPr id="20" name="image30.png"/>
-            <a:graphic>
-              <a:graphicData uri="http://schemas.openxmlformats.org/drawingml/2006/picture">
-                <pic:pic>
-                  <pic:nvPicPr>
-                    <pic:cNvPr id="0" name="image30.png"/>
-                    <pic:cNvPicPr preferRelativeResize="0"/>
-                  </pic:nvPicPr>
-                  <pic:blipFill>
-                    <a:blip r:embed="rId25"/>
-                    <a:srcRect b="0" l="0" r="0" t="0"/>
-                    <a:stretch>
-                      <a:fillRect/>
-                    </a:stretch>
-                  </pic:blipFill>
-                  <pic:spPr>
-                    <a:xfrm>
-                      <a:off x="0" y="0"/>
-                      <a:ext cx="5759775" cy="2438400"/>
-                    </a:xfrm>
-                    <a:prstGeom prst="rect"/>
-                    <a:ln/>
-                  </pic:spPr>
-                </pic:pic>
-              </a:graphicData>
-            </a:graphic>
-          </wp:inline>
-        </w:drawing>
-      </w:r>
-      <w:r>
-        <w:rPr>
-          <w:rtl w:val="0"/>
-        </w:rPr>
-      </w:r>
-    </w:p>
-    <w:p>
-      <w:pPr>
-        <w:keepNext w:val="1"/>
-        <w:spacing w:after="120" w:before="120" w:line="240" w:lineRule="auto"/>
-        <w:jc w:val="center"/>
-        <w:rPr>
-          <w:rFonts w:ascii="Times New Roman" w:cs="Times New Roman" w:eastAsia="Times New Roman" w:hAnsi="Times New Roman"/>
-          <w:sz w:val="20"/>
-          <w:szCs w:val="20"/>
-        </w:rPr>
-      </w:pPr>
-      <w:r>
-        <w:rPr>
-          <w:rFonts w:ascii="Times New Roman" w:cs="Times New Roman" w:eastAsia="Times New Roman" w:hAnsi="Times New Roman"/>
-          <w:sz w:val="20"/>
-          <w:szCs w:val="20"/>
-          <w:rtl w:val="0"/>
-        </w:rPr>
-        <w:t xml:space="preserve">Fonte: Os autores (2025)</w:t>
-      </w:r>
-    </w:p>
-    <w:p>
-      <w:pPr>
-        <w:keepNext w:val="1"/>
-        <w:keepLines w:val="0"/>
-        <w:pageBreakBefore w:val="0"/>
-        <w:widowControl w:val="1"/>
-        <w:pBdr>
-          <w:top w:space="0" w:sz="0" w:val="nil"/>
-          <w:left w:space="0" w:sz="0" w:val="nil"/>
-          <w:bottom w:space="0" w:sz="0" w:val="nil"/>
-          <w:right w:space="0" w:sz="0" w:val="nil"/>
-          <w:between w:space="0" w:sz="0" w:val="nil"/>
-        </w:pBdr>
-        <w:shd w:fill="auto" w:val="clear"/>
-        <w:spacing w:after="120" w:before="120" w:line="240" w:lineRule="auto"/>
-        <w:ind w:left="0" w:right="0" w:firstLine="0"/>
-        <w:jc w:val="center"/>
-        <w:rPr>
-          <w:rFonts w:ascii="Times New Roman" w:cs="Times New Roman" w:eastAsia="Times New Roman" w:hAnsi="Times New Roman"/>
-          <w:sz w:val="20"/>
-          <w:szCs w:val="20"/>
-        </w:rPr>
-      </w:pPr>
-      <w:r>
-        <w:rPr>
-          <w:rtl w:val="0"/>
-        </w:rPr>
-      </w:r>
-    </w:p>
-    <w:p>
-      <w:pPr>
-        <w:rPr/>
-      </w:pPr>
-      <w:r>
-        <w:rPr>
-          <w:rtl w:val="0"/>
-        </w:rPr>
-      </w:r>
-    </w:p>
-    <w:p>
-      <w:pPr>
-        <w:spacing w:after="0" w:line="360" w:lineRule="auto"/>
-        <w:ind w:left="0" w:firstLine="0"/>
-        <w:jc w:val="both"/>
-        <w:rPr>
-          <w:rFonts w:ascii="Times New Roman" w:cs="Times New Roman" w:eastAsia="Times New Roman" w:hAnsi="Times New Roman"/>
-          <w:sz w:val="24"/>
-          <w:szCs w:val="24"/>
-        </w:rPr>
-      </w:pPr>
-      <w:r>
-        <w:rPr>
-          <w:rtl w:val="0"/>
-        </w:rPr>
-      </w:r>
-    </w:p>
-    <w:p>
-      <w:pPr>
-        <w:keepNext w:val="1"/>
-        <w:keepLines w:val="0"/>
-        <w:pageBreakBefore w:val="0"/>
-        <w:widowControl w:val="1"/>
-        <w:pBdr>
-          <w:top w:space="0" w:sz="0" w:val="nil"/>
-          <w:left w:space="0" w:sz="0" w:val="nil"/>
-          <w:bottom w:space="0" w:sz="0" w:val="nil"/>
-          <w:right w:space="0" w:sz="0" w:val="nil"/>
-          <w:between w:space="0" w:sz="0" w:val="nil"/>
-        </w:pBdr>
-        <w:shd w:fill="auto" w:val="clear"/>
-        <w:spacing w:after="120" w:before="120" w:line="240" w:lineRule="auto"/>
-        <w:ind w:left="0" w:right="0" w:firstLine="0"/>
-        <w:jc w:val="center"/>
-        <w:rPr>
-          <w:rFonts w:ascii="Times New Roman" w:cs="Times New Roman" w:eastAsia="Times New Roman" w:hAnsi="Times New Roman"/>
-          <w:b w:val="0"/>
-          <w:bCs w:val="0"/>
-          <w:i w:val="0"/>
-          <w:iCs w:val="0"/>
-          <w:smallCaps w:val="0"/>
-          <w:strike w:val="0"/>
-          <w:color w:val="000000"/>
-          <w:sz w:val="20"/>
-          <w:szCs w:val="20"/>
-          <w:u w:val="none"/>
-          <w:shd w:fill="auto" w:val="clear"/>
-          <w:vertAlign w:val="baseline"/>
-        </w:rPr>
-      </w:pPr>
-      <w:bookmarkStart w:colFirst="0" w:colLast="0" w:name="_s1u0x18cpsku" w:id="46"/>
-      <w:bookmarkEnd w:id="46"/>
-      <w:r>
-        <w:rPr>
-          <w:rFonts w:ascii="Times New Roman" w:cs="Times New Roman" w:eastAsia="Times New Roman" w:hAnsi="Times New Roman"/>
-          <w:b w:val="0"/>
-          <w:bCs w:val="0"/>
-          <w:i w:val="0"/>
-          <w:iCs w:val="0"/>
-          <w:smallCaps w:val="0"/>
-          <w:strike w:val="0"/>
-          <w:color w:val="000000"/>
-          <w:sz w:val="20"/>
-          <w:szCs w:val="20"/>
-          <w:u w:val="none"/>
-          <w:shd w:fill="auto" w:val="clear"/>
-          <w:vertAlign w:val="baseline"/>
-          <w:rtl w:val="0"/>
-        </w:rPr>
-        <w:t xml:space="preserve">Figura 16 - Tela do Painel da Instituição</w:t>
-      </w:r>
-    </w:p>
-    <w:p>
-      <w:pPr>
-        <w:keepNext w:val="1"/>
-        <w:spacing w:after="0" w:line="360" w:lineRule="auto"/>
-        <w:jc w:val="both"/>
-        <w:rPr/>
-      </w:pPr>
-      <w:r>
-        <w:rPr/>
-        <w:drawing>
-          <wp:inline distB="114300" distT="114300" distL="114300" distR="114300">
-            <wp:extent cx="5759775" cy="2413000"/>
-            <wp:effectExtent b="0" l="0" r="0" t="0"/>
-            <wp:docPr id="27" name="image15.png"/>
-            <a:graphic>
-              <a:graphicData uri="http://schemas.openxmlformats.org/drawingml/2006/picture">
-                <pic:pic>
-                  <pic:nvPicPr>
-                    <pic:cNvPr id="0" name="image15.png"/>
-                    <pic:cNvPicPr preferRelativeResize="0"/>
-                  </pic:nvPicPr>
-                  <pic:blipFill>
-                    <a:blip r:embed="rId26"/>
-                    <a:srcRect b="0" l="0" r="0" t="0"/>
-                    <a:stretch>
-                      <a:fillRect/>
-                    </a:stretch>
-                  </pic:blipFill>
-                  <pic:spPr>
-                    <a:xfrm>
-                      <a:off x="0" y="0"/>
-                      <a:ext cx="5759775" cy="2413000"/>
-                    </a:xfrm>
-                    <a:prstGeom prst="rect"/>
-                    <a:ln/>
-                  </pic:spPr>
-                </pic:pic>
-              </a:graphicData>
-            </a:graphic>
-          </wp:inline>
-        </w:drawing>
-      </w:r>
-      <w:r>
-        <w:rPr>
-          <w:rtl w:val="0"/>
-        </w:rPr>
-      </w:r>
-    </w:p>
-    <w:p>
-      <w:pPr>
-        <w:keepNext w:val="1"/>
-        <w:keepLines w:val="0"/>
-        <w:pageBreakBefore w:val="0"/>
-        <w:widowControl w:val="1"/>
-        <w:pBdr>
-          <w:top w:space="0" w:sz="0" w:val="nil"/>
-          <w:left w:space="0" w:sz="0" w:val="nil"/>
-          <w:bottom w:space="0" w:sz="0" w:val="nil"/>
-          <w:right w:space="0" w:sz="0" w:val="nil"/>
-          <w:between w:space="0" w:sz="0" w:val="nil"/>
-        </w:pBdr>
-        <w:shd w:fill="auto" w:val="clear"/>
-        <w:spacing w:after="120" w:before="120" w:line="240" w:lineRule="auto"/>
-        <w:ind w:left="0" w:right="0" w:firstLine="0"/>
-        <w:jc w:val="center"/>
-        <w:rPr>
-          <w:rFonts w:ascii="Times New Roman" w:cs="Times New Roman" w:eastAsia="Times New Roman" w:hAnsi="Times New Roman"/>
-          <w:b w:val="0"/>
-          <w:bCs w:val="0"/>
-          <w:i w:val="0"/>
-          <w:iCs w:val="0"/>
-          <w:smallCaps w:val="0"/>
-          <w:strike w:val="0"/>
-          <w:color w:val="000000"/>
-          <w:sz w:val="24"/>
-          <w:szCs w:val="24"/>
-          <w:u w:val="none"/>
-          <w:shd w:fill="auto" w:val="clear"/>
-          <w:vertAlign w:val="baseline"/>
-        </w:rPr>
-      </w:pPr>
-      <w:r>
-        <w:rPr>
-          <w:rFonts w:ascii="Times New Roman" w:cs="Times New Roman" w:eastAsia="Times New Roman" w:hAnsi="Times New Roman"/>
-          <w:b w:val="0"/>
-          <w:bCs w:val="0"/>
-          <w:i w:val="0"/>
-          <w:iCs w:val="0"/>
-          <w:smallCaps w:val="0"/>
-          <w:strike w:val="0"/>
-          <w:color w:val="000000"/>
-          <w:sz w:val="20"/>
-          <w:szCs w:val="20"/>
-          <w:u w:val="none"/>
-          <w:shd w:fill="auto" w:val="clear"/>
-          <w:vertAlign w:val="baseline"/>
-          <w:rtl w:val="0"/>
-        </w:rPr>
-        <w:t xml:space="preserve">Fonte: Os autores (2025)</w:t>
-      </w:r>
-      <w:r>
-        <w:rPr>
-          <w:rtl w:val="0"/>
-        </w:rPr>
-      </w:r>
-    </w:p>
-    <w:p>
-      <w:pPr>
-        <w:spacing w:after="0" w:line="360" w:lineRule="auto"/>
-        <w:jc w:val="both"/>
-        <w:rPr>
-          <w:rFonts w:ascii="Times New Roman" w:cs="Times New Roman" w:eastAsia="Times New Roman" w:hAnsi="Times New Roman"/>
-          <w:sz w:val="24"/>
-          <w:szCs w:val="24"/>
-        </w:rPr>
-      </w:pPr>
-      <w:r>
-        <w:rPr>
-          <w:rtl w:val="0"/>
-        </w:rPr>
-      </w:r>
-    </w:p>
-    <w:p>
-      <w:pPr>
-        <w:keepNext w:val="1"/>
-        <w:keepLines w:val="0"/>
-        <w:pageBreakBefore w:val="0"/>
-        <w:widowControl w:val="1"/>
-        <w:pBdr>
-          <w:top w:space="0" w:sz="0" w:val="nil"/>
-          <w:left w:space="0" w:sz="0" w:val="nil"/>
-          <w:bottom w:space="0" w:sz="0" w:val="nil"/>
-          <w:right w:space="0" w:sz="0" w:val="nil"/>
-          <w:between w:space="0" w:sz="0" w:val="nil"/>
-        </w:pBdr>
-        <w:shd w:fill="auto" w:val="clear"/>
-        <w:spacing w:after="120" w:before="120" w:line="240" w:lineRule="auto"/>
-        <w:ind w:left="0" w:right="0" w:firstLine="0"/>
-        <w:jc w:val="center"/>
-        <w:rPr>
-          <w:rFonts w:ascii="Times New Roman" w:cs="Times New Roman" w:eastAsia="Times New Roman" w:hAnsi="Times New Roman"/>
-          <w:b w:val="0"/>
-          <w:bCs w:val="0"/>
-          <w:i w:val="0"/>
-          <w:iCs w:val="0"/>
-          <w:smallCaps w:val="0"/>
-          <w:strike w:val="0"/>
-          <w:color w:val="000000"/>
-          <w:sz w:val="20"/>
-          <w:szCs w:val="20"/>
-          <w:u w:val="none"/>
-          <w:shd w:fill="auto" w:val="clear"/>
-          <w:vertAlign w:val="baseline"/>
-        </w:rPr>
-      </w:pPr>
-      <w:bookmarkStart w:colFirst="0" w:colLast="0" w:name="_nanar1b653ee" w:id="47"/>
-      <w:bookmarkEnd w:id="47"/>
-      <w:r>
-        <w:rPr>
-          <w:rFonts w:ascii="Times New Roman" w:cs="Times New Roman" w:eastAsia="Times New Roman" w:hAnsi="Times New Roman"/>
-          <w:b w:val="0"/>
-          <w:bCs w:val="0"/>
-          <w:i w:val="0"/>
-          <w:iCs w:val="0"/>
-          <w:smallCaps w:val="0"/>
-          <w:strike w:val="0"/>
-          <w:color w:val="000000"/>
-          <w:sz w:val="20"/>
-          <w:szCs w:val="20"/>
-          <w:u w:val="none"/>
-          <w:shd w:fill="auto" w:val="clear"/>
-          <w:vertAlign w:val="baseline"/>
-          <w:rtl w:val="0"/>
-        </w:rPr>
-        <w:t xml:space="preserve">Figura 17 - Tela para buscar academia que ensinem artes marciais</w:t>
-      </w:r>
-    </w:p>
-    <w:p>
-      <w:pPr>
-        <w:keepNext w:val="1"/>
-        <w:spacing w:after="0" w:line="360" w:lineRule="auto"/>
-        <w:jc w:val="both"/>
-        <w:rPr/>
-      </w:pPr>
-      <w:r>
-        <w:rPr/>
-        <w:drawing>
-          <wp:inline distB="114300" distT="114300" distL="114300" distR="114300">
-            <wp:extent cx="5759775" cy="2451100"/>
-            <wp:effectExtent b="0" l="0" r="0" t="0"/>
-            <wp:docPr id="22" name="image27.png"/>
-            <a:graphic>
-              <a:graphicData uri="http://schemas.openxmlformats.org/drawingml/2006/picture">
-                <pic:pic>
-                  <pic:nvPicPr>
-                    <pic:cNvPr id="0" name="image27.png"/>
-                    <pic:cNvPicPr preferRelativeResize="0"/>
-                  </pic:nvPicPr>
-                  <pic:blipFill>
-                    <a:blip r:embed="rId27"/>
-                    <a:srcRect b="0" l="0" r="0" t="0"/>
-                    <a:stretch>
-                      <a:fillRect/>
-                    </a:stretch>
-                  </pic:blipFill>
-                  <pic:spPr>
-                    <a:xfrm>
-                      <a:off x="0" y="0"/>
-                      <a:ext cx="5759775" cy="2451100"/>
-                    </a:xfrm>
-                    <a:prstGeom prst="rect"/>
-                    <a:ln/>
-                  </pic:spPr>
-                </pic:pic>
-              </a:graphicData>
-            </a:graphic>
-          </wp:inline>
-        </w:drawing>
-      </w:r>
-      <w:r>
-        <w:rPr>
-          <w:rtl w:val="0"/>
-        </w:rPr>
-      </w:r>
-    </w:p>
-    <w:p>
-      <w:pPr>
-        <w:keepNext w:val="1"/>
-        <w:keepLines w:val="0"/>
-        <w:pageBreakBefore w:val="0"/>
-        <w:widowControl w:val="1"/>
-        <w:pBdr>
-          <w:top w:space="0" w:sz="0" w:val="nil"/>
-          <w:left w:space="0" w:sz="0" w:val="nil"/>
-          <w:bottom w:space="0" w:sz="0" w:val="nil"/>
-          <w:right w:space="0" w:sz="0" w:val="nil"/>
-          <w:between w:space="0" w:sz="0" w:val="nil"/>
-        </w:pBdr>
-        <w:shd w:fill="auto" w:val="clear"/>
-        <w:spacing w:after="120" w:before="120" w:line="240" w:lineRule="auto"/>
-        <w:ind w:left="0" w:right="0" w:firstLine="0"/>
-        <w:jc w:val="center"/>
-        <w:rPr>
-          <w:rFonts w:ascii="Times New Roman" w:cs="Times New Roman" w:eastAsia="Times New Roman" w:hAnsi="Times New Roman"/>
-          <w:b w:val="0"/>
-          <w:bCs w:val="0"/>
-          <w:i w:val="0"/>
-          <w:iCs w:val="0"/>
-          <w:smallCaps w:val="0"/>
-          <w:strike w:val="0"/>
-          <w:color w:val="000000"/>
-          <w:sz w:val="20"/>
-          <w:szCs w:val="20"/>
-          <w:u w:val="none"/>
-          <w:shd w:fill="auto" w:val="clear"/>
-          <w:vertAlign w:val="baseline"/>
-        </w:rPr>
-      </w:pPr>
-      <w:r>
-        <w:rPr>
-          <w:rFonts w:ascii="Times New Roman" w:cs="Times New Roman" w:eastAsia="Times New Roman" w:hAnsi="Times New Roman"/>
-          <w:b w:val="0"/>
-          <w:bCs w:val="0"/>
-          <w:i w:val="0"/>
-          <w:iCs w:val="0"/>
-          <w:smallCaps w:val="0"/>
-          <w:strike w:val="0"/>
-          <w:color w:val="000000"/>
-          <w:sz w:val="20"/>
-          <w:szCs w:val="20"/>
-          <w:u w:val="none"/>
-          <w:shd w:fill="auto" w:val="clear"/>
-          <w:vertAlign w:val="baseline"/>
-          <w:rtl w:val="0"/>
-        </w:rPr>
-        <w:t xml:space="preserve">Fonte: Os autores (2025)</w:t>
-      </w:r>
-    </w:p>
-    <w:p>
-      <w:pPr>
-        <w:keepNext w:val="1"/>
-        <w:keepLines w:val="0"/>
-        <w:pageBreakBefore w:val="0"/>
-        <w:widowControl w:val="1"/>
-        <w:pBdr>
-          <w:top w:space="0" w:sz="0" w:val="nil"/>
-          <w:left w:space="0" w:sz="0" w:val="nil"/>
-          <w:bottom w:space="0" w:sz="0" w:val="nil"/>
-          <w:right w:space="0" w:sz="0" w:val="nil"/>
-          <w:between w:space="0" w:sz="0" w:val="nil"/>
-        </w:pBdr>
-        <w:shd w:fill="auto" w:val="clear"/>
-        <w:spacing w:after="120" w:before="120" w:line="240" w:lineRule="auto"/>
-        <w:ind w:left="0" w:right="0" w:firstLine="0"/>
-        <w:jc w:val="center"/>
-        <w:rPr>
-          <w:rFonts w:ascii="Times New Roman" w:cs="Times New Roman" w:eastAsia="Times New Roman" w:hAnsi="Times New Roman"/>
-          <w:sz w:val="20"/>
-          <w:szCs w:val="20"/>
-        </w:rPr>
-      </w:pPr>
-      <w:r>
-        <w:rPr>
-          <w:rtl w:val="0"/>
-        </w:rPr>
-      </w:r>
-    </w:p>
-    <w:p>
-      <w:pPr>
-        <w:keepNext w:val="1"/>
-        <w:keepLines w:val="0"/>
-        <w:pageBreakBefore w:val="0"/>
-        <w:widowControl w:val="1"/>
-        <w:pBdr>
-          <w:top w:space="0" w:sz="0" w:val="nil"/>
-          <w:left w:space="0" w:sz="0" w:val="nil"/>
-          <w:bottom w:space="0" w:sz="0" w:val="nil"/>
-          <w:right w:space="0" w:sz="0" w:val="nil"/>
-          <w:between w:space="0" w:sz="0" w:val="nil"/>
-        </w:pBdr>
-        <w:shd w:fill="auto" w:val="clear"/>
-        <w:spacing w:after="120" w:before="120" w:line="240" w:lineRule="auto"/>
-        <w:ind w:left="0" w:right="0" w:firstLine="0"/>
-        <w:jc w:val="center"/>
-        <w:rPr>
-          <w:rFonts w:ascii="Times New Roman" w:cs="Times New Roman" w:eastAsia="Times New Roman" w:hAnsi="Times New Roman"/>
-          <w:sz w:val="20"/>
-          <w:szCs w:val="20"/>
-        </w:rPr>
-      </w:pPr>
-      <w:r>
-        <w:rPr>
-          <w:rtl w:val="0"/>
-        </w:rPr>
-      </w:r>
-    </w:p>
-    <w:p>
-      <w:pPr>
-        <w:keepNext w:val="1"/>
-        <w:keepLines w:val="0"/>
-        <w:pageBreakBefore w:val="0"/>
-        <w:widowControl w:val="1"/>
-        <w:pBdr>
-          <w:top w:space="0" w:sz="0" w:val="nil"/>
-          <w:left w:space="0" w:sz="0" w:val="nil"/>
-          <w:bottom w:space="0" w:sz="0" w:val="nil"/>
-          <w:right w:space="0" w:sz="0" w:val="nil"/>
-          <w:between w:space="0" w:sz="0" w:val="nil"/>
-        </w:pBdr>
-        <w:shd w:fill="auto" w:val="clear"/>
-        <w:spacing w:after="120" w:before="120" w:line="240" w:lineRule="auto"/>
-        <w:ind w:left="0" w:right="0" w:firstLine="0"/>
-        <w:jc w:val="center"/>
-        <w:rPr>
-          <w:rFonts w:ascii="Times New Roman" w:cs="Times New Roman" w:eastAsia="Times New Roman" w:hAnsi="Times New Roman"/>
-          <w:sz w:val="20"/>
-          <w:szCs w:val="20"/>
-        </w:rPr>
-      </w:pPr>
-      <w:r>
-        <w:rPr>
-          <w:rtl w:val="0"/>
-        </w:rPr>
-      </w:r>
-    </w:p>
-    <w:p>
-      <w:pPr>
-        <w:keepNext w:val="1"/>
-        <w:keepLines w:val="0"/>
-        <w:pageBreakBefore w:val="0"/>
-        <w:widowControl w:val="1"/>
-        <w:pBdr>
-          <w:top w:space="0" w:sz="0" w:val="nil"/>
-          <w:left w:space="0" w:sz="0" w:val="nil"/>
-          <w:bottom w:space="0" w:sz="0" w:val="nil"/>
-          <w:right w:space="0" w:sz="0" w:val="nil"/>
-          <w:between w:space="0" w:sz="0" w:val="nil"/>
-        </w:pBdr>
-        <w:shd w:fill="auto" w:val="clear"/>
-        <w:spacing w:after="120" w:before="120" w:line="240" w:lineRule="auto"/>
-        <w:ind w:left="0" w:right="0" w:firstLine="0"/>
-        <w:jc w:val="center"/>
-        <w:rPr>
-          <w:rFonts w:ascii="Times New Roman" w:cs="Times New Roman" w:eastAsia="Times New Roman" w:hAnsi="Times New Roman"/>
-          <w:sz w:val="20"/>
-          <w:szCs w:val="20"/>
-        </w:rPr>
-      </w:pPr>
-      <w:r>
-        <w:rPr>
-          <w:rtl w:val="0"/>
-        </w:rPr>
-      </w:r>
-    </w:p>
-    <w:p>
-      <w:pPr>
-        <w:keepNext w:val="1"/>
-        <w:keepLines w:val="0"/>
-        <w:pageBreakBefore w:val="0"/>
-        <w:widowControl w:val="1"/>
-        <w:pBdr>
-          <w:top w:space="0" w:sz="0" w:val="nil"/>
-          <w:left w:space="0" w:sz="0" w:val="nil"/>
-          <w:bottom w:space="0" w:sz="0" w:val="nil"/>
-          <w:right w:space="0" w:sz="0" w:val="nil"/>
-          <w:between w:space="0" w:sz="0" w:val="nil"/>
-        </w:pBdr>
-        <w:shd w:fill="auto" w:val="clear"/>
-        <w:spacing w:after="120" w:before="120" w:line="240" w:lineRule="auto"/>
-        <w:ind w:left="0" w:right="0" w:firstLine="0"/>
-        <w:jc w:val="center"/>
-        <w:rPr>
-          <w:rFonts w:ascii="Times New Roman" w:cs="Times New Roman" w:eastAsia="Times New Roman" w:hAnsi="Times New Roman"/>
-          <w:sz w:val="20"/>
-          <w:szCs w:val="20"/>
-        </w:rPr>
-      </w:pPr>
-      <w:r>
-        <w:rPr>
-          <w:rtl w:val="0"/>
-        </w:rPr>
-      </w:r>
-    </w:p>
-    <w:p>
-      <w:pPr>
-        <w:keepNext w:val="1"/>
-        <w:keepLines w:val="0"/>
-        <w:pageBreakBefore w:val="0"/>
-        <w:widowControl w:val="1"/>
-        <w:pBdr>
-          <w:top w:space="0" w:sz="0" w:val="nil"/>
-          <w:left w:space="0" w:sz="0" w:val="nil"/>
-          <w:bottom w:space="0" w:sz="0" w:val="nil"/>
-          <w:right w:space="0" w:sz="0" w:val="nil"/>
-          <w:between w:space="0" w:sz="0" w:val="nil"/>
-        </w:pBdr>
-        <w:shd w:fill="auto" w:val="clear"/>
-        <w:spacing w:after="120" w:before="120" w:line="240" w:lineRule="auto"/>
-        <w:ind w:left="0" w:right="0" w:firstLine="0"/>
-        <w:jc w:val="center"/>
-        <w:rPr>
-          <w:rFonts w:ascii="Times New Roman" w:cs="Times New Roman" w:eastAsia="Times New Roman" w:hAnsi="Times New Roman"/>
-          <w:sz w:val="20"/>
-          <w:szCs w:val="20"/>
-        </w:rPr>
-      </w:pPr>
-      <w:r>
-        <w:rPr>
-          <w:rtl w:val="0"/>
-        </w:rPr>
-      </w:r>
-    </w:p>
-    <w:p>
-      <w:pPr>
-        <w:keepNext w:val="1"/>
-        <w:keepLines w:val="0"/>
-        <w:pageBreakBefore w:val="0"/>
-        <w:widowControl w:val="1"/>
-        <w:pBdr>
-          <w:top w:space="0" w:sz="0" w:val="nil"/>
-          <w:left w:space="0" w:sz="0" w:val="nil"/>
-          <w:bottom w:space="0" w:sz="0" w:val="nil"/>
-          <w:right w:space="0" w:sz="0" w:val="nil"/>
-          <w:between w:space="0" w:sz="0" w:val="nil"/>
-        </w:pBdr>
-        <w:shd w:fill="auto" w:val="clear"/>
-        <w:spacing w:after="120" w:before="120" w:line="240" w:lineRule="auto"/>
-        <w:ind w:left="0" w:right="0" w:firstLine="0"/>
-        <w:jc w:val="center"/>
-        <w:rPr>
-          <w:rFonts w:ascii="Times New Roman" w:cs="Times New Roman" w:eastAsia="Times New Roman" w:hAnsi="Times New Roman"/>
-          <w:sz w:val="20"/>
-          <w:szCs w:val="20"/>
-        </w:rPr>
-      </w:pPr>
-      <w:r>
-        <w:rPr>
-          <w:rtl w:val="0"/>
-        </w:rPr>
-      </w:r>
-    </w:p>
-    <w:p>
-      <w:pPr>
-        <w:spacing w:after="0" w:line="360" w:lineRule="auto"/>
-        <w:jc w:val="both"/>
-        <w:rPr>
-          <w:rFonts w:ascii="Times New Roman" w:cs="Times New Roman" w:eastAsia="Times New Roman" w:hAnsi="Times New Roman"/>
-          <w:sz w:val="24"/>
-          <w:szCs w:val="24"/>
-        </w:rPr>
-      </w:pPr>
-      <w:r>
-        <w:rPr>
-          <w:rtl w:val="0"/>
-        </w:rPr>
-      </w:r>
-    </w:p>
-    <w:p>
-      <w:pPr>
-        <w:spacing w:after="0" w:line="360" w:lineRule="auto"/>
-        <w:jc w:val="both"/>
-        <w:rPr>
-          <w:rFonts w:ascii="Times New Roman" w:cs="Times New Roman" w:eastAsia="Times New Roman" w:hAnsi="Times New Roman"/>
-          <w:sz w:val="24"/>
-          <w:szCs w:val="24"/>
-        </w:rPr>
-      </w:pPr>
-      <w:r>
-        <w:rPr>
-          <w:rtl w:val="0"/>
-        </w:rPr>
-      </w:r>
-    </w:p>
-    <w:p>
-      <w:pPr>
-        <w:pStyle w:val="Heading2"/>
-        <w:numPr>
-          <w:ilvl w:val="1"/>
-          <w:numId w:val="3"/>
-        </w:numPr>
-        <w:ind w:left="576" w:hanging="576"/>
-        <w:rPr/>
-      </w:pPr>
-      <w:bookmarkStart w:colFirst="0" w:colLast="0" w:name="_bg6ucdr1mae3" w:id="48"/>
-      <w:bookmarkEnd w:id="48"/>
-      <w:r>
-        <w:rPr>
-          <w:rtl w:val="0"/>
-        </w:rPr>
-        <w:t xml:space="preserve">Modelagem do banco de dados</w:t>
-      </w:r>
-    </w:p>
-    <w:p>
-      <w:pPr>
-        <w:spacing w:after="0" w:line="360" w:lineRule="auto"/>
-        <w:ind w:firstLine="709"/>
-        <w:jc w:val="both"/>
-        <w:rPr>
-          <w:rFonts w:ascii="Times New Roman" w:cs="Times New Roman" w:eastAsia="Times New Roman" w:hAnsi="Times New Roman"/>
-          <w:sz w:val="24"/>
-          <w:szCs w:val="24"/>
-        </w:rPr>
-      </w:pPr>
-      <w:r>
-        <w:rPr>
-          <w:rtl w:val="0"/>
-        </w:rPr>
-      </w:r>
-    </w:p>
-    <w:p>
-      <w:pPr>
-        <w:spacing w:after="0" w:line="360" w:lineRule="auto"/>
-        <w:ind w:firstLine="709"/>
-        <w:jc w:val="both"/>
-        <w:rPr>
-          <w:rFonts w:ascii="Times New Roman" w:cs="Times New Roman" w:eastAsia="Times New Roman" w:hAnsi="Times New Roman"/>
-          <w:sz w:val="24"/>
-          <w:szCs w:val="24"/>
-        </w:rPr>
-      </w:pPr>
-      <w:r>
-        <w:rPr>
-          <w:rFonts w:ascii="Times New Roman" w:cs="Times New Roman" w:eastAsia="Times New Roman" w:hAnsi="Times New Roman"/>
-          <w:sz w:val="24"/>
-          <w:szCs w:val="24"/>
-          <w:rtl w:val="0"/>
-        </w:rPr>
-        <w:t xml:space="preserve">Esta seção apresenta a modelagem de dados do sistema FightPass, descrevendo a estrutura de armazenamento e os relacionamentos entre as entidades que compõem a plataforma, na qual são detalhados o diagrama entidade-relacionamento (DER) que representa o modelo conceitual, seguido do modelo físico. A modelagem proposta tem o objetivo de atender a todos os requisitos funcionais e regras de negócio definidos, proporcionando uma base sólida para a implementação do banco de dados.</w:t>
-      </w:r>
-    </w:p>
-    <w:p>
-      <w:pPr>
-        <w:spacing w:after="0" w:line="360" w:lineRule="auto"/>
-        <w:ind w:firstLine="709"/>
-        <w:jc w:val="both"/>
-        <w:rPr>
-          <w:rFonts w:ascii="Times New Roman" w:cs="Times New Roman" w:eastAsia="Times New Roman" w:hAnsi="Times New Roman"/>
-          <w:sz w:val="24"/>
-          <w:szCs w:val="24"/>
-        </w:rPr>
-      </w:pPr>
-      <w:r>
-        <w:rPr>
-          <w:rtl w:val="0"/>
-        </w:rPr>
-      </w:r>
-    </w:p>
-    <w:p>
-      <w:pPr>
-        <w:pStyle w:val="Heading3"/>
-        <w:numPr>
-          <w:ilvl w:val="2"/>
-          <w:numId w:val="3"/>
-        </w:numPr>
-        <w:ind w:left="720" w:hanging="720"/>
-        <w:rPr/>
-      </w:pPr>
-      <w:bookmarkStart w:colFirst="0" w:colLast="0" w:name="_dyk5hvpb5qsb" w:id="49"/>
-      <w:bookmarkEnd w:id="49"/>
-      <w:r>
-        <w:rPr>
-          <w:rtl w:val="0"/>
-        </w:rPr>
-        <w:t xml:space="preserve">Modelo Entidade-Relacionamento (MER)</w:t>
-      </w:r>
-      <w:r>
-        <w:rPr>
-          <w:rtl w:val="0"/>
-        </w:rPr>
-      </w:r>
-    </w:p>
-    <w:p>
-      <w:pPr>
-        <w:ind w:left="720" w:firstLine="0"/>
-        <w:rPr/>
-      </w:pPr>
-      <w:r>
-        <w:rPr>
-          <w:rtl w:val="0"/>
-        </w:rPr>
-      </w:r>
-    </w:p>
-    <w:p>
-      <w:pPr>
-        <w:spacing w:after="0" w:line="360" w:lineRule="auto"/>
-        <w:ind w:firstLine="709"/>
-        <w:jc w:val="both"/>
-        <w:rPr>
-          <w:rFonts w:ascii="Times New Roman" w:cs="Times New Roman" w:eastAsia="Times New Roman" w:hAnsi="Times New Roman"/>
-          <w:sz w:val="24"/>
-          <w:szCs w:val="24"/>
-        </w:rPr>
-      </w:pPr>
-      <w:r>
-        <w:rPr>
-          <w:rFonts w:ascii="Times New Roman" w:cs="Times New Roman" w:eastAsia="Times New Roman" w:hAnsi="Times New Roman"/>
-          <w:sz w:val="24"/>
-          <w:szCs w:val="24"/>
-          <w:rtl w:val="0"/>
-        </w:rPr>
-        <w:t xml:space="preserve">O modelo conceitual do FightPass foca nas regras de negócio e na semântica dos dados, independentemente da implementação em SQL. As principais entidades e seus relacionamentos são:</w:t>
-      </w:r>
-    </w:p>
-    <w:p>
-      <w:pPr>
-        <w:numPr>
-          <w:ilvl w:val="0"/>
-          <w:numId w:val="8"/>
-        </w:numPr>
-        <w:spacing w:after="0" w:line="360" w:lineRule="auto"/>
-        <w:ind w:left="720" w:hanging="360"/>
-        <w:jc w:val="both"/>
-        <w:rPr>
-          <w:rFonts w:ascii="Times New Roman" w:cs="Times New Roman" w:eastAsia="Times New Roman" w:hAnsi="Times New Roman"/>
-          <w:sz w:val="24"/>
-          <w:szCs w:val="24"/>
-          <w:u w:val="none"/>
-        </w:rPr>
-      </w:pPr>
-      <w:r>
-        <w:rPr>
-          <w:rFonts w:ascii="Times New Roman" w:cs="Times New Roman" w:eastAsia="Times New Roman" w:hAnsi="Times New Roman"/>
-          <w:sz w:val="24"/>
-          <w:szCs w:val="24"/>
-          <w:rtl w:val="0"/>
-        </w:rPr>
-        <w:t xml:space="preserve">Instituição (Academia): Possui muitos Alunos e oferece diversas Modalidades.</w:t>
-      </w:r>
-    </w:p>
-    <w:p>
-      <w:pPr>
-        <w:numPr>
-          <w:ilvl w:val="0"/>
-          <w:numId w:val="8"/>
-        </w:numPr>
-        <w:spacing w:after="0" w:line="360" w:lineRule="auto"/>
-        <w:ind w:left="720" w:hanging="360"/>
-        <w:jc w:val="both"/>
-        <w:rPr>
-          <w:rFonts w:ascii="Times New Roman" w:cs="Times New Roman" w:eastAsia="Times New Roman" w:hAnsi="Times New Roman"/>
-          <w:sz w:val="24"/>
-          <w:szCs w:val="24"/>
-          <w:u w:val="none"/>
-        </w:rPr>
-      </w:pPr>
-      <w:r>
-        <w:rPr>
-          <w:rFonts w:ascii="Times New Roman" w:cs="Times New Roman" w:eastAsia="Times New Roman" w:hAnsi="Times New Roman"/>
-          <w:sz w:val="24"/>
-          <w:szCs w:val="24"/>
-          <w:rtl w:val="0"/>
-        </w:rPr>
-        <w:t xml:space="preserve">Aluno: Realiza Check-ins em aulas e possui uma Graduação (Faixa/Nível).</w:t>
-      </w:r>
-    </w:p>
-    <w:p>
-      <w:pPr>
-        <w:numPr>
-          <w:ilvl w:val="0"/>
-          <w:numId w:val="8"/>
-        </w:numPr>
-        <w:spacing w:after="0" w:line="360" w:lineRule="auto"/>
-        <w:ind w:left="720" w:hanging="360"/>
-        <w:jc w:val="both"/>
-        <w:rPr>
-          <w:rFonts w:ascii="Times New Roman" w:cs="Times New Roman" w:eastAsia="Times New Roman" w:hAnsi="Times New Roman"/>
-          <w:sz w:val="24"/>
-          <w:szCs w:val="24"/>
-          <w:u w:val="none"/>
-        </w:rPr>
-      </w:pPr>
-      <w:r>
-        <w:rPr>
-          <w:rFonts w:ascii="Times New Roman" w:cs="Times New Roman" w:eastAsia="Times New Roman" w:hAnsi="Times New Roman"/>
-          <w:sz w:val="24"/>
-          <w:szCs w:val="24"/>
-          <w:rtl w:val="0"/>
-        </w:rPr>
-        <w:t xml:space="preserve">Professor/Gestor: Gerencia a Grade Horária e as matrículas da Instituição.</w:t>
-      </w:r>
-    </w:p>
-    <w:p>
-      <w:pPr>
-        <w:numPr>
-          <w:ilvl w:val="0"/>
-          <w:numId w:val="8"/>
-        </w:numPr>
-        <w:spacing w:after="0" w:line="360" w:lineRule="auto"/>
-        <w:ind w:left="720" w:hanging="360"/>
-        <w:jc w:val="both"/>
-        <w:rPr>
-          <w:rFonts w:ascii="Times New Roman" w:cs="Times New Roman" w:eastAsia="Times New Roman" w:hAnsi="Times New Roman"/>
-          <w:sz w:val="24"/>
-          <w:szCs w:val="24"/>
-          <w:u w:val="none"/>
-        </w:rPr>
-      </w:pPr>
-      <w:r>
-        <w:rPr>
-          <w:rFonts w:ascii="Times New Roman" w:cs="Times New Roman" w:eastAsia="Times New Roman" w:hAnsi="Times New Roman"/>
-          <w:sz w:val="24"/>
-          <w:szCs w:val="24"/>
-          <w:rtl w:val="0"/>
-        </w:rPr>
-        <w:t xml:space="preserve">Modalidade: Vincula o Aluno ao seu progresso técnico (ex: Jiu-Jitsu, Muay Thai).</w:t>
-      </w:r>
-    </w:p>
-    <w:p>
-      <w:pPr>
-        <w:spacing w:after="0" w:line="360" w:lineRule="auto"/>
-        <w:ind w:firstLine="709"/>
-        <w:jc w:val="both"/>
-        <w:rPr>
-          <w:rFonts w:ascii="Times New Roman" w:cs="Times New Roman" w:eastAsia="Times New Roman" w:hAnsi="Times New Roman"/>
-          <w:sz w:val="24"/>
-          <w:szCs w:val="24"/>
-        </w:rPr>
-      </w:pPr>
-      <w:r>
-        <w:rPr>
-          <w:rtl w:val="0"/>
-        </w:rPr>
-      </w:r>
-    </w:p>
-    <w:p>
-      <w:pPr>
-        <w:spacing w:after="0" w:line="360" w:lineRule="auto"/>
-        <w:ind w:firstLine="709"/>
-        <w:jc w:val="both"/>
-        <w:rPr>
-          <w:rFonts w:ascii="Times New Roman" w:cs="Times New Roman" w:eastAsia="Times New Roman" w:hAnsi="Times New Roman"/>
-          <w:sz w:val="24"/>
-          <w:szCs w:val="24"/>
-        </w:rPr>
-      </w:pPr>
-      <w:r>
-        <w:rPr>
-          <w:rFonts w:ascii="Times New Roman" w:cs="Times New Roman" w:eastAsia="Times New Roman" w:hAnsi="Times New Roman"/>
-          <w:sz w:val="24"/>
-          <w:szCs w:val="24"/>
-          <w:rtl w:val="0"/>
-        </w:rPr>
-        <w:t xml:space="preserve">Este mapeamento garante que o sistema suporte o requisito de multi-tenancy (múltiplas academias isoladas) e o rastreio histórico de evolução dos atletas.</w:t>
-      </w:r>
-    </w:p>
-    <w:p>
-      <w:pPr>
-        <w:spacing w:after="0" w:line="360" w:lineRule="auto"/>
-        <w:ind w:firstLine="709"/>
-        <w:jc w:val="both"/>
-        <w:rPr>
-          <w:rFonts w:ascii="Times New Roman" w:cs="Times New Roman" w:eastAsia="Times New Roman" w:hAnsi="Times New Roman"/>
-          <w:sz w:val="24"/>
-          <w:szCs w:val="24"/>
-        </w:rPr>
-      </w:pPr>
-      <w:r>
-        <w:rPr>
-          <w:rtl w:val="0"/>
-        </w:rPr>
-      </w:r>
-    </w:p>
-    <w:p>
-      <w:pPr>
-        <w:spacing w:after="0" w:line="360" w:lineRule="auto"/>
-        <w:ind w:firstLine="709"/>
-        <w:jc w:val="both"/>
-        <w:rPr>
-          <w:rFonts w:ascii="Times New Roman" w:cs="Times New Roman" w:eastAsia="Times New Roman" w:hAnsi="Times New Roman"/>
-          <w:sz w:val="24"/>
-          <w:szCs w:val="24"/>
-        </w:rPr>
-      </w:pPr>
-      <w:r>
-        <w:rPr>
-          <w:rtl w:val="0"/>
-        </w:rPr>
-      </w:r>
-    </w:p>
-    <w:p>
-      <w:pPr>
-        <w:spacing w:after="0" w:line="360" w:lineRule="auto"/>
-        <w:ind w:firstLine="709"/>
-        <w:jc w:val="both"/>
-        <w:rPr>
-          <w:rFonts w:ascii="Times New Roman" w:cs="Times New Roman" w:eastAsia="Times New Roman" w:hAnsi="Times New Roman"/>
-          <w:sz w:val="24"/>
-          <w:szCs w:val="24"/>
-        </w:rPr>
-      </w:pPr>
-      <w:r>
-        <w:rPr>
-          <w:rtl w:val="0"/>
-        </w:rPr>
-      </w:r>
-    </w:p>
-    <w:p>
-      <w:pPr>
-        <w:spacing w:after="0" w:line="360" w:lineRule="auto"/>
-        <w:ind w:firstLine="709"/>
-        <w:jc w:val="both"/>
-        <w:rPr>
-          <w:rFonts w:ascii="Times New Roman" w:cs="Times New Roman" w:eastAsia="Times New Roman" w:hAnsi="Times New Roman"/>
-          <w:sz w:val="24"/>
-          <w:szCs w:val="24"/>
-        </w:rPr>
-      </w:pPr>
-      <w:r>
-        <w:rPr>
-          <w:rtl w:val="0"/>
-        </w:rPr>
-      </w:r>
-    </w:p>
-    <w:p>
-      <w:pPr>
-        <w:spacing w:after="0" w:line="360" w:lineRule="auto"/>
-        <w:ind w:firstLine="709"/>
-        <w:jc w:val="both"/>
-        <w:rPr>
-          <w:rFonts w:ascii="Times New Roman" w:cs="Times New Roman" w:eastAsia="Times New Roman" w:hAnsi="Times New Roman"/>
-          <w:sz w:val="24"/>
-          <w:szCs w:val="24"/>
-        </w:rPr>
-      </w:pPr>
-      <w:r>
-        <w:rPr>
-          <w:rtl w:val="0"/>
-        </w:rPr>
-      </w:r>
-    </w:p>
-    <w:p>
-      <w:pPr>
-        <w:spacing w:after="0" w:line="360" w:lineRule="auto"/>
-        <w:ind w:firstLine="709"/>
-        <w:jc w:val="both"/>
-        <w:rPr>
-          <w:rFonts w:ascii="Times New Roman" w:cs="Times New Roman" w:eastAsia="Times New Roman" w:hAnsi="Times New Roman"/>
-          <w:sz w:val="24"/>
-          <w:szCs w:val="24"/>
-        </w:rPr>
-      </w:pPr>
-      <w:r>
-        <w:rPr>
-          <w:rtl w:val="0"/>
-        </w:rPr>
-      </w:r>
-    </w:p>
-    <w:p>
-      <w:pPr>
-        <w:spacing w:after="0" w:line="360" w:lineRule="auto"/>
-        <w:ind w:firstLine="709"/>
-        <w:jc w:val="both"/>
-        <w:rPr>
-          <w:rFonts w:ascii="Times New Roman" w:cs="Times New Roman" w:eastAsia="Times New Roman" w:hAnsi="Times New Roman"/>
-          <w:sz w:val="24"/>
-          <w:szCs w:val="24"/>
-        </w:rPr>
-      </w:pPr>
-      <w:r>
-        <w:rPr>
-          <w:rtl w:val="0"/>
-        </w:rPr>
-      </w:r>
-    </w:p>
-    <w:p>
-      <w:pPr>
-        <w:spacing w:after="0" w:line="360" w:lineRule="auto"/>
-        <w:ind w:firstLine="709"/>
-        <w:jc w:val="both"/>
-        <w:rPr>
-          <w:rFonts w:ascii="Times New Roman" w:cs="Times New Roman" w:eastAsia="Times New Roman" w:hAnsi="Times New Roman"/>
-          <w:sz w:val="24"/>
-          <w:szCs w:val="24"/>
-        </w:rPr>
-      </w:pPr>
-      <w:r>
-        <w:rPr>
-          <w:rtl w:val="0"/>
-        </w:rPr>
-      </w:r>
-    </w:p>
-    <w:p>
-      <w:pPr>
-        <w:spacing w:after="0" w:line="360" w:lineRule="auto"/>
-        <w:ind w:firstLine="709"/>
-        <w:jc w:val="both"/>
-        <w:rPr>
-          <w:rFonts w:ascii="Times New Roman" w:cs="Times New Roman" w:eastAsia="Times New Roman" w:hAnsi="Times New Roman"/>
-          <w:sz w:val="24"/>
-          <w:szCs w:val="24"/>
-        </w:rPr>
-      </w:pPr>
-      <w:r>
-        <w:rPr>
-          <w:rtl w:val="0"/>
-        </w:rPr>
-      </w:r>
-    </w:p>
-    <w:p>
-      <w:pPr>
-        <w:spacing w:after="0" w:line="360" w:lineRule="auto"/>
-        <w:ind w:firstLine="709"/>
-        <w:jc w:val="both"/>
-        <w:rPr>
-          <w:rFonts w:ascii="Times New Roman" w:cs="Times New Roman" w:eastAsia="Times New Roman" w:hAnsi="Times New Roman"/>
-          <w:sz w:val="24"/>
-          <w:szCs w:val="24"/>
-        </w:rPr>
-      </w:pPr>
-      <w:r>
-        <w:rPr>
-          <w:rtl w:val="0"/>
-        </w:rPr>
-      </w:r>
-    </w:p>
-    <w:p>
-      <w:pPr>
-        <w:spacing w:after="0" w:line="360" w:lineRule="auto"/>
-        <w:ind w:firstLine="709"/>
-        <w:jc w:val="both"/>
-        <w:rPr>
-          <w:rFonts w:ascii="Times New Roman" w:cs="Times New Roman" w:eastAsia="Times New Roman" w:hAnsi="Times New Roman"/>
-          <w:sz w:val="24"/>
-          <w:szCs w:val="24"/>
-        </w:rPr>
-      </w:pPr>
-      <w:r>
-        <w:rPr>
-          <w:rtl w:val="0"/>
-        </w:rPr>
-      </w:r>
-    </w:p>
-    <w:p>
-      <w:pPr>
-        <w:spacing w:after="0" w:line="360" w:lineRule="auto"/>
-        <w:ind w:left="0" w:firstLine="0"/>
-        <w:jc w:val="both"/>
-        <w:rPr>
-          <w:rFonts w:ascii="Times New Roman" w:cs="Times New Roman" w:eastAsia="Times New Roman" w:hAnsi="Times New Roman"/>
-          <w:sz w:val="24"/>
-          <w:szCs w:val="24"/>
-        </w:rPr>
-      </w:pPr>
-      <w:r>
-        <w:rPr>
-          <w:rtl w:val="0"/>
-        </w:rPr>
-      </w:r>
-    </w:p>
-    <w:p>
-      <w:pPr>
-        <w:pStyle w:val="Heading3"/>
-        <w:numPr>
-          <w:ilvl w:val="2"/>
-          <w:numId w:val="3"/>
-        </w:numPr>
-        <w:ind w:left="720" w:hanging="720"/>
-        <w:rPr/>
-      </w:pPr>
-      <w:bookmarkStart w:colFirst="0" w:colLast="0" w:name="_h82urfkq2paw" w:id="50"/>
-      <w:bookmarkEnd w:id="50"/>
-      <w:r>
-        <w:rPr>
-          <w:rtl w:val="0"/>
-        </w:rPr>
-        <w:t xml:space="preserve">Diagrama Entidade-Relacionamento (DER)</w:t>
-      </w:r>
-      <w:r>
-        <w:rPr>
-          <w:rtl w:val="0"/>
-        </w:rPr>
-      </w:r>
-    </w:p>
-    <w:p>
-      <w:pPr>
-        <w:spacing w:after="0" w:line="360" w:lineRule="auto"/>
-        <w:ind w:firstLine="709"/>
-        <w:jc w:val="both"/>
-        <w:rPr>
-          <w:rFonts w:ascii="Times New Roman" w:cs="Times New Roman" w:eastAsia="Times New Roman" w:hAnsi="Times New Roman"/>
-          <w:sz w:val="24"/>
-          <w:szCs w:val="24"/>
-        </w:rPr>
-      </w:pPr>
-      <w:r>
-        <w:rPr>
-          <w:rtl w:val="0"/>
-        </w:rPr>
-      </w:r>
-    </w:p>
-    <w:p>
-      <w:pPr>
-        <w:keepNext w:val="1"/>
-        <w:keepLines w:val="0"/>
-        <w:pageBreakBefore w:val="0"/>
-        <w:widowControl w:val="1"/>
-        <w:pBdr>
-          <w:top w:space="0" w:sz="0" w:val="nil"/>
-          <w:left w:space="0" w:sz="0" w:val="nil"/>
-          <w:bottom w:space="0" w:sz="0" w:val="nil"/>
-          <w:right w:space="0" w:sz="0" w:val="nil"/>
-          <w:between w:space="0" w:sz="0" w:val="nil"/>
-        </w:pBdr>
-        <w:shd w:fill="auto" w:val="clear"/>
-        <w:spacing w:after="120" w:before="120" w:line="240" w:lineRule="auto"/>
-        <w:ind w:left="0" w:right="0" w:firstLine="0"/>
-        <w:jc w:val="center"/>
-        <w:rPr>
-          <w:rFonts w:ascii="Times New Roman" w:cs="Times New Roman" w:eastAsia="Times New Roman" w:hAnsi="Times New Roman"/>
-          <w:b w:val="0"/>
-          <w:bCs w:val="0"/>
-          <w:i w:val="0"/>
-          <w:iCs w:val="0"/>
-          <w:smallCaps w:val="0"/>
-          <w:strike w:val="0"/>
-          <w:color w:val="000000"/>
-          <w:sz w:val="20"/>
-          <w:szCs w:val="20"/>
-          <w:u w:val="none"/>
-          <w:shd w:fill="auto" w:val="clear"/>
-          <w:vertAlign w:val="baseline"/>
-        </w:rPr>
-      </w:pPr>
-      <w:bookmarkStart w:colFirst="0" w:colLast="0" w:name="_fsata41w7uy2" w:id="51"/>
-      <w:bookmarkEnd w:id="51"/>
-      <w:r>
-        <w:rPr>
-          <w:rFonts w:ascii="Times New Roman" w:cs="Times New Roman" w:eastAsia="Times New Roman" w:hAnsi="Times New Roman"/>
-          <w:b w:val="0"/>
-          <w:bCs w:val="0"/>
-          <w:i w:val="0"/>
-          <w:iCs w:val="0"/>
-          <w:smallCaps w:val="0"/>
-          <w:strike w:val="0"/>
-          <w:color w:val="000000"/>
-          <w:sz w:val="20"/>
-          <w:szCs w:val="20"/>
-          <w:u w:val="none"/>
-          <w:shd w:fill="auto" w:val="clear"/>
-          <w:vertAlign w:val="baseline"/>
-          <w:rtl w:val="0"/>
-        </w:rPr>
-        <w:t xml:space="preserve">Figura 18 - Modelo Físico</w:t>
-      </w:r>
-    </w:p>
-    <w:p>
-      <w:pPr>
-        <w:keepNext w:val="1"/>
-        <w:spacing w:after="0" w:line="360" w:lineRule="auto"/>
-        <w:jc w:val="both"/>
-        <w:rPr/>
-      </w:pPr>
-      <w:r>
-        <w:rPr>
-          <w:rFonts w:ascii="Times New Roman" w:cs="Times New Roman" w:eastAsia="Times New Roman" w:hAnsi="Times New Roman"/>
-          <w:sz w:val="24"/>
-          <w:szCs w:val="24"/>
-        </w:rPr>
-        <w:drawing>
-          <wp:inline distB="0" distT="0" distL="0" distR="0">
-            <wp:extent cx="5749290" cy="3836035"/>
-            <wp:effectExtent b="0" l="0" r="0" t="0"/>
-            <wp:docPr id="37" name="image32.jpg"/>
-            <a:graphic>
-              <a:graphicData uri="http://schemas.openxmlformats.org/drawingml/2006/picture">
-                <pic:pic>
-                  <pic:nvPicPr>
-                    <pic:cNvPr id="0" name="image32.jpg"/>
+                    <pic:cNvPr id="0" name="image31.jpg"/>
                     <pic:cNvPicPr preferRelativeResize="0"/>
                   </pic:nvPicPr>
                   <pic:blipFill>
@@ -26053,12 +26038,12 @@
           <wp:inline distB="0" distT="0" distL="0" distR="0">
             <wp:extent cx="8476298" cy="2014858"/>
             <wp:effectExtent b="0" l="0" r="0" t="0"/>
-            <wp:docPr id="38" name="image35.jpg"/>
+            <wp:docPr id="38" name="image36.jpg"/>
             <a:graphic>
               <a:graphicData uri="http://schemas.openxmlformats.org/drawingml/2006/picture">
                 <pic:pic>
                   <pic:nvPicPr>
-                    <pic:cNvPr id="0" name="image35.jpg"/>
+                    <pic:cNvPr id="0" name="image36.jpg"/>
                     <pic:cNvPicPr preferRelativeResize="0"/>
                   </pic:nvPicPr>
                   <pic:blipFill>
@@ -26809,8 +26794,8 @@
           <w:szCs w:val="24"/>
         </w:rPr>
       </w:pPr>
-      <w:bookmarkStart w:colFirst="0" w:colLast="0" w:name="_s1u0x18cpsku" w:id="46"/>
-      <w:bookmarkEnd w:id="46"/>
+      <w:bookmarkStart w:colFirst="0" w:colLast="0" w:name="_s1u0x18cpsku" w:id="58"/>
+      <w:bookmarkEnd w:id="58"/>
       <w:r>
         <w:rPr>
           <w:rFonts w:ascii="Times New Roman" w:cs="Times New Roman" w:eastAsia="Times New Roman" w:hAnsi="Times New Roman"/>
@@ -26818,7 +26803,7 @@
           <w:szCs w:val="20"/>
           <w:rtl w:val="0"/>
         </w:rPr>
-        <w:t xml:space="preserve">Figura 1 - Tela inicial</w:t>
+        <w:t xml:space="preserve">Figura 18 - Tela inicial</w:t>
       </w:r>
       <w:r>
         <w:rPr>
@@ -26864,12 +26849,12 @@
           <wp:inline distB="114300" distT="114300" distL="114300" distR="114300">
             <wp:extent cx="4534853" cy="3275588"/>
             <wp:effectExtent b="0" l="0" r="0" t="0"/>
-            <wp:docPr id="32" name="image20.png"/>
+            <wp:docPr id="34" name="image35.png"/>
             <a:graphic>
               <a:graphicData uri="http://schemas.openxmlformats.org/drawingml/2006/picture">
                 <pic:pic>
                   <pic:nvPicPr>
-                    <pic:cNvPr id="0" name="image20.png"/>
+                    <pic:cNvPr id="0" name="image35.png"/>
                     <pic:cNvPicPr preferRelativeResize="0"/>
                   </pic:nvPicPr>
                   <pic:blipFill>
@@ -26991,8 +26976,8 @@
           <w:szCs w:val="20"/>
         </w:rPr>
       </w:pPr>
-      <w:bookmarkStart w:colFirst="0" w:colLast="0" w:name="_s1u0x18cpsku" w:id="46"/>
-      <w:bookmarkEnd w:id="46"/>
+      <w:bookmarkStart w:colFirst="0" w:colLast="0" w:name="_s1u0x18cpsku" w:id="58"/>
+      <w:bookmarkEnd w:id="58"/>
       <w:r>
         <w:rPr>
           <w:rFonts w:ascii="Times New Roman" w:cs="Times New Roman" w:eastAsia="Times New Roman" w:hAnsi="Times New Roman"/>
@@ -27000,7 +26985,7 @@
           <w:szCs w:val="20"/>
           <w:rtl w:val="0"/>
         </w:rPr>
-        <w:t xml:space="preserve">Figura 2- Tela de cadastro</w:t>
+        <w:t xml:space="preserve">Figura 19- Tela de cadastro</w:t>
       </w:r>
     </w:p>
     <w:p>
@@ -27014,8 +26999,8 @@
           <w:szCs w:val="20"/>
         </w:rPr>
       </w:pPr>
-      <w:bookmarkStart w:colFirst="0" w:colLast="0" w:name="_snw1wagp8nb" w:id="58"/>
-      <w:bookmarkEnd w:id="58"/>
+      <w:bookmarkStart w:colFirst="0" w:colLast="0" w:name="_snw1wagp8nb" w:id="59"/>
+      <w:bookmarkEnd w:id="59"/>
       <w:r>
         <w:rPr>
           <w:rtl w:val="0"/>
@@ -27043,12 +27028,12 @@
           <wp:inline distB="114300" distT="114300" distL="114300" distR="114300">
             <wp:extent cx="4458653" cy="3751164"/>
             <wp:effectExtent b="0" l="0" r="0" t="0"/>
-            <wp:docPr id="8" name="image10.png"/>
+            <wp:docPr id="7" name="image8.png"/>
             <a:graphic>
               <a:graphicData uri="http://schemas.openxmlformats.org/drawingml/2006/picture">
                 <pic:pic>
                   <pic:nvPicPr>
-                    <pic:cNvPr id="0" name="image10.png"/>
+                    <pic:cNvPr id="0" name="image8.png"/>
                     <pic:cNvPicPr preferRelativeResize="0"/>
                   </pic:nvPicPr>
                   <pic:blipFill>
@@ -27340,8 +27325,8 @@
           <w:szCs w:val="24"/>
         </w:rPr>
       </w:pPr>
-      <w:bookmarkStart w:colFirst="0" w:colLast="0" w:name="_s1u0x18cpsku" w:id="46"/>
-      <w:bookmarkEnd w:id="46"/>
+      <w:bookmarkStart w:colFirst="0" w:colLast="0" w:name="_s1u0x18cpsku" w:id="58"/>
+      <w:bookmarkEnd w:id="58"/>
       <w:r>
         <w:rPr>
           <w:rFonts w:ascii="Times New Roman" w:cs="Times New Roman" w:eastAsia="Times New Roman" w:hAnsi="Times New Roman"/>
@@ -27349,7 +27334,7 @@
           <w:szCs w:val="20"/>
           <w:rtl w:val="0"/>
         </w:rPr>
-        <w:t xml:space="preserve">Figura 2 - Tela de cadastro relaizado com sucesso</w:t>
+        <w:t xml:space="preserve">Figura 20 - Tela de cadastro relaizado com sucesso</w:t>
       </w:r>
       <w:r>
         <w:rPr>
@@ -27378,12 +27363,12 @@
           <wp:inline distB="114300" distT="114300" distL="114300" distR="114300">
             <wp:extent cx="4296728" cy="3018362"/>
             <wp:effectExtent b="0" l="0" r="0" t="0"/>
-            <wp:docPr id="15" name="image6.png"/>
+            <wp:docPr id="18" name="image3.png"/>
             <a:graphic>
               <a:graphicData uri="http://schemas.openxmlformats.org/drawingml/2006/picture">
                 <pic:pic>
                   <pic:nvPicPr>
-                    <pic:cNvPr id="0" name="image6.png"/>
+                    <pic:cNvPr id="0" name="image3.png"/>
                     <pic:cNvPicPr preferRelativeResize="0"/>
                   </pic:nvPicPr>
                   <pic:blipFill>
@@ -27442,330 +27427,7 @@
     <w:p>
       <w:pPr>
         <w:spacing w:after="0" w:line="360" w:lineRule="auto"/>
-        <w:ind w:firstLine="709"/>
-        <w:jc w:val="both"/>
-        <w:rPr>
-          <w:rFonts w:ascii="Times New Roman" w:cs="Times New Roman" w:eastAsia="Times New Roman" w:hAnsi="Times New Roman"/>
-          <w:sz w:val="24"/>
-          <w:szCs w:val="24"/>
-        </w:rPr>
-      </w:pPr>
-      <w:r>
-        <w:rPr>
-          <w:rtl w:val="0"/>
-        </w:rPr>
-      </w:r>
-    </w:p>
-    <w:p>
-      <w:pPr>
-        <w:spacing w:after="0" w:line="360" w:lineRule="auto"/>
-        <w:ind w:firstLine="709"/>
-        <w:jc w:val="both"/>
-        <w:rPr>
-          <w:rFonts w:ascii="Times New Roman" w:cs="Times New Roman" w:eastAsia="Times New Roman" w:hAnsi="Times New Roman"/>
-          <w:sz w:val="24"/>
-          <w:szCs w:val="24"/>
-        </w:rPr>
-      </w:pPr>
-      <w:r>
-        <w:rPr>
-          <w:rtl w:val="0"/>
-        </w:rPr>
-      </w:r>
-    </w:p>
-    <w:p>
-      <w:pPr>
-        <w:spacing w:after="0" w:line="360" w:lineRule="auto"/>
-        <w:ind w:firstLine="709"/>
-        <w:jc w:val="both"/>
-        <w:rPr>
-          <w:rFonts w:ascii="Times New Roman" w:cs="Times New Roman" w:eastAsia="Times New Roman" w:hAnsi="Times New Roman"/>
-          <w:sz w:val="24"/>
-          <w:szCs w:val="24"/>
-        </w:rPr>
-      </w:pPr>
-      <w:r>
-        <w:rPr>
-          <w:rtl w:val="0"/>
-        </w:rPr>
-      </w:r>
-    </w:p>
-    <w:p>
-      <w:pPr>
-        <w:spacing w:after="0" w:line="360" w:lineRule="auto"/>
-        <w:ind w:firstLine="709"/>
-        <w:jc w:val="both"/>
-        <w:rPr>
-          <w:rFonts w:ascii="Times New Roman" w:cs="Times New Roman" w:eastAsia="Times New Roman" w:hAnsi="Times New Roman"/>
-          <w:sz w:val="24"/>
-          <w:szCs w:val="24"/>
-        </w:rPr>
-      </w:pPr>
-      <w:r>
-        <w:rPr>
-          <w:rtl w:val="0"/>
-        </w:rPr>
-      </w:r>
-    </w:p>
-    <w:p>
-      <w:pPr>
-        <w:spacing w:after="0" w:line="360" w:lineRule="auto"/>
-        <w:ind w:firstLine="709"/>
-        <w:jc w:val="both"/>
-        <w:rPr>
-          <w:rFonts w:ascii="Times New Roman" w:cs="Times New Roman" w:eastAsia="Times New Roman" w:hAnsi="Times New Roman"/>
-          <w:sz w:val="24"/>
-          <w:szCs w:val="24"/>
-        </w:rPr>
-      </w:pPr>
-      <w:r>
-        <w:rPr>
-          <w:rtl w:val="0"/>
-        </w:rPr>
-      </w:r>
-    </w:p>
-    <w:p>
-      <w:pPr>
-        <w:spacing w:after="0" w:line="360" w:lineRule="auto"/>
-        <w:ind w:firstLine="709"/>
-        <w:jc w:val="both"/>
-        <w:rPr>
-          <w:rFonts w:ascii="Times New Roman" w:cs="Times New Roman" w:eastAsia="Times New Roman" w:hAnsi="Times New Roman"/>
-          <w:sz w:val="24"/>
-          <w:szCs w:val="24"/>
-        </w:rPr>
-      </w:pPr>
-      <w:r>
-        <w:rPr>
-          <w:rtl w:val="0"/>
-        </w:rPr>
-      </w:r>
-    </w:p>
-    <w:p>
-      <w:pPr>
-        <w:spacing w:after="0" w:line="360" w:lineRule="auto"/>
-        <w:ind w:firstLine="709"/>
-        <w:jc w:val="both"/>
-        <w:rPr>
-          <w:rFonts w:ascii="Times New Roman" w:cs="Times New Roman" w:eastAsia="Times New Roman" w:hAnsi="Times New Roman"/>
-          <w:sz w:val="24"/>
-          <w:szCs w:val="24"/>
-        </w:rPr>
-      </w:pPr>
-      <w:r>
-        <w:rPr>
-          <w:rtl w:val="0"/>
-        </w:rPr>
-      </w:r>
-    </w:p>
-    <w:p>
-      <w:pPr>
-        <w:spacing w:after="0" w:line="360" w:lineRule="auto"/>
-        <w:ind w:firstLine="709"/>
-        <w:jc w:val="both"/>
-        <w:rPr>
-          <w:rFonts w:ascii="Times New Roman" w:cs="Times New Roman" w:eastAsia="Times New Roman" w:hAnsi="Times New Roman"/>
-          <w:sz w:val="24"/>
-          <w:szCs w:val="24"/>
-        </w:rPr>
-      </w:pPr>
-      <w:r>
-        <w:rPr>
-          <w:rtl w:val="0"/>
-        </w:rPr>
-      </w:r>
-    </w:p>
-    <w:p>
-      <w:pPr>
-        <w:spacing w:after="0" w:line="360" w:lineRule="auto"/>
-        <w:ind w:firstLine="709"/>
-        <w:jc w:val="both"/>
-        <w:rPr>
-          <w:rFonts w:ascii="Times New Roman" w:cs="Times New Roman" w:eastAsia="Times New Roman" w:hAnsi="Times New Roman"/>
-          <w:sz w:val="24"/>
-          <w:szCs w:val="24"/>
-        </w:rPr>
-      </w:pPr>
-      <w:r>
-        <w:rPr>
-          <w:rtl w:val="0"/>
-        </w:rPr>
-      </w:r>
-    </w:p>
-    <w:p>
-      <w:pPr>
-        <w:spacing w:after="0" w:line="360" w:lineRule="auto"/>
-        <w:ind w:firstLine="709"/>
-        <w:jc w:val="both"/>
-        <w:rPr>
-          <w:rFonts w:ascii="Times New Roman" w:cs="Times New Roman" w:eastAsia="Times New Roman" w:hAnsi="Times New Roman"/>
-          <w:sz w:val="24"/>
-          <w:szCs w:val="24"/>
-        </w:rPr>
-      </w:pPr>
-      <w:r>
-        <w:rPr>
-          <w:rtl w:val="0"/>
-        </w:rPr>
-      </w:r>
-    </w:p>
-    <w:p>
-      <w:pPr>
-        <w:spacing w:after="0" w:line="360" w:lineRule="auto"/>
-        <w:ind w:firstLine="709"/>
-        <w:jc w:val="both"/>
-        <w:rPr>
-          <w:rFonts w:ascii="Times New Roman" w:cs="Times New Roman" w:eastAsia="Times New Roman" w:hAnsi="Times New Roman"/>
-          <w:sz w:val="24"/>
-          <w:szCs w:val="24"/>
-        </w:rPr>
-      </w:pPr>
-      <w:r>
-        <w:rPr>
-          <w:rtl w:val="0"/>
-        </w:rPr>
-      </w:r>
-    </w:p>
-    <w:p>
-      <w:pPr>
-        <w:spacing w:after="0" w:line="360" w:lineRule="auto"/>
-        <w:ind w:firstLine="709"/>
-        <w:jc w:val="both"/>
-        <w:rPr>
-          <w:rFonts w:ascii="Times New Roman" w:cs="Times New Roman" w:eastAsia="Times New Roman" w:hAnsi="Times New Roman"/>
-          <w:sz w:val="24"/>
-          <w:szCs w:val="24"/>
-        </w:rPr>
-      </w:pPr>
-      <w:r>
-        <w:rPr>
-          <w:rtl w:val="0"/>
-        </w:rPr>
-      </w:r>
-    </w:p>
-    <w:p>
-      <w:pPr>
-        <w:spacing w:after="0" w:line="360" w:lineRule="auto"/>
-        <w:ind w:firstLine="709"/>
-        <w:jc w:val="both"/>
-        <w:rPr>
-          <w:rFonts w:ascii="Times New Roman" w:cs="Times New Roman" w:eastAsia="Times New Roman" w:hAnsi="Times New Roman"/>
-          <w:sz w:val="24"/>
-          <w:szCs w:val="24"/>
-        </w:rPr>
-      </w:pPr>
-      <w:r>
-        <w:rPr>
-          <w:rtl w:val="0"/>
-        </w:rPr>
-      </w:r>
-    </w:p>
-    <w:p>
-      <w:pPr>
-        <w:spacing w:after="0" w:line="360" w:lineRule="auto"/>
-        <w:ind w:firstLine="709"/>
-        <w:jc w:val="both"/>
-        <w:rPr>
-          <w:rFonts w:ascii="Times New Roman" w:cs="Times New Roman" w:eastAsia="Times New Roman" w:hAnsi="Times New Roman"/>
-          <w:sz w:val="24"/>
-          <w:szCs w:val="24"/>
-        </w:rPr>
-      </w:pPr>
-      <w:r>
-        <w:rPr>
-          <w:rtl w:val="0"/>
-        </w:rPr>
-      </w:r>
-    </w:p>
-    <w:p>
-      <w:pPr>
-        <w:spacing w:after="0" w:line="360" w:lineRule="auto"/>
-        <w:ind w:firstLine="709"/>
-        <w:jc w:val="both"/>
-        <w:rPr>
-          <w:rFonts w:ascii="Times New Roman" w:cs="Times New Roman" w:eastAsia="Times New Roman" w:hAnsi="Times New Roman"/>
-          <w:sz w:val="24"/>
-          <w:szCs w:val="24"/>
-        </w:rPr>
-      </w:pPr>
-      <w:r>
-        <w:rPr>
-          <w:rtl w:val="0"/>
-        </w:rPr>
-      </w:r>
-    </w:p>
-    <w:p>
-      <w:pPr>
-        <w:spacing w:after="0" w:line="360" w:lineRule="auto"/>
-        <w:ind w:firstLine="709"/>
-        <w:jc w:val="both"/>
-        <w:rPr>
-          <w:rFonts w:ascii="Times New Roman" w:cs="Times New Roman" w:eastAsia="Times New Roman" w:hAnsi="Times New Roman"/>
-          <w:sz w:val="24"/>
-          <w:szCs w:val="24"/>
-        </w:rPr>
-      </w:pPr>
-      <w:r>
-        <w:rPr>
-          <w:rtl w:val="0"/>
-        </w:rPr>
-      </w:r>
-    </w:p>
-    <w:p>
-      <w:pPr>
-        <w:spacing w:after="0" w:line="360" w:lineRule="auto"/>
-        <w:ind w:firstLine="709"/>
-        <w:jc w:val="both"/>
-        <w:rPr>
-          <w:rFonts w:ascii="Times New Roman" w:cs="Times New Roman" w:eastAsia="Times New Roman" w:hAnsi="Times New Roman"/>
-          <w:sz w:val="24"/>
-          <w:szCs w:val="24"/>
-        </w:rPr>
-      </w:pPr>
-      <w:r>
-        <w:rPr>
-          <w:rtl w:val="0"/>
-        </w:rPr>
-      </w:r>
-    </w:p>
-    <w:p>
-      <w:pPr>
-        <w:spacing w:after="0" w:line="360" w:lineRule="auto"/>
-        <w:ind w:firstLine="709"/>
-        <w:jc w:val="both"/>
-        <w:rPr>
-          <w:rFonts w:ascii="Times New Roman" w:cs="Times New Roman" w:eastAsia="Times New Roman" w:hAnsi="Times New Roman"/>
-          <w:sz w:val="24"/>
-          <w:szCs w:val="24"/>
-        </w:rPr>
-      </w:pPr>
-      <w:r>
-        <w:rPr>
-          <w:rtl w:val="0"/>
-        </w:rPr>
-      </w:r>
-    </w:p>
-    <w:p>
-      <w:pPr>
-        <w:spacing w:after="0" w:line="360" w:lineRule="auto"/>
-        <w:ind w:firstLine="709"/>
-        <w:jc w:val="both"/>
-        <w:rPr>
-          <w:rFonts w:ascii="Times New Roman" w:cs="Times New Roman" w:eastAsia="Times New Roman" w:hAnsi="Times New Roman"/>
-          <w:sz w:val="24"/>
-          <w:szCs w:val="24"/>
-        </w:rPr>
-      </w:pPr>
-      <w:r>
-        <w:rPr>
-          <w:rtl w:val="0"/>
-        </w:rPr>
-      </w:r>
-    </w:p>
-    <w:p>
-      <w:pPr>
-        <w:spacing w:after="0" w:line="360" w:lineRule="auto"/>
-        <w:ind w:firstLine="709"/>
+        <w:ind w:left="0" w:firstLine="0"/>
         <w:jc w:val="both"/>
         <w:rPr>
           <w:rFonts w:ascii="Times New Roman" w:cs="Times New Roman" w:eastAsia="Times New Roman" w:hAnsi="Times New Roman"/>
@@ -27798,6 +27460,193 @@
           <w:rtl w:val="0"/>
         </w:rPr>
         <w:t xml:space="preserve">A tela de login realiza a autenticação de usuários já cadastrados. A interface recebe como entrada os dados de e-mail e senha do usuário, com um botão com ação de login no sistema. O resultado esperado é a liberação de acesso e redirecionamento à área interna da plataforma.</w:t>
+      </w:r>
+    </w:p>
+    <w:p>
+      <w:pPr>
+        <w:spacing w:after="0" w:line="360" w:lineRule="auto"/>
+        <w:ind w:firstLine="709"/>
+        <w:jc w:val="both"/>
+        <w:rPr>
+          <w:rFonts w:ascii="Times New Roman" w:cs="Times New Roman" w:eastAsia="Times New Roman" w:hAnsi="Times New Roman"/>
+          <w:sz w:val="24"/>
+          <w:szCs w:val="24"/>
+        </w:rPr>
+      </w:pPr>
+      <w:r>
+        <w:rPr>
+          <w:rtl w:val="0"/>
+        </w:rPr>
+      </w:r>
+    </w:p>
+    <w:p>
+      <w:pPr>
+        <w:spacing w:after="0" w:line="360" w:lineRule="auto"/>
+        <w:ind w:firstLine="709"/>
+        <w:jc w:val="both"/>
+        <w:rPr>
+          <w:rFonts w:ascii="Times New Roman" w:cs="Times New Roman" w:eastAsia="Times New Roman" w:hAnsi="Times New Roman"/>
+          <w:sz w:val="24"/>
+          <w:szCs w:val="24"/>
+        </w:rPr>
+      </w:pPr>
+      <w:r>
+        <w:rPr>
+          <w:rtl w:val="0"/>
+        </w:rPr>
+      </w:r>
+    </w:p>
+    <w:p>
+      <w:pPr>
+        <w:spacing w:after="0" w:line="360" w:lineRule="auto"/>
+        <w:ind w:firstLine="709"/>
+        <w:jc w:val="both"/>
+        <w:rPr>
+          <w:rFonts w:ascii="Times New Roman" w:cs="Times New Roman" w:eastAsia="Times New Roman" w:hAnsi="Times New Roman"/>
+          <w:sz w:val="24"/>
+          <w:szCs w:val="24"/>
+        </w:rPr>
+      </w:pPr>
+      <w:r>
+        <w:rPr>
+          <w:rtl w:val="0"/>
+        </w:rPr>
+      </w:r>
+    </w:p>
+    <w:p>
+      <w:pPr>
+        <w:spacing w:after="0" w:line="360" w:lineRule="auto"/>
+        <w:ind w:firstLine="709"/>
+        <w:jc w:val="both"/>
+        <w:rPr>
+          <w:rFonts w:ascii="Times New Roman" w:cs="Times New Roman" w:eastAsia="Times New Roman" w:hAnsi="Times New Roman"/>
+          <w:sz w:val="24"/>
+          <w:szCs w:val="24"/>
+        </w:rPr>
+      </w:pPr>
+      <w:r>
+        <w:rPr>
+          <w:rtl w:val="0"/>
+        </w:rPr>
+      </w:r>
+    </w:p>
+    <w:p>
+      <w:pPr>
+        <w:spacing w:after="0" w:line="360" w:lineRule="auto"/>
+        <w:ind w:firstLine="709"/>
+        <w:jc w:val="both"/>
+        <w:rPr>
+          <w:rFonts w:ascii="Times New Roman" w:cs="Times New Roman" w:eastAsia="Times New Roman" w:hAnsi="Times New Roman"/>
+          <w:sz w:val="24"/>
+          <w:szCs w:val="24"/>
+        </w:rPr>
+      </w:pPr>
+      <w:r>
+        <w:rPr>
+          <w:rtl w:val="0"/>
+        </w:rPr>
+      </w:r>
+    </w:p>
+    <w:p>
+      <w:pPr>
+        <w:spacing w:after="0" w:line="360" w:lineRule="auto"/>
+        <w:ind w:firstLine="709"/>
+        <w:jc w:val="both"/>
+        <w:rPr>
+          <w:rFonts w:ascii="Times New Roman" w:cs="Times New Roman" w:eastAsia="Times New Roman" w:hAnsi="Times New Roman"/>
+          <w:sz w:val="24"/>
+          <w:szCs w:val="24"/>
+        </w:rPr>
+      </w:pPr>
+      <w:r>
+        <w:rPr>
+          <w:rtl w:val="0"/>
+        </w:rPr>
+      </w:r>
+    </w:p>
+    <w:p>
+      <w:pPr>
+        <w:spacing w:after="0" w:line="360" w:lineRule="auto"/>
+        <w:ind w:firstLine="709"/>
+        <w:jc w:val="both"/>
+        <w:rPr>
+          <w:rFonts w:ascii="Times New Roman" w:cs="Times New Roman" w:eastAsia="Times New Roman" w:hAnsi="Times New Roman"/>
+          <w:sz w:val="24"/>
+          <w:szCs w:val="24"/>
+        </w:rPr>
+      </w:pPr>
+      <w:r>
+        <w:rPr>
+          <w:rtl w:val="0"/>
+        </w:rPr>
+      </w:r>
+    </w:p>
+    <w:p>
+      <w:pPr>
+        <w:spacing w:after="0" w:line="360" w:lineRule="auto"/>
+        <w:ind w:firstLine="709"/>
+        <w:jc w:val="both"/>
+        <w:rPr>
+          <w:rFonts w:ascii="Times New Roman" w:cs="Times New Roman" w:eastAsia="Times New Roman" w:hAnsi="Times New Roman"/>
+          <w:sz w:val="24"/>
+          <w:szCs w:val="24"/>
+        </w:rPr>
+      </w:pPr>
+      <w:r>
+        <w:rPr>
+          <w:rtl w:val="0"/>
+        </w:rPr>
+      </w:r>
+    </w:p>
+    <w:p>
+      <w:pPr>
+        <w:spacing w:after="0" w:line="360" w:lineRule="auto"/>
+        <w:ind w:firstLine="709"/>
+        <w:jc w:val="both"/>
+        <w:rPr>
+          <w:rFonts w:ascii="Times New Roman" w:cs="Times New Roman" w:eastAsia="Times New Roman" w:hAnsi="Times New Roman"/>
+          <w:sz w:val="24"/>
+          <w:szCs w:val="24"/>
+        </w:rPr>
+      </w:pPr>
+      <w:r>
+        <w:rPr>
+          <w:rtl w:val="0"/>
+        </w:rPr>
+      </w:r>
+    </w:p>
+    <w:p>
+      <w:pPr>
+        <w:spacing w:after="0" w:line="360" w:lineRule="auto"/>
+        <w:ind w:firstLine="709"/>
+        <w:jc w:val="both"/>
+        <w:rPr>
+          <w:rFonts w:ascii="Times New Roman" w:cs="Times New Roman" w:eastAsia="Times New Roman" w:hAnsi="Times New Roman"/>
+          <w:sz w:val="24"/>
+          <w:szCs w:val="24"/>
+        </w:rPr>
+      </w:pPr>
+      <w:r>
+        <w:rPr>
+          <w:rtl w:val="0"/>
+        </w:rPr>
+      </w:r>
+    </w:p>
+    <w:p>
+      <w:pPr>
+        <w:spacing w:after="0" w:line="360" w:lineRule="auto"/>
+        <w:ind w:firstLine="709"/>
+        <w:jc w:val="both"/>
+        <w:rPr>
+          <w:rFonts w:ascii="Times New Roman" w:cs="Times New Roman" w:eastAsia="Times New Roman" w:hAnsi="Times New Roman"/>
+          <w:sz w:val="24"/>
+          <w:szCs w:val="24"/>
+        </w:rPr>
+      </w:pPr>
+      <w:r>
+        <w:rPr>
+          <w:rtl w:val="0"/>
+        </w:rPr>
       </w:r>
     </w:p>
     <w:p>
@@ -27811,8 +27660,8 @@
           <w:szCs w:val="24"/>
         </w:rPr>
       </w:pPr>
-      <w:bookmarkStart w:colFirst="0" w:colLast="0" w:name="_s1u0x18cpsku" w:id="46"/>
-      <w:bookmarkEnd w:id="46"/>
+      <w:bookmarkStart w:colFirst="0" w:colLast="0" w:name="_s1u0x18cpsku" w:id="58"/>
+      <w:bookmarkEnd w:id="58"/>
       <w:r>
         <w:rPr>
           <w:rFonts w:ascii="Times New Roman" w:cs="Times New Roman" w:eastAsia="Times New Roman" w:hAnsi="Times New Roman"/>
@@ -27820,7 +27669,7 @@
           <w:szCs w:val="20"/>
           <w:rtl w:val="0"/>
         </w:rPr>
-        <w:t xml:space="preserve">Figura 3 - Tela de login</w:t>
+        <w:t xml:space="preserve">Figura 21 - Tela de login</w:t>
       </w:r>
       <w:r>
         <w:rPr>
@@ -27866,12 +27715,12 @@
           <wp:inline distB="114300" distT="114300" distL="114300" distR="114300">
             <wp:extent cx="4684213" cy="3971903"/>
             <wp:effectExtent b="0" l="0" r="0" t="0"/>
-            <wp:docPr id="4" name="image9.png"/>
+            <wp:docPr id="4" name="image10.png"/>
             <a:graphic>
               <a:graphicData uri="http://schemas.openxmlformats.org/drawingml/2006/picture">
                 <pic:pic>
                   <pic:nvPicPr>
-                    <pic:cNvPr id="0" name="image9.png"/>
+                    <pic:cNvPr id="0" name="image10.png"/>
                     <pic:cNvPicPr preferRelativeResize="0"/>
                   </pic:nvPicPr>
                   <pic:blipFill>
@@ -28127,6 +27976,57 @@
       </w:pPr>
       <w:r>
         <w:rPr>
+          <w:rtl w:val="0"/>
+        </w:rPr>
+      </w:r>
+    </w:p>
+    <w:p>
+      <w:pPr>
+        <w:spacing w:after="0" w:line="360" w:lineRule="auto"/>
+        <w:ind w:firstLine="709"/>
+        <w:jc w:val="both"/>
+        <w:rPr>
+          <w:rFonts w:ascii="Times New Roman" w:cs="Times New Roman" w:eastAsia="Times New Roman" w:hAnsi="Times New Roman"/>
+          <w:sz w:val="24"/>
+          <w:szCs w:val="24"/>
+        </w:rPr>
+      </w:pPr>
+      <w:r>
+        <w:rPr>
+          <w:rtl w:val="0"/>
+        </w:rPr>
+      </w:r>
+    </w:p>
+    <w:p>
+      <w:pPr>
+        <w:spacing w:after="0" w:line="360" w:lineRule="auto"/>
+        <w:ind w:firstLine="709"/>
+        <w:jc w:val="both"/>
+        <w:rPr>
+          <w:rFonts w:ascii="Times New Roman" w:cs="Times New Roman" w:eastAsia="Times New Roman" w:hAnsi="Times New Roman"/>
+          <w:sz w:val="24"/>
+          <w:szCs w:val="24"/>
+        </w:rPr>
+      </w:pPr>
+      <w:r>
+        <w:rPr>
+          <w:rtl w:val="0"/>
+        </w:rPr>
+      </w:r>
+    </w:p>
+    <w:p>
+      <w:pPr>
+        <w:spacing w:after="0" w:line="360" w:lineRule="auto"/>
+        <w:ind w:firstLine="709"/>
+        <w:jc w:val="both"/>
+        <w:rPr>
+          <w:rFonts w:ascii="Times New Roman" w:cs="Times New Roman" w:eastAsia="Times New Roman" w:hAnsi="Times New Roman"/>
+          <w:sz w:val="24"/>
+          <w:szCs w:val="24"/>
+        </w:rPr>
+      </w:pPr>
+      <w:r>
+        <w:rPr>
           <w:rFonts w:ascii="Times New Roman" w:cs="Times New Roman" w:eastAsia="Times New Roman" w:hAnsi="Times New Roman"/>
           <w:sz w:val="24"/>
           <w:szCs w:val="24"/>
@@ -28146,8 +28046,8 @@
           <w:szCs w:val="24"/>
         </w:rPr>
       </w:pPr>
-      <w:bookmarkStart w:colFirst="0" w:colLast="0" w:name="_s1u0x18cpsku" w:id="46"/>
-      <w:bookmarkEnd w:id="46"/>
+      <w:bookmarkStart w:colFirst="0" w:colLast="0" w:name="_s1u0x18cpsku" w:id="58"/>
+      <w:bookmarkEnd w:id="58"/>
       <w:r>
         <w:rPr>
           <w:rFonts w:ascii="Times New Roman" w:cs="Times New Roman" w:eastAsia="Times New Roman" w:hAnsi="Times New Roman"/>
@@ -28155,7 +28055,7 @@
           <w:szCs w:val="20"/>
           <w:rtl w:val="0"/>
         </w:rPr>
-        <w:t xml:space="preserve">Figura 4 - Tela de redefinição de senha</w:t>
+        <w:t xml:space="preserve">Figura 22 - Tela de redefinição de senha</w:t>
       </w:r>
       <w:r>
         <w:rPr>
@@ -28201,12 +28101,12 @@
           <wp:inline distB="114300" distT="114300" distL="114300" distR="114300">
             <wp:extent cx="4572953" cy="3860423"/>
             <wp:effectExtent b="0" l="0" r="0" t="0"/>
-            <wp:docPr id="24" name="image33.png"/>
+            <wp:docPr id="27" name="image20.png"/>
             <a:graphic>
               <a:graphicData uri="http://schemas.openxmlformats.org/drawingml/2006/picture">
                 <pic:pic>
                   <pic:nvPicPr>
-                    <pic:cNvPr id="0" name="image33.png"/>
+                    <pic:cNvPr id="0" name="image20.png"/>
                     <pic:cNvPicPr preferRelativeResize="0"/>
                   </pic:nvPicPr>
                   <pic:blipFill>
@@ -28566,8 +28466,8 @@
           <w:szCs w:val="24"/>
         </w:rPr>
       </w:pPr>
-      <w:bookmarkStart w:colFirst="0" w:colLast="0" w:name="_s1u0x18cpsku" w:id="46"/>
-      <w:bookmarkEnd w:id="46"/>
+      <w:bookmarkStart w:colFirst="0" w:colLast="0" w:name="_s1u0x18cpsku" w:id="58"/>
+      <w:bookmarkEnd w:id="58"/>
       <w:r>
         <w:rPr>
           <w:rFonts w:ascii="Times New Roman" w:cs="Times New Roman" w:eastAsia="Times New Roman" w:hAnsi="Times New Roman"/>
@@ -28575,7 +28475,7 @@
           <w:szCs w:val="20"/>
           <w:rtl w:val="0"/>
         </w:rPr>
-        <w:t xml:space="preserve">Figura 5 - Tela de confirmação de solicitação de recuperação</w:t>
+        <w:t xml:space="preserve">Figura 23 - Tela de confirmação de solicitação de recuperação</w:t>
       </w:r>
       <w:r>
         <w:rPr>
@@ -28604,12 +28504,12 @@
           <wp:inline distB="114300" distT="114300" distL="114300" distR="114300">
             <wp:extent cx="4417484" cy="3585098"/>
             <wp:effectExtent b="0" l="0" r="0" t="0"/>
-            <wp:docPr id="25" name="image17.png"/>
+            <wp:docPr id="28" name="image23.png"/>
             <a:graphic>
               <a:graphicData uri="http://schemas.openxmlformats.org/drawingml/2006/picture">
                 <pic:pic>
                   <pic:nvPicPr>
-                    <pic:cNvPr id="0" name="image17.png"/>
+                    <pic:cNvPr id="0" name="image23.png"/>
                     <pic:cNvPicPr preferRelativeResize="0"/>
                   </pic:nvPicPr>
                   <pic:blipFill>
@@ -28848,57 +28748,6 @@
       </w:pPr>
       <w:r>
         <w:rPr>
-          <w:rtl w:val="0"/>
-        </w:rPr>
-      </w:r>
-    </w:p>
-    <w:p>
-      <w:pPr>
-        <w:spacing w:after="0" w:line="360" w:lineRule="auto"/>
-        <w:ind w:firstLine="709"/>
-        <w:jc w:val="both"/>
-        <w:rPr>
-          <w:rFonts w:ascii="Times New Roman" w:cs="Times New Roman" w:eastAsia="Times New Roman" w:hAnsi="Times New Roman"/>
-          <w:sz w:val="24"/>
-          <w:szCs w:val="24"/>
-        </w:rPr>
-      </w:pPr>
-      <w:r>
-        <w:rPr>
-          <w:rtl w:val="0"/>
-        </w:rPr>
-      </w:r>
-    </w:p>
-    <w:p>
-      <w:pPr>
-        <w:spacing w:after="0" w:line="360" w:lineRule="auto"/>
-        <w:ind w:firstLine="709"/>
-        <w:jc w:val="both"/>
-        <w:rPr>
-          <w:rFonts w:ascii="Times New Roman" w:cs="Times New Roman" w:eastAsia="Times New Roman" w:hAnsi="Times New Roman"/>
-          <w:sz w:val="24"/>
-          <w:szCs w:val="24"/>
-        </w:rPr>
-      </w:pPr>
-      <w:r>
-        <w:rPr>
-          <w:rtl w:val="0"/>
-        </w:rPr>
-      </w:r>
-    </w:p>
-    <w:p>
-      <w:pPr>
-        <w:spacing w:after="0" w:line="360" w:lineRule="auto"/>
-        <w:ind w:firstLine="709"/>
-        <w:jc w:val="both"/>
-        <w:rPr>
-          <w:rFonts w:ascii="Times New Roman" w:cs="Times New Roman" w:eastAsia="Times New Roman" w:hAnsi="Times New Roman"/>
-          <w:sz w:val="24"/>
-          <w:szCs w:val="24"/>
-        </w:rPr>
-      </w:pPr>
-      <w:r>
-        <w:rPr>
           <w:rFonts w:ascii="Times New Roman" w:cs="Times New Roman" w:eastAsia="Times New Roman" w:hAnsi="Times New Roman"/>
           <w:sz w:val="24"/>
           <w:szCs w:val="24"/>
@@ -28918,8 +28767,8 @@
           <w:szCs w:val="24"/>
         </w:rPr>
       </w:pPr>
-      <w:bookmarkStart w:colFirst="0" w:colLast="0" w:name="_s1u0x18cpsku" w:id="46"/>
-      <w:bookmarkEnd w:id="46"/>
+      <w:bookmarkStart w:colFirst="0" w:colLast="0" w:name="_s1u0x18cpsku" w:id="58"/>
+      <w:bookmarkEnd w:id="58"/>
       <w:r>
         <w:rPr>
           <w:rFonts w:ascii="Times New Roman" w:cs="Times New Roman" w:eastAsia="Times New Roman" w:hAnsi="Times New Roman"/>
@@ -28927,7 +28776,7 @@
           <w:szCs w:val="20"/>
           <w:rtl w:val="0"/>
         </w:rPr>
-        <w:t xml:space="preserve">Figura 16 - Tela de dashboard</w:t>
+        <w:t xml:space="preserve">Figura 24 - Tela de dashboard</w:t>
       </w:r>
       <w:r>
         <w:rPr>
@@ -28973,12 +28822,12 @@
           <wp:inline distB="114300" distT="114300" distL="114300" distR="114300">
             <wp:extent cx="4824478" cy="2400278"/>
             <wp:effectExtent b="0" l="0" r="0" t="0"/>
-            <wp:docPr id="7" name="image13.png"/>
+            <wp:docPr id="6" name="image6.png"/>
             <a:graphic>
               <a:graphicData uri="http://schemas.openxmlformats.org/drawingml/2006/picture">
                 <pic:pic>
                   <pic:nvPicPr>
-                    <pic:cNvPr id="0" name="image13.png"/>
+                    <pic:cNvPr id="0" name="image6.png"/>
                     <pic:cNvPicPr preferRelativeResize="0"/>
                   </pic:nvPicPr>
                   <pic:blipFill>
@@ -29054,159 +28903,6 @@
     <w:p>
       <w:pPr>
         <w:spacing w:after="0" w:line="360" w:lineRule="auto"/>
-        <w:ind w:firstLine="709"/>
-        <w:jc w:val="both"/>
-        <w:rPr>
-          <w:rFonts w:ascii="Times New Roman" w:cs="Times New Roman" w:eastAsia="Times New Roman" w:hAnsi="Times New Roman"/>
-          <w:sz w:val="24"/>
-          <w:szCs w:val="24"/>
-        </w:rPr>
-      </w:pPr>
-      <w:r>
-        <w:rPr>
-          <w:rtl w:val="0"/>
-        </w:rPr>
-      </w:r>
-    </w:p>
-    <w:p>
-      <w:pPr>
-        <w:spacing w:after="0" w:line="360" w:lineRule="auto"/>
-        <w:ind w:firstLine="709"/>
-        <w:jc w:val="both"/>
-        <w:rPr>
-          <w:rFonts w:ascii="Times New Roman" w:cs="Times New Roman" w:eastAsia="Times New Roman" w:hAnsi="Times New Roman"/>
-          <w:sz w:val="24"/>
-          <w:szCs w:val="24"/>
-        </w:rPr>
-      </w:pPr>
-      <w:r>
-        <w:rPr>
-          <w:rtl w:val="0"/>
-        </w:rPr>
-      </w:r>
-    </w:p>
-    <w:p>
-      <w:pPr>
-        <w:spacing w:after="0" w:line="360" w:lineRule="auto"/>
-        <w:ind w:firstLine="709"/>
-        <w:jc w:val="both"/>
-        <w:rPr>
-          <w:rFonts w:ascii="Times New Roman" w:cs="Times New Roman" w:eastAsia="Times New Roman" w:hAnsi="Times New Roman"/>
-          <w:sz w:val="24"/>
-          <w:szCs w:val="24"/>
-        </w:rPr>
-      </w:pPr>
-      <w:r>
-        <w:rPr>
-          <w:rtl w:val="0"/>
-        </w:rPr>
-      </w:r>
-    </w:p>
-    <w:p>
-      <w:pPr>
-        <w:spacing w:after="0" w:line="360" w:lineRule="auto"/>
-        <w:ind w:firstLine="709"/>
-        <w:jc w:val="both"/>
-        <w:rPr>
-          <w:rFonts w:ascii="Times New Roman" w:cs="Times New Roman" w:eastAsia="Times New Roman" w:hAnsi="Times New Roman"/>
-          <w:sz w:val="24"/>
-          <w:szCs w:val="24"/>
-        </w:rPr>
-      </w:pPr>
-      <w:r>
-        <w:rPr>
-          <w:rtl w:val="0"/>
-        </w:rPr>
-      </w:r>
-    </w:p>
-    <w:p>
-      <w:pPr>
-        <w:spacing w:after="0" w:line="360" w:lineRule="auto"/>
-        <w:ind w:firstLine="709"/>
-        <w:jc w:val="both"/>
-        <w:rPr>
-          <w:rFonts w:ascii="Times New Roman" w:cs="Times New Roman" w:eastAsia="Times New Roman" w:hAnsi="Times New Roman"/>
-          <w:sz w:val="24"/>
-          <w:szCs w:val="24"/>
-        </w:rPr>
-      </w:pPr>
-      <w:r>
-        <w:rPr>
-          <w:rtl w:val="0"/>
-        </w:rPr>
-      </w:r>
-    </w:p>
-    <w:p>
-      <w:pPr>
-        <w:spacing w:after="0" w:line="360" w:lineRule="auto"/>
-        <w:ind w:firstLine="709"/>
-        <w:jc w:val="both"/>
-        <w:rPr>
-          <w:rFonts w:ascii="Times New Roman" w:cs="Times New Roman" w:eastAsia="Times New Roman" w:hAnsi="Times New Roman"/>
-          <w:sz w:val="24"/>
-          <w:szCs w:val="24"/>
-        </w:rPr>
-      </w:pPr>
-      <w:r>
-        <w:rPr>
-          <w:rtl w:val="0"/>
-        </w:rPr>
-      </w:r>
-    </w:p>
-    <w:p>
-      <w:pPr>
-        <w:spacing w:after="0" w:line="360" w:lineRule="auto"/>
-        <w:ind w:firstLine="709"/>
-        <w:jc w:val="both"/>
-        <w:rPr>
-          <w:rFonts w:ascii="Times New Roman" w:cs="Times New Roman" w:eastAsia="Times New Roman" w:hAnsi="Times New Roman"/>
-          <w:sz w:val="24"/>
-          <w:szCs w:val="24"/>
-        </w:rPr>
-      </w:pPr>
-      <w:r>
-        <w:rPr>
-          <w:rtl w:val="0"/>
-        </w:rPr>
-      </w:r>
-    </w:p>
-    <w:p>
-      <w:pPr>
-        <w:spacing w:after="0" w:line="360" w:lineRule="auto"/>
-        <w:ind w:firstLine="709"/>
-        <w:jc w:val="both"/>
-        <w:rPr>
-          <w:rFonts w:ascii="Times New Roman" w:cs="Times New Roman" w:eastAsia="Times New Roman" w:hAnsi="Times New Roman"/>
-          <w:sz w:val="24"/>
-          <w:szCs w:val="24"/>
-        </w:rPr>
-      </w:pPr>
-      <w:r>
-        <w:rPr>
-          <w:rtl w:val="0"/>
-        </w:rPr>
-      </w:r>
-    </w:p>
-    <w:p>
-      <w:pPr>
-        <w:spacing w:after="0" w:line="360" w:lineRule="auto"/>
-        <w:ind w:firstLine="709"/>
-        <w:jc w:val="both"/>
-        <w:rPr>
-          <w:rFonts w:ascii="Times New Roman" w:cs="Times New Roman" w:eastAsia="Times New Roman" w:hAnsi="Times New Roman"/>
-          <w:sz w:val="24"/>
-          <w:szCs w:val="24"/>
-        </w:rPr>
-      </w:pPr>
-      <w:r>
-        <w:rPr>
-          <w:rtl w:val="0"/>
-        </w:rPr>
-      </w:r>
-    </w:p>
-    <w:p>
-      <w:pPr>
-        <w:spacing w:after="0" w:line="360" w:lineRule="auto"/>
         <w:ind w:left="0" w:firstLine="0"/>
         <w:jc w:val="both"/>
         <w:rPr>
@@ -29223,6 +28919,298 @@
           <w:rtl w:val="0"/>
         </w:rPr>
         <w:tab/>
+      </w:r>
+    </w:p>
+    <w:p>
+      <w:pPr>
+        <w:spacing w:after="0" w:line="360" w:lineRule="auto"/>
+        <w:ind w:left="0" w:firstLine="0"/>
+        <w:jc w:val="both"/>
+        <w:rPr>
+          <w:rFonts w:ascii="Times New Roman" w:cs="Times New Roman" w:eastAsia="Times New Roman" w:hAnsi="Times New Roman"/>
+          <w:sz w:val="24"/>
+          <w:szCs w:val="24"/>
+        </w:rPr>
+      </w:pPr>
+      <w:r>
+        <w:rPr>
+          <w:rtl w:val="0"/>
+        </w:rPr>
+      </w:r>
+    </w:p>
+    <w:p>
+      <w:pPr>
+        <w:spacing w:after="0" w:line="360" w:lineRule="auto"/>
+        <w:ind w:left="0" w:firstLine="0"/>
+        <w:jc w:val="both"/>
+        <w:rPr>
+          <w:rFonts w:ascii="Times New Roman" w:cs="Times New Roman" w:eastAsia="Times New Roman" w:hAnsi="Times New Roman"/>
+          <w:sz w:val="24"/>
+          <w:szCs w:val="24"/>
+        </w:rPr>
+      </w:pPr>
+      <w:r>
+        <w:rPr>
+          <w:rtl w:val="0"/>
+        </w:rPr>
+      </w:r>
+    </w:p>
+    <w:p>
+      <w:pPr>
+        <w:spacing w:after="0" w:line="360" w:lineRule="auto"/>
+        <w:ind w:left="0" w:firstLine="0"/>
+        <w:jc w:val="both"/>
+        <w:rPr>
+          <w:rFonts w:ascii="Times New Roman" w:cs="Times New Roman" w:eastAsia="Times New Roman" w:hAnsi="Times New Roman"/>
+          <w:sz w:val="24"/>
+          <w:szCs w:val="24"/>
+        </w:rPr>
+      </w:pPr>
+      <w:r>
+        <w:rPr>
+          <w:rtl w:val="0"/>
+        </w:rPr>
+      </w:r>
+    </w:p>
+    <w:p>
+      <w:pPr>
+        <w:spacing w:after="0" w:line="360" w:lineRule="auto"/>
+        <w:ind w:left="0" w:firstLine="0"/>
+        <w:jc w:val="both"/>
+        <w:rPr>
+          <w:rFonts w:ascii="Times New Roman" w:cs="Times New Roman" w:eastAsia="Times New Roman" w:hAnsi="Times New Roman"/>
+          <w:sz w:val="24"/>
+          <w:szCs w:val="24"/>
+        </w:rPr>
+      </w:pPr>
+      <w:r>
+        <w:rPr>
+          <w:rtl w:val="0"/>
+        </w:rPr>
+      </w:r>
+    </w:p>
+    <w:p>
+      <w:pPr>
+        <w:spacing w:after="0" w:line="360" w:lineRule="auto"/>
+        <w:ind w:left="0" w:firstLine="0"/>
+        <w:jc w:val="both"/>
+        <w:rPr>
+          <w:rFonts w:ascii="Times New Roman" w:cs="Times New Roman" w:eastAsia="Times New Roman" w:hAnsi="Times New Roman"/>
+          <w:sz w:val="24"/>
+          <w:szCs w:val="24"/>
+        </w:rPr>
+      </w:pPr>
+      <w:r>
+        <w:rPr>
+          <w:rtl w:val="0"/>
+        </w:rPr>
+      </w:r>
+    </w:p>
+    <w:p>
+      <w:pPr>
+        <w:spacing w:after="0" w:line="360" w:lineRule="auto"/>
+        <w:ind w:left="0" w:firstLine="0"/>
+        <w:jc w:val="both"/>
+        <w:rPr>
+          <w:rFonts w:ascii="Times New Roman" w:cs="Times New Roman" w:eastAsia="Times New Roman" w:hAnsi="Times New Roman"/>
+          <w:sz w:val="24"/>
+          <w:szCs w:val="24"/>
+        </w:rPr>
+      </w:pPr>
+      <w:r>
+        <w:rPr>
+          <w:rtl w:val="0"/>
+        </w:rPr>
+      </w:r>
+    </w:p>
+    <w:p>
+      <w:pPr>
+        <w:spacing w:after="0" w:line="360" w:lineRule="auto"/>
+        <w:ind w:left="0" w:firstLine="0"/>
+        <w:jc w:val="both"/>
+        <w:rPr>
+          <w:rFonts w:ascii="Times New Roman" w:cs="Times New Roman" w:eastAsia="Times New Roman" w:hAnsi="Times New Roman"/>
+          <w:sz w:val="24"/>
+          <w:szCs w:val="24"/>
+        </w:rPr>
+      </w:pPr>
+      <w:r>
+        <w:rPr>
+          <w:rtl w:val="0"/>
+        </w:rPr>
+      </w:r>
+    </w:p>
+    <w:p>
+      <w:pPr>
+        <w:spacing w:after="0" w:line="360" w:lineRule="auto"/>
+        <w:ind w:left="0" w:firstLine="0"/>
+        <w:jc w:val="both"/>
+        <w:rPr>
+          <w:rFonts w:ascii="Times New Roman" w:cs="Times New Roman" w:eastAsia="Times New Roman" w:hAnsi="Times New Roman"/>
+          <w:sz w:val="24"/>
+          <w:szCs w:val="24"/>
+        </w:rPr>
+      </w:pPr>
+      <w:r>
+        <w:rPr>
+          <w:rtl w:val="0"/>
+        </w:rPr>
+      </w:r>
+    </w:p>
+    <w:p>
+      <w:pPr>
+        <w:spacing w:after="0" w:line="360" w:lineRule="auto"/>
+        <w:ind w:left="0" w:firstLine="0"/>
+        <w:jc w:val="both"/>
+        <w:rPr>
+          <w:rFonts w:ascii="Times New Roman" w:cs="Times New Roman" w:eastAsia="Times New Roman" w:hAnsi="Times New Roman"/>
+          <w:sz w:val="24"/>
+          <w:szCs w:val="24"/>
+        </w:rPr>
+      </w:pPr>
+      <w:r>
+        <w:rPr>
+          <w:rtl w:val="0"/>
+        </w:rPr>
+      </w:r>
+    </w:p>
+    <w:p>
+      <w:pPr>
+        <w:spacing w:after="0" w:line="360" w:lineRule="auto"/>
+        <w:ind w:left="0" w:firstLine="0"/>
+        <w:jc w:val="both"/>
+        <w:rPr>
+          <w:rFonts w:ascii="Times New Roman" w:cs="Times New Roman" w:eastAsia="Times New Roman" w:hAnsi="Times New Roman"/>
+          <w:sz w:val="24"/>
+          <w:szCs w:val="24"/>
+        </w:rPr>
+      </w:pPr>
+      <w:r>
+        <w:rPr>
+          <w:rtl w:val="0"/>
+        </w:rPr>
+      </w:r>
+    </w:p>
+    <w:p>
+      <w:pPr>
+        <w:spacing w:after="0" w:line="360" w:lineRule="auto"/>
+        <w:ind w:left="0" w:firstLine="0"/>
+        <w:jc w:val="both"/>
+        <w:rPr>
+          <w:rFonts w:ascii="Times New Roman" w:cs="Times New Roman" w:eastAsia="Times New Roman" w:hAnsi="Times New Roman"/>
+          <w:sz w:val="24"/>
+          <w:szCs w:val="24"/>
+        </w:rPr>
+      </w:pPr>
+      <w:r>
+        <w:rPr>
+          <w:rtl w:val="0"/>
+        </w:rPr>
+      </w:r>
+    </w:p>
+    <w:p>
+      <w:pPr>
+        <w:spacing w:after="0" w:line="360" w:lineRule="auto"/>
+        <w:ind w:left="0" w:firstLine="0"/>
+        <w:jc w:val="both"/>
+        <w:rPr>
+          <w:rFonts w:ascii="Times New Roman" w:cs="Times New Roman" w:eastAsia="Times New Roman" w:hAnsi="Times New Roman"/>
+          <w:sz w:val="24"/>
+          <w:szCs w:val="24"/>
+        </w:rPr>
+      </w:pPr>
+      <w:r>
+        <w:rPr>
+          <w:rtl w:val="0"/>
+        </w:rPr>
+      </w:r>
+    </w:p>
+    <w:p>
+      <w:pPr>
+        <w:spacing w:after="0" w:line="360" w:lineRule="auto"/>
+        <w:ind w:left="0" w:firstLine="0"/>
+        <w:jc w:val="both"/>
+        <w:rPr>
+          <w:rFonts w:ascii="Times New Roman" w:cs="Times New Roman" w:eastAsia="Times New Roman" w:hAnsi="Times New Roman"/>
+          <w:sz w:val="24"/>
+          <w:szCs w:val="24"/>
+        </w:rPr>
+      </w:pPr>
+      <w:r>
+        <w:rPr>
+          <w:rtl w:val="0"/>
+        </w:rPr>
+      </w:r>
+    </w:p>
+    <w:p>
+      <w:pPr>
+        <w:spacing w:after="0" w:line="360" w:lineRule="auto"/>
+        <w:ind w:left="0" w:firstLine="0"/>
+        <w:jc w:val="both"/>
+        <w:rPr>
+          <w:rFonts w:ascii="Times New Roman" w:cs="Times New Roman" w:eastAsia="Times New Roman" w:hAnsi="Times New Roman"/>
+          <w:sz w:val="24"/>
+          <w:szCs w:val="24"/>
+        </w:rPr>
+      </w:pPr>
+      <w:r>
+        <w:rPr>
+          <w:rtl w:val="0"/>
+        </w:rPr>
+      </w:r>
+    </w:p>
+    <w:p>
+      <w:pPr>
+        <w:spacing w:after="0" w:line="360" w:lineRule="auto"/>
+        <w:ind w:left="0" w:firstLine="0"/>
+        <w:jc w:val="both"/>
+        <w:rPr>
+          <w:rFonts w:ascii="Times New Roman" w:cs="Times New Roman" w:eastAsia="Times New Roman" w:hAnsi="Times New Roman"/>
+          <w:sz w:val="24"/>
+          <w:szCs w:val="24"/>
+        </w:rPr>
+      </w:pPr>
+      <w:r>
+        <w:rPr>
+          <w:rtl w:val="0"/>
+        </w:rPr>
+      </w:r>
+    </w:p>
+    <w:p>
+      <w:pPr>
+        <w:spacing w:after="0" w:line="360" w:lineRule="auto"/>
+        <w:ind w:left="0" w:firstLine="0"/>
+        <w:jc w:val="both"/>
+        <w:rPr>
+          <w:rFonts w:ascii="Times New Roman" w:cs="Times New Roman" w:eastAsia="Times New Roman" w:hAnsi="Times New Roman"/>
+          <w:sz w:val="24"/>
+          <w:szCs w:val="24"/>
+        </w:rPr>
+      </w:pPr>
+      <w:r>
+        <w:rPr>
+          <w:rtl w:val="0"/>
+        </w:rPr>
+      </w:r>
+    </w:p>
+    <w:p>
+      <w:pPr>
+        <w:spacing w:after="0" w:line="360" w:lineRule="auto"/>
+        <w:ind w:left="0" w:firstLine="720"/>
+        <w:jc w:val="both"/>
+        <w:rPr>
+          <w:rFonts w:ascii="Times New Roman" w:cs="Times New Roman" w:eastAsia="Times New Roman" w:hAnsi="Times New Roman"/>
+          <w:sz w:val="24"/>
+          <w:szCs w:val="24"/>
+        </w:rPr>
+      </w:pPr>
+      <w:r>
+        <w:rPr>
+          <w:rFonts w:ascii="Times New Roman" w:cs="Times New Roman" w:eastAsia="Times New Roman" w:hAnsi="Times New Roman"/>
+          <w:sz w:val="24"/>
+          <w:szCs w:val="24"/>
+          <w:rtl w:val="0"/>
+        </w:rPr>
         <w:t xml:space="preserve">A tela de busca de academias permite localizar instituições usando filtros de modalidade e visualização por mapa. A saída esperada é a exibição de academias filtradas pela pesquisa, com informações sobre estas. </w:t>
       </w:r>
     </w:p>
@@ -29237,8 +29225,8 @@
           <w:szCs w:val="24"/>
         </w:rPr>
       </w:pPr>
-      <w:bookmarkStart w:colFirst="0" w:colLast="0" w:name="_s1u0x18cpsku" w:id="46"/>
-      <w:bookmarkEnd w:id="46"/>
+      <w:bookmarkStart w:colFirst="0" w:colLast="0" w:name="_s1u0x18cpsku" w:id="58"/>
+      <w:bookmarkEnd w:id="58"/>
       <w:r>
         <w:rPr>
           <w:rFonts w:ascii="Times New Roman" w:cs="Times New Roman" w:eastAsia="Times New Roman" w:hAnsi="Times New Roman"/>
@@ -29246,7 +29234,7 @@
           <w:szCs w:val="20"/>
           <w:rtl w:val="0"/>
         </w:rPr>
-        <w:t xml:space="preserve">Figura 16 - Tela de busca de academias</w:t>
+        <w:t xml:space="preserve">Figura 25 - Tela de busca de academias</w:t>
       </w:r>
       <w:r>
         <w:rPr>
@@ -29292,12 +29280,12 @@
           <wp:inline distB="114300" distT="114300" distL="114300" distR="114300">
             <wp:extent cx="5759775" cy="3060700"/>
             <wp:effectExtent b="0" l="0" r="0" t="0"/>
-            <wp:docPr id="23" name="image7.png"/>
+            <wp:docPr id="26" name="image18.png"/>
             <a:graphic>
               <a:graphicData uri="http://schemas.openxmlformats.org/drawingml/2006/picture">
                 <pic:pic>
                   <pic:nvPicPr>
-                    <pic:cNvPr id="0" name="image7.png"/>
+                    <pic:cNvPr id="0" name="image18.png"/>
                     <pic:cNvPicPr preferRelativeResize="0"/>
                   </pic:nvPicPr>
                   <pic:blipFill>
@@ -29712,8 +29700,8 @@
           <w:szCs w:val="24"/>
         </w:rPr>
       </w:pPr>
-      <w:bookmarkStart w:colFirst="0" w:colLast="0" w:name="_s1u0x18cpsku" w:id="46"/>
-      <w:bookmarkEnd w:id="46"/>
+      <w:bookmarkStart w:colFirst="0" w:colLast="0" w:name="_s1u0x18cpsku" w:id="58"/>
+      <w:bookmarkEnd w:id="58"/>
       <w:r>
         <w:rPr>
           <w:rFonts w:ascii="Times New Roman" w:cs="Times New Roman" w:eastAsia="Times New Roman" w:hAnsi="Times New Roman"/>
@@ -29721,7 +29709,7 @@
           <w:szCs w:val="20"/>
           <w:rtl w:val="0"/>
         </w:rPr>
-        <w:t xml:space="preserve">Figura 16 - Tela de agendamento de aula</w:t>
+        <w:t xml:space="preserve">Figura 26 - Tela de agendamento de aula</w:t>
       </w:r>
       <w:r>
         <w:rPr>
@@ -29767,12 +29755,12 @@
           <wp:inline distB="114300" distT="114300" distL="114300" distR="114300">
             <wp:extent cx="5759775" cy="2603500"/>
             <wp:effectExtent b="0" l="0" r="0" t="0"/>
-            <wp:docPr id="12" name="image2.png"/>
+            <wp:docPr id="14" name="image7.png"/>
             <a:graphic>
               <a:graphicData uri="http://schemas.openxmlformats.org/drawingml/2006/picture">
                 <pic:pic>
                   <pic:nvPicPr>
-                    <pic:cNvPr id="0" name="image2.png"/>
+                    <pic:cNvPr id="0" name="image7.png"/>
                     <pic:cNvPicPr preferRelativeResize="0"/>
                   </pic:nvPicPr>
                   <pic:blipFill>
@@ -30029,8 +30017,8 @@
           <w:szCs w:val="24"/>
         </w:rPr>
       </w:pPr>
-      <w:bookmarkStart w:colFirst="0" w:colLast="0" w:name="_s1u0x18cpsku" w:id="46"/>
-      <w:bookmarkEnd w:id="46"/>
+      <w:bookmarkStart w:colFirst="0" w:colLast="0" w:name="_s1u0x18cpsku" w:id="58"/>
+      <w:bookmarkEnd w:id="58"/>
       <w:r>
         <w:rPr>
           <w:rFonts w:ascii="Times New Roman" w:cs="Times New Roman" w:eastAsia="Times New Roman" w:hAnsi="Times New Roman"/>
@@ -30038,7 +30026,7 @@
           <w:szCs w:val="20"/>
           <w:rtl w:val="0"/>
         </w:rPr>
-        <w:t xml:space="preserve">Figura 16 - Tela de minhas aulas</w:t>
+        <w:t xml:space="preserve">Figura 27 - Tela de minhas aulas</w:t>
       </w:r>
       <w:r>
         <w:rPr>
@@ -30076,12 +30064,12 @@
           <wp:inline distB="114300" distT="114300" distL="114300" distR="114300">
             <wp:extent cx="4734878" cy="2255977"/>
             <wp:effectExtent b="0" l="0" r="0" t="0"/>
-            <wp:docPr id="10" name="image8.png"/>
+            <wp:docPr id="11" name="image2.png"/>
             <a:graphic>
               <a:graphicData uri="http://schemas.openxmlformats.org/drawingml/2006/picture">
                 <pic:pic>
                   <pic:nvPicPr>
-                    <pic:cNvPr id="0" name="image8.png"/>
+                    <pic:cNvPr id="0" name="image2.png"/>
                     <pic:cNvPicPr preferRelativeResize="0"/>
                   </pic:nvPicPr>
                   <pic:blipFill>
@@ -30496,8 +30484,8 @@
           <w:szCs w:val="24"/>
         </w:rPr>
       </w:pPr>
-      <w:bookmarkStart w:colFirst="0" w:colLast="0" w:name="_s1u0x18cpsku" w:id="46"/>
-      <w:bookmarkEnd w:id="46"/>
+      <w:bookmarkStart w:colFirst="0" w:colLast="0" w:name="_s1u0x18cpsku" w:id="58"/>
+      <w:bookmarkEnd w:id="58"/>
       <w:r>
         <w:rPr>
           <w:rFonts w:ascii="Times New Roman" w:cs="Times New Roman" w:eastAsia="Times New Roman" w:hAnsi="Times New Roman"/>
@@ -30505,7 +30493,7 @@
           <w:szCs w:val="20"/>
           <w:rtl w:val="0"/>
         </w:rPr>
-        <w:t xml:space="preserve">Figura 16 - Tela do Painel da Instituição</w:t>
+        <w:t xml:space="preserve">Figura 28 - Tela do Painel da Instituição</w:t>
       </w:r>
       <w:r>
         <w:rPr>
@@ -30551,12 +30539,12 @@
           <wp:inline distB="114300" distT="114300" distL="114300" distR="114300">
             <wp:extent cx="5759775" cy="3733800"/>
             <wp:effectExtent b="0" l="0" r="0" t="0"/>
-            <wp:docPr id="13" name="image24.png"/>
+            <wp:docPr id="15" name="image9.png"/>
             <a:graphic>
               <a:graphicData uri="http://schemas.openxmlformats.org/drawingml/2006/picture">
                 <pic:pic>
                   <pic:nvPicPr>
-                    <pic:cNvPr id="0" name="image24.png"/>
+                    <pic:cNvPr id="0" name="image9.png"/>
                     <pic:cNvPicPr preferRelativeResize="0"/>
                   </pic:nvPicPr>
                   <pic:blipFill>
@@ -30835,8 +30823,8 @@
           <w:szCs w:val="24"/>
         </w:rPr>
       </w:pPr>
-      <w:bookmarkStart w:colFirst="0" w:colLast="0" w:name="_s1u0x18cpsku" w:id="46"/>
-      <w:bookmarkEnd w:id="46"/>
+      <w:bookmarkStart w:colFirst="0" w:colLast="0" w:name="_s1u0x18cpsku" w:id="58"/>
+      <w:bookmarkEnd w:id="58"/>
       <w:r>
         <w:rPr>
           <w:rFonts w:ascii="Times New Roman" w:cs="Times New Roman" w:eastAsia="Times New Roman" w:hAnsi="Times New Roman"/>
@@ -30844,7 +30832,7 @@
           <w:szCs w:val="20"/>
           <w:rtl w:val="0"/>
         </w:rPr>
-        <w:t xml:space="preserve">Figura 16 - Tela do Painel da Instituição</w:t>
+        <w:t xml:space="preserve">Figura 29 - Tela do Painel da Instituição</w:t>
       </w:r>
       <w:r>
         <w:rPr>
@@ -30890,12 +30878,12 @@
           <wp:inline distB="114300" distT="114300" distL="114300" distR="114300">
             <wp:extent cx="5759775" cy="4000500"/>
             <wp:effectExtent b="0" l="0" r="0" t="0"/>
-            <wp:docPr id="9" name="image3.png"/>
+            <wp:docPr id="8" name="image5.png"/>
             <a:graphic>
               <a:graphicData uri="http://schemas.openxmlformats.org/drawingml/2006/picture">
                 <pic:pic>
                   <pic:nvPicPr>
-                    <pic:cNvPr id="0" name="image3.png"/>
+                    <pic:cNvPr id="0" name="image5.png"/>
                     <pic:cNvPicPr preferRelativeResize="0"/>
                   </pic:nvPicPr>
                   <pic:blipFill>
@@ -31225,8 +31213,8 @@
           <w:szCs w:val="24"/>
         </w:rPr>
       </w:pPr>
-      <w:bookmarkStart w:colFirst="0" w:colLast="0" w:name="_s1u0x18cpsku" w:id="46"/>
-      <w:bookmarkEnd w:id="46"/>
+      <w:bookmarkStart w:colFirst="0" w:colLast="0" w:name="_s1u0x18cpsku" w:id="58"/>
+      <w:bookmarkEnd w:id="58"/>
       <w:r>
         <w:rPr>
           <w:rFonts w:ascii="Times New Roman" w:cs="Times New Roman" w:eastAsia="Times New Roman" w:hAnsi="Times New Roman"/>
@@ -31234,7 +31222,7 @@
           <w:szCs w:val="20"/>
           <w:rtl w:val="0"/>
         </w:rPr>
-        <w:t xml:space="preserve">Figura 16 - Tela do Painel da Instituição</w:t>
+        <w:t xml:space="preserve">Figura 30 - Tela do Painel da Instituição</w:t>
       </w:r>
       <w:r>
         <w:rPr>
@@ -31280,12 +31268,12 @@
           <wp:inline distB="114300" distT="114300" distL="114300" distR="114300">
             <wp:extent cx="5759775" cy="3505200"/>
             <wp:effectExtent b="0" l="0" r="0" t="0"/>
-            <wp:docPr id="11" name="image1.png"/>
+            <wp:docPr id="13" name="image12.png"/>
             <a:graphic>
               <a:graphicData uri="http://schemas.openxmlformats.org/drawingml/2006/picture">
                 <pic:pic>
                   <pic:nvPicPr>
-                    <pic:cNvPr id="0" name="image1.png"/>
+                    <pic:cNvPr id="0" name="image12.png"/>
                     <pic:cNvPicPr preferRelativeResize="0"/>
                   </pic:nvPicPr>
                   <pic:blipFill>
@@ -31612,8 +31600,8 @@
           <w:szCs w:val="24"/>
         </w:rPr>
       </w:pPr>
-      <w:bookmarkStart w:colFirst="0" w:colLast="0" w:name="_s1u0x18cpsku" w:id="46"/>
-      <w:bookmarkEnd w:id="46"/>
+      <w:bookmarkStart w:colFirst="0" w:colLast="0" w:name="_s1u0x18cpsku" w:id="58"/>
+      <w:bookmarkEnd w:id="58"/>
       <w:r>
         <w:rPr>
           <w:rFonts w:ascii="Times New Roman" w:cs="Times New Roman" w:eastAsia="Times New Roman" w:hAnsi="Times New Roman"/>
@@ -31621,7 +31609,7 @@
           <w:szCs w:val="20"/>
           <w:rtl w:val="0"/>
         </w:rPr>
-        <w:t xml:space="preserve">Figura 16 - Tela do Painel da Instituição</w:t>
+        <w:t xml:space="preserve">Figura 31 - Tela de checkin</w:t>
       </w:r>
       <w:r>
         <w:rPr>
@@ -31656,12 +31644,12 @@
           <wp:inline distB="114300" distT="114300" distL="114300" distR="114300">
             <wp:extent cx="4357923" cy="3623198"/>
             <wp:effectExtent b="0" l="0" r="0" t="0"/>
-            <wp:docPr id="16" name="image5.png"/>
+            <wp:docPr id="19" name="image1.png"/>
             <a:graphic>
               <a:graphicData uri="http://schemas.openxmlformats.org/drawingml/2006/picture">
                 <pic:pic>
                   <pic:nvPicPr>
-                    <pic:cNvPr id="0" name="image5.png"/>
+                    <pic:cNvPr id="0" name="image1.png"/>
                     <pic:cNvPicPr preferRelativeResize="0"/>
                   </pic:nvPicPr>
                   <pic:blipFill>
@@ -31937,8 +31925,8 @@
           <w:szCs w:val="24"/>
         </w:rPr>
       </w:pPr>
-      <w:bookmarkStart w:colFirst="0" w:colLast="0" w:name="_s1u0x18cpsku" w:id="46"/>
-      <w:bookmarkEnd w:id="46"/>
+      <w:bookmarkStart w:colFirst="0" w:colLast="0" w:name="_s1u0x18cpsku" w:id="58"/>
+      <w:bookmarkEnd w:id="58"/>
       <w:r>
         <w:rPr>
           <w:rFonts w:ascii="Times New Roman" w:cs="Times New Roman" w:eastAsia="Times New Roman" w:hAnsi="Times New Roman"/>
@@ -31946,7 +31934,7 @@
           <w:szCs w:val="20"/>
           <w:rtl w:val="0"/>
         </w:rPr>
-        <w:t xml:space="preserve">Figura 16 - Tela do Painel da Instituição</w:t>
+        <w:t xml:space="preserve">Figura 32 - Tela do Painel da Instituição</w:t>
       </w:r>
       <w:r>
         <w:rPr>
@@ -31992,12 +31980,12 @@
           <wp:inline distB="114300" distT="114300" distL="114300" distR="114300">
             <wp:extent cx="5759775" cy="2819400"/>
             <wp:effectExtent b="0" l="0" r="0" t="0"/>
-            <wp:docPr id="5" name="image11.png"/>
+            <wp:docPr id="5" name="image4.png"/>
             <a:graphic>
               <a:graphicData uri="http://schemas.openxmlformats.org/drawingml/2006/picture">
                 <pic:pic>
                   <pic:nvPicPr>
-                    <pic:cNvPr id="0" name="image11.png"/>
+                    <pic:cNvPr id="0" name="image4.png"/>
                     <pic:cNvPicPr preferRelativeResize="0"/>
                   </pic:nvPicPr>
                   <pic:blipFill>
@@ -32118,8 +32106,8 @@
         <w:ind w:left="576" w:hanging="576"/>
         <w:rPr/>
       </w:pPr>
-      <w:bookmarkStart w:colFirst="0" w:colLast="0" w:name="_tmgrdm1a1p2k" w:id="59"/>
-      <w:bookmarkEnd w:id="59"/>
+      <w:bookmarkStart w:colFirst="0" w:colLast="0" w:name="_tmgrdm1a1p2k" w:id="60"/>
+      <w:bookmarkEnd w:id="60"/>
       <w:r>
         <w:rPr>
           <w:rtl w:val="0"/>
@@ -32545,8 +32533,8 @@
         <w:ind w:left="576" w:hanging="576"/>
         <w:rPr/>
       </w:pPr>
-      <w:bookmarkStart w:colFirst="0" w:colLast="0" w:name="_orawaytkp324" w:id="60"/>
-      <w:bookmarkEnd w:id="60"/>
+      <w:bookmarkStart w:colFirst="0" w:colLast="0" w:name="_orawaytkp324" w:id="61"/>
+      <w:bookmarkEnd w:id="61"/>
       <w:r>
         <w:rPr>
           <w:rtl w:val="0"/>
@@ -32625,8 +32613,8 @@
         <w:ind w:left="576" w:hanging="576"/>
         <w:rPr/>
       </w:pPr>
-      <w:bookmarkStart w:colFirst="0" w:colLast="0" w:name="_wmzmv4n6d4o6" w:id="61"/>
-      <w:bookmarkEnd w:id="61"/>
+      <w:bookmarkStart w:colFirst="0" w:colLast="0" w:name="_wmzmv4n6d4o6" w:id="62"/>
+      <w:bookmarkEnd w:id="62"/>
       <w:r>
         <w:rPr>
           <w:rtl w:val="0"/>
@@ -32970,8 +32958,8 @@
         <w:pStyle w:val="Title"/>
         <w:rPr/>
       </w:pPr>
-      <w:bookmarkStart w:colFirst="0" w:colLast="0" w:name="_3yiqx0i80ecs" w:id="62"/>
-      <w:bookmarkEnd w:id="62"/>
+      <w:bookmarkStart w:colFirst="0" w:colLast="0" w:name="_3yiqx0i80ecs" w:id="63"/>
+      <w:bookmarkEnd w:id="63"/>
       <w:r>
         <w:rPr>
           <w:rtl w:val="0"/>
@@ -34402,8 +34390,8 @@
         <w:pStyle w:val="Title"/>
         <w:rPr/>
       </w:pPr>
-      <w:bookmarkStart w:colFirst="0" w:colLast="0" w:name="_xh576t97jv1x" w:id="63"/>
-      <w:bookmarkEnd w:id="63"/>
+      <w:bookmarkStart w:colFirst="0" w:colLast="0" w:name="_xh576t97jv1x" w:id="64"/>
+      <w:bookmarkEnd w:id="64"/>
       <w:r>
         <w:rPr>
           <w:rtl w:val="0"/>
@@ -35619,8 +35607,8 @@
         <w:pStyle w:val="Title"/>
         <w:rPr/>
       </w:pPr>
-      <w:bookmarkStart w:colFirst="0" w:colLast="0" w:name="_wosh8xqt4ifc" w:id="64"/>
-      <w:bookmarkEnd w:id="64"/>
+      <w:bookmarkStart w:colFirst="0" w:colLast="0" w:name="_wosh8xqt4ifc" w:id="65"/>
+      <w:bookmarkEnd w:id="65"/>
       <w:r>
         <w:rPr>
           <w:rtl w:val="0"/>
@@ -35700,8 +35688,8 @@
           <w:vertAlign w:val="baseline"/>
         </w:rPr>
       </w:pPr>
-      <w:bookmarkStart w:colFirst="0" w:colLast="0" w:name="_s8ghsvomceaj" w:id="65"/>
-      <w:bookmarkEnd w:id="65"/>
+      <w:bookmarkStart w:colFirst="0" w:colLast="0" w:name="_s8ghsvomceaj" w:id="66"/>
+      <w:bookmarkEnd w:id="66"/>
       <w:r>
         <w:rPr>
           <w:rFonts w:ascii="Times New Roman" w:cs="Times New Roman" w:eastAsia="Times New Roman" w:hAnsi="Times New Roman"/>
@@ -35739,12 +35727,12 @@
           <wp:inline distB="0" distT="0" distL="0" distR="0">
             <wp:extent cx="5575179" cy="7664258"/>
             <wp:effectExtent b="0" l="0" r="0" t="0"/>
-            <wp:docPr descr="Carta&#10;&#10;O conteúdo gerado por IA pode estar incorreto." id="19" name="image12.jpg"/>
+            <wp:docPr descr="Carta&#10;&#10;O conteúdo gerado por IA pode estar incorreto." id="23" name="image25.jpg"/>
             <a:graphic>
               <a:graphicData uri="http://schemas.openxmlformats.org/drawingml/2006/picture">
                 <pic:pic>
                   <pic:nvPicPr>
-                    <pic:cNvPr descr="Carta&#10;&#10;O conteúdo gerado por IA pode estar incorreto." id="0" name="image12.jpg"/>
+                    <pic:cNvPr descr="Carta&#10;&#10;O conteúdo gerado por IA pode estar incorreto." id="0" name="image25.jpg"/>
                     <pic:cNvPicPr preferRelativeResize="0"/>
                   </pic:nvPicPr>
                   <pic:blipFill>

--- a/TCC.docx
+++ b/TCC.docx
@@ -3413,7 +3413,7 @@
     </w:p>
     <w:sdt>
       <w:sdtPr>
-        <w:id w:val="2099905624"/>
+        <w:id w:val="-250303968"/>
         <w:docPartObj>
           <w:docPartGallery w:val="Table of Contents"/>
           <w:docPartUnique w:val="1"/>
@@ -5512,7 +5512,7 @@
     </w:p>
     <w:sdt>
       <w:sdtPr>
-        <w:id w:val="-1729259975"/>
+        <w:id w:val="2049214727"/>
         <w:docPartObj>
           <w:docPartGallery w:val="Table of Contents"/>
           <w:docPartUnique w:val="1"/>
@@ -6510,7 +6510,7 @@
     </w:p>
     <w:sdt>
       <w:sdtPr>
-        <w:id w:val="-31559135"/>
+        <w:id w:val="2127432675"/>
         <w:docPartObj>
           <w:docPartGallery w:val="Table of Contents"/>
           <w:docPartUnique w:val="1"/>
@@ -13369,12 +13369,12 @@
           <wp:inline distB="114300" distT="114300" distL="114300" distR="114300">
             <wp:extent cx="8891775" cy="2197100"/>
             <wp:effectExtent b="0" l="0" r="0" t="0"/>
-            <wp:docPr id="30" name="image22.png"/>
+            <wp:docPr id="30" name="image29.png"/>
             <a:graphic>
               <a:graphicData uri="http://schemas.openxmlformats.org/drawingml/2006/picture">
                 <pic:pic>
                   <pic:nvPicPr>
-                    <pic:cNvPr id="0" name="image22.png"/>
+                    <pic:cNvPr id="0" name="image29.png"/>
                     <pic:cNvPicPr preferRelativeResize="0"/>
                   </pic:nvPicPr>
                   <pic:blipFill>
@@ -15850,12 +15850,12 @@
           <wp:inline distB="0" distT="0" distL="0" distR="0">
             <wp:extent cx="5064928" cy="3258059"/>
             <wp:effectExtent b="0" l="0" r="0" t="0"/>
-            <wp:docPr descr="Gráfico, Gráfico de barras&#10;&#10;O conteúdo gerado por IA pode estar incorreto." id="31" name="image30.png"/>
+            <wp:docPr descr="Gráfico, Gráfico de barras&#10;&#10;O conteúdo gerado por IA pode estar incorreto." id="31" name="image17.png"/>
             <a:graphic>
               <a:graphicData uri="http://schemas.openxmlformats.org/drawingml/2006/picture">
                 <pic:pic>
                   <pic:nvPicPr>
-                    <pic:cNvPr descr="Gráfico, Gráfico de barras&#10;&#10;O conteúdo gerado por IA pode estar incorreto." id="0" name="image30.png"/>
+                    <pic:cNvPr descr="Gráfico, Gráfico de barras&#10;&#10;O conteúdo gerado por IA pode estar incorreto." id="0" name="image17.png"/>
                     <pic:cNvPicPr preferRelativeResize="0"/>
                   </pic:nvPicPr>
                   <pic:blipFill>
@@ -16075,12 +16075,12 @@
           <wp:inline distB="0" distT="0" distL="0" distR="0">
             <wp:extent cx="4276190" cy="4723809"/>
             <wp:effectExtent b="0" l="0" r="0" t="0"/>
-            <wp:docPr descr="Gráfico, Gráfico de barras&#10;&#10;O conteúdo gerado por IA pode estar incorreto." id="29" name="image26.png"/>
+            <wp:docPr descr="Gráfico, Gráfico de barras&#10;&#10;O conteúdo gerado por IA pode estar incorreto." id="29" name="image21.png"/>
             <a:graphic>
               <a:graphicData uri="http://schemas.openxmlformats.org/drawingml/2006/picture">
                 <pic:pic>
                   <pic:nvPicPr>
-                    <pic:cNvPr descr="Gráfico, Gráfico de barras&#10;&#10;O conteúdo gerado por IA pode estar incorreto." id="0" name="image26.png"/>
+                    <pic:cNvPr descr="Gráfico, Gráfico de barras&#10;&#10;O conteúdo gerado por IA pode estar incorreto." id="0" name="image21.png"/>
                     <pic:cNvPicPr preferRelativeResize="0"/>
                   </pic:nvPicPr>
                   <pic:blipFill>
@@ -16244,12 +16244,12 @@
             <wp:extent cx="5760085" cy="3239770"/>
             <wp:effectExtent b="0" l="0" r="0" t="0"/>
             <wp:wrapSquare wrapText="bothSides" distB="0" distT="0" distL="114300" distR="114300"/>
-            <wp:docPr descr="Mercado de software de gestão de academias" id="25" name="image21.jpg"/>
+            <wp:docPr descr="Mercado de software de gestão de academias" id="25" name="image15.jpg"/>
             <a:graphic>
               <a:graphicData uri="http://schemas.openxmlformats.org/drawingml/2006/picture">
                 <pic:pic>
                   <pic:nvPicPr>
-                    <pic:cNvPr descr="Mercado de software de gestão de academias" id="0" name="image21.jpg"/>
+                    <pic:cNvPr descr="Mercado de software de gestão de academias" id="0" name="image15.jpg"/>
                     <pic:cNvPicPr preferRelativeResize="0"/>
                   </pic:nvPicPr>
                   <pic:blipFill>
@@ -16704,12 +16704,12 @@
           <wp:inline distB="0" distT="0" distL="0" distR="0">
             <wp:extent cx="3274867" cy="4229134"/>
             <wp:effectExtent b="0" l="0" r="0" t="0"/>
-            <wp:docPr descr="Tabela&#10;&#10;O conteúdo gerado por IA pode estar incorreto." id="32" name="image28.jpg"/>
+            <wp:docPr descr="Tabela&#10;&#10;O conteúdo gerado por IA pode estar incorreto." id="32" name="image26.jpg"/>
             <a:graphic>
               <a:graphicData uri="http://schemas.openxmlformats.org/drawingml/2006/picture">
                 <pic:pic>
                   <pic:nvPicPr>
-                    <pic:cNvPr descr="Tabela&#10;&#10;O conteúdo gerado por IA pode estar incorreto." id="0" name="image28.jpg"/>
+                    <pic:cNvPr descr="Tabela&#10;&#10;O conteúdo gerado por IA pode estar incorreto." id="0" name="image26.jpg"/>
                     <pic:cNvPicPr preferRelativeResize="0"/>
                   </pic:nvPicPr>
                   <pic:blipFill>
@@ -17020,12 +17020,12 @@
             <wp:extent cx="5760085" cy="2648585"/>
             <wp:effectExtent b="0" l="0" r="0" t="0"/>
             <wp:wrapSquare wrapText="bothSides" distB="0" distT="0" distL="114300" distR="114300"/>
-            <wp:docPr descr="Interface gráfica do usuário, Aplicativo, Site&#10;&#10;O conteúdo gerado por IA pode estar incorreto." id="16" name="image33.jpg"/>
+            <wp:docPr descr="Interface gráfica do usuário, Aplicativo, Site&#10;&#10;O conteúdo gerado por IA pode estar incorreto." id="16" name="image12.jpg"/>
             <a:graphic>
               <a:graphicData uri="http://schemas.openxmlformats.org/drawingml/2006/picture">
                 <pic:pic>
                   <pic:nvPicPr>
-                    <pic:cNvPr descr="Interface gráfica do usuário, Aplicativo, Site&#10;&#10;O conteúdo gerado por IA pode estar incorreto." id="0" name="image33.jpg"/>
+                    <pic:cNvPr descr="Interface gráfica do usuário, Aplicativo, Site&#10;&#10;O conteúdo gerado por IA pode estar incorreto." id="0" name="image12.jpg"/>
                     <pic:cNvPicPr preferRelativeResize="0"/>
                   </pic:nvPicPr>
                   <pic:blipFill>
@@ -22218,12 +22218,12 @@
           <wp:inline distB="0" distT="0" distL="0" distR="0">
             <wp:extent cx="4293149" cy="3856426"/>
             <wp:effectExtent b="0" l="0" r="0" t="0"/>
-            <wp:docPr id="36" name="image29.jpg"/>
+            <wp:docPr id="36" name="image28.jpg"/>
             <a:graphic>
               <a:graphicData uri="http://schemas.openxmlformats.org/drawingml/2006/picture">
                 <pic:pic>
                   <pic:nvPicPr>
-                    <pic:cNvPr id="0" name="image29.jpg"/>
+                    <pic:cNvPr id="0" name="image28.jpg"/>
                     <pic:cNvPicPr preferRelativeResize="0"/>
                   </pic:nvPicPr>
                   <pic:blipFill>
@@ -22470,12 +22470,12 @@
           <wp:inline distB="0" distT="0" distL="0" distR="0">
             <wp:extent cx="3757437" cy="3757437"/>
             <wp:effectExtent b="0" l="0" r="0" t="0"/>
-            <wp:docPr id="35" name="image32.jpg"/>
+            <wp:docPr id="35" name="image23.jpg"/>
             <a:graphic>
               <a:graphicData uri="http://schemas.openxmlformats.org/drawingml/2006/picture">
                 <pic:pic>
                   <pic:nvPicPr>
-                    <pic:cNvPr id="0" name="image32.jpg"/>
+                    <pic:cNvPr id="0" name="image23.jpg"/>
                     <pic:cNvPicPr preferRelativeResize="0"/>
                   </pic:nvPicPr>
                   <pic:blipFill>
@@ -23404,12 +23404,12 @@
           <wp:inline distB="0" distT="0" distL="0" distR="0">
             <wp:extent cx="5724525" cy="2686050"/>
             <wp:effectExtent b="0" l="0" r="0" t="0"/>
-            <wp:docPr descr="Uma imagem contendo Diagrama&#10;&#10;O conteúdo gerado por IA pode estar incorreto." id="12" name="image19.png"/>
+            <wp:docPr descr="Uma imagem contendo Diagrama&#10;&#10;O conteúdo gerado por IA pode estar incorreto." id="12" name="image11.png"/>
             <a:graphic>
               <a:graphicData uri="http://schemas.openxmlformats.org/drawingml/2006/picture">
                 <pic:pic>
                   <pic:nvPicPr>
-                    <pic:cNvPr descr="Uma imagem contendo Diagrama&#10;&#10;O conteúdo gerado por IA pode estar incorreto." id="0" name="image19.png"/>
+                    <pic:cNvPr descr="Uma imagem contendo Diagrama&#10;&#10;O conteúdo gerado por IA pode estar incorreto." id="0" name="image11.png"/>
                     <pic:cNvPicPr preferRelativeResize="0"/>
                   </pic:nvPicPr>
                   <pic:blipFill>
@@ -23538,12 +23538,12 @@
           <wp:inline distB="0" distT="0" distL="0" distR="0">
             <wp:extent cx="5724525" cy="2676525"/>
             <wp:effectExtent b="0" l="0" r="0" t="0"/>
-            <wp:docPr descr="Tela de computador com fundo escuro&#10;&#10;O conteúdo gerado por IA pode estar incorreto." id="17" name="image13.png"/>
+            <wp:docPr descr="Tela de computador com fundo escuro&#10;&#10;O conteúdo gerado por IA pode estar incorreto." id="17" name="image6.png"/>
             <a:graphic>
               <a:graphicData uri="http://schemas.openxmlformats.org/drawingml/2006/picture">
                 <pic:pic>
                   <pic:nvPicPr>
-                    <pic:cNvPr descr="Tela de computador com fundo escuro&#10;&#10;O conteúdo gerado por IA pode estar incorreto." id="0" name="image13.png"/>
+                    <pic:cNvPr descr="Tela de computador com fundo escuro&#10;&#10;O conteúdo gerado por IA pode estar incorreto." id="0" name="image6.png"/>
                     <pic:cNvPicPr preferRelativeResize="0"/>
                   </pic:nvPicPr>
                   <pic:blipFill>
@@ -23704,12 +23704,12 @@
           <wp:inline distB="0" distT="0" distL="0" distR="0">
             <wp:extent cx="5724525" cy="2667000"/>
             <wp:effectExtent b="0" l="0" r="0" t="0"/>
-            <wp:docPr descr="Interface gráfica do usuário, Aplicativo&#10;&#10;O conteúdo gerado por IA pode estar incorreto." id="9" name="image15.png"/>
+            <wp:docPr descr="Interface gráfica do usuário, Aplicativo&#10;&#10;O conteúdo gerado por IA pode estar incorreto." id="9" name="image3.png"/>
             <a:graphic>
               <a:graphicData uri="http://schemas.openxmlformats.org/drawingml/2006/picture">
                 <pic:pic>
                   <pic:nvPicPr>
-                    <pic:cNvPr descr="Interface gráfica do usuário, Aplicativo&#10;&#10;O conteúdo gerado por IA pode estar incorreto." id="0" name="image15.png"/>
+                    <pic:cNvPr descr="Interface gráfica do usuário, Aplicativo&#10;&#10;O conteúdo gerado por IA pode estar incorreto." id="0" name="image3.png"/>
                     <pic:cNvPicPr preferRelativeResize="0"/>
                   </pic:nvPicPr>
                   <pic:blipFill>
@@ -23854,12 +23854,12 @@
           <wp:inline distB="0" distT="0" distL="0" distR="0">
             <wp:extent cx="5724525" cy="2686050"/>
             <wp:effectExtent b="0" l="0" r="0" t="0"/>
-            <wp:docPr descr="Interface gráfica do usuário, Aplicativo, Site&#10;&#10;O conteúdo gerado por IA pode estar incorreto." id="10" name="image17.png"/>
+            <wp:docPr descr="Interface gráfica do usuário, Aplicativo, Site&#10;&#10;O conteúdo gerado por IA pode estar incorreto." id="10" name="image9.png"/>
             <a:graphic>
               <a:graphicData uri="http://schemas.openxmlformats.org/drawingml/2006/picture">
                 <pic:pic>
                   <pic:nvPicPr>
-                    <pic:cNvPr descr="Interface gráfica do usuário, Aplicativo, Site&#10;&#10;O conteúdo gerado por IA pode estar incorreto." id="0" name="image17.png"/>
+                    <pic:cNvPr descr="Interface gráfica do usuário, Aplicativo, Site&#10;&#10;O conteúdo gerado por IA pode estar incorreto." id="0" name="image9.png"/>
                     <pic:cNvPicPr preferRelativeResize="0"/>
                   </pic:nvPicPr>
                   <pic:blipFill>
@@ -24208,12 +24208,12 @@
           <wp:inline distB="0" distT="0" distL="0" distR="0">
             <wp:extent cx="5687219" cy="2772162"/>
             <wp:effectExtent b="0" l="0" r="0" t="0"/>
-            <wp:docPr descr="Interface gráfica do usuário, Site&#10;&#10;O conteúdo gerado por IA pode estar incorreto." id="20" name="image16.png"/>
+            <wp:docPr descr="Interface gráfica do usuário, Site&#10;&#10;O conteúdo gerado por IA pode estar incorreto." id="20" name="image7.png"/>
             <a:graphic>
               <a:graphicData uri="http://schemas.openxmlformats.org/drawingml/2006/picture">
                 <pic:pic>
                   <pic:nvPicPr>
-                    <pic:cNvPr descr="Interface gráfica do usuário, Site&#10;&#10;O conteúdo gerado por IA pode estar incorreto." id="0" name="image16.png"/>
+                    <pic:cNvPr descr="Interface gráfica do usuário, Site&#10;&#10;O conteúdo gerado por IA pode estar incorreto." id="0" name="image7.png"/>
                     <pic:cNvPicPr preferRelativeResize="0"/>
                   </pic:nvPicPr>
                   <pic:blipFill>
@@ -24441,12 +24441,12 @@
           <wp:inline distB="0" distT="0" distL="0" distR="0">
             <wp:extent cx="5724525" cy="2705100"/>
             <wp:effectExtent b="0" l="0" r="0" t="0"/>
-            <wp:docPr descr="Tela de celular com fundo preto&#10;&#10;O conteúdo gerado por IA pode estar incorreto." id="22" name="image11.png"/>
+            <wp:docPr descr="Tela de celular com fundo preto&#10;&#10;O conteúdo gerado por IA pode estar incorreto." id="22" name="image8.png"/>
             <a:graphic>
               <a:graphicData uri="http://schemas.openxmlformats.org/drawingml/2006/picture">
                 <pic:pic>
                   <pic:nvPicPr>
-                    <pic:cNvPr descr="Tela de celular com fundo preto&#10;&#10;O conteúdo gerado por IA pode estar incorreto." id="0" name="image11.png"/>
+                    <pic:cNvPr descr="Tela de celular com fundo preto&#10;&#10;O conteúdo gerado por IA pode estar incorreto." id="0" name="image8.png"/>
                     <pic:cNvPicPr preferRelativeResize="0"/>
                   </pic:nvPicPr>
                   <pic:blipFill>
@@ -24581,12 +24581,12 @@
           <wp:inline distB="0" distT="0" distL="0" distR="0">
             <wp:extent cx="5724525" cy="2733675"/>
             <wp:effectExtent b="0" l="0" r="0" t="0"/>
-            <wp:docPr descr="Interface gráfica do usuário, Texto, Aplicativo&#10;&#10;O conteúdo gerado por IA pode estar incorreto." id="21" name="image14.png"/>
+            <wp:docPr descr="Interface gráfica do usuário, Texto, Aplicativo&#10;&#10;O conteúdo gerado por IA pode estar incorreto." id="21" name="image10.png"/>
             <a:graphic>
               <a:graphicData uri="http://schemas.openxmlformats.org/drawingml/2006/picture">
                 <pic:pic>
                   <pic:nvPicPr>
-                    <pic:cNvPr descr="Interface gráfica do usuário, Texto, Aplicativo&#10;&#10;O conteúdo gerado por IA pode estar incorreto." id="0" name="image14.png"/>
+                    <pic:cNvPr descr="Interface gráfica do usuário, Texto, Aplicativo&#10;&#10;O conteúdo gerado por IA pode estar incorreto." id="0" name="image10.png"/>
                     <pic:cNvPicPr preferRelativeResize="0"/>
                   </pic:nvPicPr>
                   <pic:blipFill>
@@ -24807,12 +24807,12 @@
           <wp:inline distB="0" distT="0" distL="0" distR="0">
             <wp:extent cx="5724525" cy="2705100"/>
             <wp:effectExtent b="0" l="0" r="0" t="0"/>
-            <wp:docPr descr="Interface gráfica do usuário, Texto, Aplicativo, chat ou mensagem de texto&#10;&#10;O conteúdo gerado por IA pode estar incorreto." id="24" name="image27.png"/>
+            <wp:docPr descr="Interface gráfica do usuário, Texto, Aplicativo, chat ou mensagem de texto&#10;&#10;O conteúdo gerado por IA pode estar incorreto." id="24" name="image14.png"/>
             <a:graphic>
               <a:graphicData uri="http://schemas.openxmlformats.org/drawingml/2006/picture">
                 <pic:pic>
                   <pic:nvPicPr>
-                    <pic:cNvPr descr="Interface gráfica do usuário, Texto, Aplicativo, chat ou mensagem de texto&#10;&#10;O conteúdo gerado por IA pode estar incorreto." id="0" name="image27.png"/>
+                    <pic:cNvPr descr="Interface gráfica do usuário, Texto, Aplicativo, chat ou mensagem de texto&#10;&#10;O conteúdo gerado por IA pode estar incorreto." id="0" name="image14.png"/>
                     <pic:cNvPicPr preferRelativeResize="0"/>
                   </pic:nvPicPr>
                   <pic:blipFill>
@@ -25794,12 +25794,12 @@
           <wp:inline distB="0" distT="0" distL="0" distR="0">
             <wp:extent cx="5749290" cy="3836035"/>
             <wp:effectExtent b="0" l="0" r="0" t="0"/>
-            <wp:docPr id="37" name="image31.jpg"/>
+            <wp:docPr id="37" name="image27.jpg"/>
             <a:graphic>
               <a:graphicData uri="http://schemas.openxmlformats.org/drawingml/2006/picture">
                 <pic:pic>
                   <pic:nvPicPr>
-                    <pic:cNvPr id="0" name="image31.jpg"/>
+                    <pic:cNvPr id="0" name="image27.jpg"/>
                     <pic:cNvPicPr preferRelativeResize="0"/>
                   </pic:nvPicPr>
                   <pic:blipFill>
@@ -26038,12 +26038,12 @@
           <wp:inline distB="0" distT="0" distL="0" distR="0">
             <wp:extent cx="8476298" cy="2014858"/>
             <wp:effectExtent b="0" l="0" r="0" t="0"/>
-            <wp:docPr id="38" name="image36.jpg"/>
+            <wp:docPr id="38" name="image35.jpg"/>
             <a:graphic>
               <a:graphicData uri="http://schemas.openxmlformats.org/drawingml/2006/picture">
                 <pic:pic>
                   <pic:nvPicPr>
-                    <pic:cNvPr id="0" name="image36.jpg"/>
+                    <pic:cNvPr id="0" name="image35.jpg"/>
                     <pic:cNvPicPr preferRelativeResize="0"/>
                   </pic:nvPicPr>
                   <pic:blipFill>
@@ -26204,12 +26204,12 @@
           <wp:inline distB="0" distT="0" distL="0" distR="0">
             <wp:extent cx="9114473" cy="2079239"/>
             <wp:effectExtent b="0" l="0" r="0" t="0"/>
-            <wp:docPr id="39" name="image34.jpg"/>
+            <wp:docPr id="39" name="image30.jpg"/>
             <a:graphic>
               <a:graphicData uri="http://schemas.openxmlformats.org/drawingml/2006/picture">
                 <pic:pic>
                   <pic:nvPicPr>
-                    <pic:cNvPr id="0" name="image34.jpg"/>
+                    <pic:cNvPr id="0" name="image30.jpg"/>
                     <pic:cNvPicPr preferRelativeResize="0"/>
                   </pic:nvPicPr>
                   <pic:blipFill>
@@ -26849,12 +26849,12 @@
           <wp:inline distB="114300" distT="114300" distL="114300" distR="114300">
             <wp:extent cx="4534853" cy="3275588"/>
             <wp:effectExtent b="0" l="0" r="0" t="0"/>
-            <wp:docPr id="34" name="image35.png"/>
+            <wp:docPr id="34" name="image32.png"/>
             <a:graphic>
               <a:graphicData uri="http://schemas.openxmlformats.org/drawingml/2006/picture">
                 <pic:pic>
                   <pic:nvPicPr>
-                    <pic:cNvPr id="0" name="image35.png"/>
+                    <pic:cNvPr id="0" name="image32.png"/>
                     <pic:cNvPicPr preferRelativeResize="0"/>
                   </pic:nvPicPr>
                   <pic:blipFill>
@@ -27028,12 +27028,12 @@
           <wp:inline distB="114300" distT="114300" distL="114300" distR="114300">
             <wp:extent cx="4458653" cy="3751164"/>
             <wp:effectExtent b="0" l="0" r="0" t="0"/>
-            <wp:docPr id="7" name="image8.png"/>
+            <wp:docPr id="7" name="image25.png"/>
             <a:graphic>
               <a:graphicData uri="http://schemas.openxmlformats.org/drawingml/2006/picture">
                 <pic:pic>
                   <pic:nvPicPr>
-                    <pic:cNvPr id="0" name="image8.png"/>
+                    <pic:cNvPr id="0" name="image25.png"/>
                     <pic:cNvPicPr preferRelativeResize="0"/>
                   </pic:nvPicPr>
                   <pic:blipFill>
@@ -27363,12 +27363,12 @@
           <wp:inline distB="114300" distT="114300" distL="114300" distR="114300">
             <wp:extent cx="4296728" cy="3018362"/>
             <wp:effectExtent b="0" l="0" r="0" t="0"/>
-            <wp:docPr id="18" name="image3.png"/>
+            <wp:docPr id="18" name="image5.png"/>
             <a:graphic>
               <a:graphicData uri="http://schemas.openxmlformats.org/drawingml/2006/picture">
                 <pic:pic>
                   <pic:nvPicPr>
-                    <pic:cNvPr id="0" name="image3.png"/>
+                    <pic:cNvPr id="0" name="image5.png"/>
                     <pic:cNvPicPr preferRelativeResize="0"/>
                   </pic:nvPicPr>
                   <pic:blipFill>
@@ -27715,12 +27715,12 @@
           <wp:inline distB="114300" distT="114300" distL="114300" distR="114300">
             <wp:extent cx="4684213" cy="3971903"/>
             <wp:effectExtent b="0" l="0" r="0" t="0"/>
-            <wp:docPr id="4" name="image10.png"/>
+            <wp:docPr id="4" name="image2.png"/>
             <a:graphic>
               <a:graphicData uri="http://schemas.openxmlformats.org/drawingml/2006/picture">
                 <pic:pic>
                   <pic:nvPicPr>
-                    <pic:cNvPr id="0" name="image10.png"/>
+                    <pic:cNvPr id="0" name="image2.png"/>
                     <pic:cNvPicPr preferRelativeResize="0"/>
                   </pic:nvPicPr>
                   <pic:blipFill>
@@ -28101,12 +28101,12 @@
           <wp:inline distB="114300" distT="114300" distL="114300" distR="114300">
             <wp:extent cx="4572953" cy="3860423"/>
             <wp:effectExtent b="0" l="0" r="0" t="0"/>
-            <wp:docPr id="27" name="image20.png"/>
+            <wp:docPr id="27" name="image13.png"/>
             <a:graphic>
               <a:graphicData uri="http://schemas.openxmlformats.org/drawingml/2006/picture">
                 <pic:pic>
                   <pic:nvPicPr>
-                    <pic:cNvPr id="0" name="image20.png"/>
+                    <pic:cNvPr id="0" name="image13.png"/>
                     <pic:cNvPicPr preferRelativeResize="0"/>
                   </pic:nvPicPr>
                   <pic:blipFill>
@@ -28504,12 +28504,12 @@
           <wp:inline distB="114300" distT="114300" distL="114300" distR="114300">
             <wp:extent cx="4417484" cy="3585098"/>
             <wp:effectExtent b="0" l="0" r="0" t="0"/>
-            <wp:docPr id="28" name="image23.png"/>
+            <wp:docPr id="28" name="image31.png"/>
             <a:graphic>
               <a:graphicData uri="http://schemas.openxmlformats.org/drawingml/2006/picture">
                 <pic:pic>
                   <pic:nvPicPr>
-                    <pic:cNvPr id="0" name="image23.png"/>
+                    <pic:cNvPr id="0" name="image31.png"/>
                     <pic:cNvPicPr preferRelativeResize="0"/>
                   </pic:nvPicPr>
                   <pic:blipFill>
@@ -28822,12 +28822,12 @@
           <wp:inline distB="114300" distT="114300" distL="114300" distR="114300">
             <wp:extent cx="4824478" cy="2400278"/>
             <wp:effectExtent b="0" l="0" r="0" t="0"/>
-            <wp:docPr id="6" name="image6.png"/>
+            <wp:docPr id="6" name="image22.png"/>
             <a:graphic>
               <a:graphicData uri="http://schemas.openxmlformats.org/drawingml/2006/picture">
                 <pic:pic>
                   <pic:nvPicPr>
-                    <pic:cNvPr id="0" name="image6.png"/>
+                    <pic:cNvPr id="0" name="image22.png"/>
                     <pic:cNvPicPr preferRelativeResize="0"/>
                   </pic:nvPicPr>
                   <pic:blipFill>
@@ -29280,12 +29280,12 @@
           <wp:inline distB="114300" distT="114300" distL="114300" distR="114300">
             <wp:extent cx="5759775" cy="3060700"/>
             <wp:effectExtent b="0" l="0" r="0" t="0"/>
-            <wp:docPr id="26" name="image18.png"/>
+            <wp:docPr id="26" name="image33.png"/>
             <a:graphic>
               <a:graphicData uri="http://schemas.openxmlformats.org/drawingml/2006/picture">
                 <pic:pic>
                   <pic:nvPicPr>
-                    <pic:cNvPr id="0" name="image18.png"/>
+                    <pic:cNvPr id="0" name="image33.png"/>
                     <pic:cNvPicPr preferRelativeResize="0"/>
                   </pic:nvPicPr>
                   <pic:blipFill>
@@ -29755,12 +29755,12 @@
           <wp:inline distB="114300" distT="114300" distL="114300" distR="114300">
             <wp:extent cx="5759775" cy="2603500"/>
             <wp:effectExtent b="0" l="0" r="0" t="0"/>
-            <wp:docPr id="14" name="image7.png"/>
+            <wp:docPr id="14" name="image34.png"/>
             <a:graphic>
               <a:graphicData uri="http://schemas.openxmlformats.org/drawingml/2006/picture">
                 <pic:pic>
                   <pic:nvPicPr>
-                    <pic:cNvPr id="0" name="image7.png"/>
+                    <pic:cNvPr id="0" name="image34.png"/>
                     <pic:cNvPicPr preferRelativeResize="0"/>
                   </pic:nvPicPr>
                   <pic:blipFill>
@@ -30064,12 +30064,12 @@
           <wp:inline distB="114300" distT="114300" distL="114300" distR="114300">
             <wp:extent cx="4734878" cy="2255977"/>
             <wp:effectExtent b="0" l="0" r="0" t="0"/>
-            <wp:docPr id="11" name="image2.png"/>
+            <wp:docPr id="11" name="image16.png"/>
             <a:graphic>
               <a:graphicData uri="http://schemas.openxmlformats.org/drawingml/2006/picture">
                 <pic:pic>
                   <pic:nvPicPr>
-                    <pic:cNvPr id="0" name="image2.png"/>
+                    <pic:cNvPr id="0" name="image16.png"/>
                     <pic:cNvPicPr preferRelativeResize="0"/>
                   </pic:nvPicPr>
                   <pic:blipFill>
@@ -30539,12 +30539,12 @@
           <wp:inline distB="114300" distT="114300" distL="114300" distR="114300">
             <wp:extent cx="5759775" cy="3733800"/>
             <wp:effectExtent b="0" l="0" r="0" t="0"/>
-            <wp:docPr id="15" name="image9.png"/>
+            <wp:docPr id="15" name="image4.png"/>
             <a:graphic>
               <a:graphicData uri="http://schemas.openxmlformats.org/drawingml/2006/picture">
                 <pic:pic>
                   <pic:nvPicPr>
-                    <pic:cNvPr id="0" name="image9.png"/>
+                    <pic:cNvPr id="0" name="image4.png"/>
                     <pic:cNvPicPr preferRelativeResize="0"/>
                   </pic:nvPicPr>
                   <pic:blipFill>
@@ -30878,12 +30878,12 @@
           <wp:inline distB="114300" distT="114300" distL="114300" distR="114300">
             <wp:extent cx="5759775" cy="4000500"/>
             <wp:effectExtent b="0" l="0" r="0" t="0"/>
-            <wp:docPr id="8" name="image5.png"/>
+            <wp:docPr id="8" name="image18.png"/>
             <a:graphic>
               <a:graphicData uri="http://schemas.openxmlformats.org/drawingml/2006/picture">
                 <pic:pic>
                   <pic:nvPicPr>
-                    <pic:cNvPr id="0" name="image5.png"/>
+                    <pic:cNvPr id="0" name="image18.png"/>
                     <pic:cNvPicPr preferRelativeResize="0"/>
                   </pic:nvPicPr>
                   <pic:blipFill>
@@ -31268,12 +31268,12 @@
           <wp:inline distB="114300" distT="114300" distL="114300" distR="114300">
             <wp:extent cx="5759775" cy="3505200"/>
             <wp:effectExtent b="0" l="0" r="0" t="0"/>
-            <wp:docPr id="13" name="image12.png"/>
+            <wp:docPr id="13" name="image20.png"/>
             <a:graphic>
               <a:graphicData uri="http://schemas.openxmlformats.org/drawingml/2006/picture">
                 <pic:pic>
                   <pic:nvPicPr>
-                    <pic:cNvPr id="0" name="image12.png"/>
+                    <pic:cNvPr id="0" name="image20.png"/>
                     <pic:cNvPicPr preferRelativeResize="0"/>
                   </pic:nvPicPr>
                   <pic:blipFill>
@@ -31644,12 +31644,12 @@
           <wp:inline distB="114300" distT="114300" distL="114300" distR="114300">
             <wp:extent cx="4357923" cy="3623198"/>
             <wp:effectExtent b="0" l="0" r="0" t="0"/>
-            <wp:docPr id="19" name="image1.png"/>
+            <wp:docPr id="19" name="image36.png"/>
             <a:graphic>
               <a:graphicData uri="http://schemas.openxmlformats.org/drawingml/2006/picture">
                 <pic:pic>
                   <pic:nvPicPr>
-                    <pic:cNvPr id="0" name="image1.png"/>
+                    <pic:cNvPr id="0" name="image36.png"/>
                     <pic:cNvPicPr preferRelativeResize="0"/>
                   </pic:nvPicPr>
                   <pic:blipFill>
@@ -31980,12 +31980,12 @@
           <wp:inline distB="114300" distT="114300" distL="114300" distR="114300">
             <wp:extent cx="5759775" cy="2819400"/>
             <wp:effectExtent b="0" l="0" r="0" t="0"/>
-            <wp:docPr id="5" name="image4.png"/>
+            <wp:docPr id="5" name="image1.png"/>
             <a:graphic>
               <a:graphicData uri="http://schemas.openxmlformats.org/drawingml/2006/picture">
                 <pic:pic>
                   <pic:nvPicPr>
-                    <pic:cNvPr id="0" name="image4.png"/>
+                    <pic:cNvPr id="0" name="image1.png"/>
                     <pic:cNvPicPr preferRelativeResize="0"/>
                   </pic:nvPicPr>
                   <pic:blipFill>
@@ -32525,12 +32525,148 @@
     </w:p>
     <w:p>
       <w:pPr>
+        <w:rPr/>
+      </w:pPr>
+      <w:r>
+        <w:rPr>
+          <w:rtl w:val="0"/>
+        </w:rPr>
+      </w:r>
+    </w:p>
+    <w:p>
+      <w:pPr>
+        <w:rPr/>
+      </w:pPr>
+      <w:r>
+        <w:rPr>
+          <w:rtl w:val="0"/>
+        </w:rPr>
+      </w:r>
+    </w:p>
+    <w:p>
+      <w:pPr>
+        <w:rPr/>
+      </w:pPr>
+      <w:r>
+        <w:rPr>
+          <w:rtl w:val="0"/>
+        </w:rPr>
+      </w:r>
+    </w:p>
+    <w:p>
+      <w:pPr>
+        <w:rPr/>
+      </w:pPr>
+      <w:r>
+        <w:rPr>
+          <w:rtl w:val="0"/>
+        </w:rPr>
+      </w:r>
+    </w:p>
+    <w:p>
+      <w:pPr>
+        <w:rPr/>
+      </w:pPr>
+      <w:r>
+        <w:rPr>
+          <w:rtl w:val="0"/>
+        </w:rPr>
+      </w:r>
+    </w:p>
+    <w:p>
+      <w:pPr>
+        <w:rPr/>
+      </w:pPr>
+      <w:r>
+        <w:rPr>
+          <w:rtl w:val="0"/>
+        </w:rPr>
+      </w:r>
+    </w:p>
+    <w:p>
+      <w:pPr>
+        <w:rPr/>
+      </w:pPr>
+      <w:r>
+        <w:rPr>
+          <w:rtl w:val="0"/>
+        </w:rPr>
+      </w:r>
+    </w:p>
+    <w:p>
+      <w:pPr>
+        <w:rPr/>
+      </w:pPr>
+      <w:r>
+        <w:rPr>
+          <w:rtl w:val="0"/>
+        </w:rPr>
+      </w:r>
+    </w:p>
+    <w:p>
+      <w:pPr>
+        <w:rPr/>
+      </w:pPr>
+      <w:r>
+        <w:rPr>
+          <w:rtl w:val="0"/>
+        </w:rPr>
+      </w:r>
+    </w:p>
+    <w:p>
+      <w:pPr>
+        <w:rPr/>
+      </w:pPr>
+      <w:r>
+        <w:rPr>
+          <w:rtl w:val="0"/>
+        </w:rPr>
+      </w:r>
+    </w:p>
+    <w:p>
+      <w:pPr>
+        <w:rPr/>
+      </w:pPr>
+      <w:r>
+        <w:rPr>
+          <w:rtl w:val="0"/>
+        </w:rPr>
+      </w:r>
+    </w:p>
+    <w:p>
+      <w:pPr>
+        <w:rPr/>
+      </w:pPr>
+      <w:r>
+        <w:rPr>
+          <w:rtl w:val="0"/>
+        </w:rPr>
+      </w:r>
+    </w:p>
+    <w:p>
+      <w:pPr>
+        <w:rPr/>
+      </w:pPr>
+      <w:r>
+        <w:rPr>
+          <w:rtl w:val="0"/>
+        </w:rPr>
+      </w:r>
+    </w:p>
+    <w:p>
+      <w:pPr>
+        <w:rPr/>
+      </w:pPr>
+      <w:r>
+        <w:rPr>
+          <w:rtl w:val="0"/>
+        </w:rPr>
+      </w:r>
+    </w:p>
+    <w:p>
+      <w:pPr>
         <w:pStyle w:val="Heading2"/>
-        <w:numPr>
-          <w:ilvl w:val="1"/>
-          <w:numId w:val="2"/>
-        </w:numPr>
-        <w:ind w:left="576" w:hanging="576"/>
+        <w:ind w:left="0" w:firstLine="0"/>
         <w:rPr/>
       </w:pPr>
       <w:bookmarkStart w:colFirst="0" w:colLast="0" w:name="_orawaytkp324" w:id="61"/>
@@ -32539,12 +32675,282 @@
         <w:rPr>
           <w:rtl w:val="0"/>
         </w:rPr>
+        <w:t xml:space="preserve">5. CONSIDERAÇÕES FINAIS E SUGESTÕES DE TRABALHOS FUTUROS</w:t>
+      </w:r>
+    </w:p>
+    <w:p>
+      <w:pPr>
+        <w:rPr/>
+      </w:pPr>
+      <w:r>
+        <w:rPr>
+          <w:rtl w:val="0"/>
+        </w:rPr>
+      </w:r>
+    </w:p>
+    <w:p>
+      <w:pPr>
+        <w:spacing w:after="0" w:line="360" w:lineRule="auto"/>
+        <w:ind w:firstLine="709"/>
+        <w:jc w:val="both"/>
+        <w:rPr>
+          <w:rFonts w:ascii="Times New Roman" w:cs="Times New Roman" w:eastAsia="Times New Roman" w:hAnsi="Times New Roman"/>
+          <w:sz w:val="24"/>
+          <w:szCs w:val="24"/>
+        </w:rPr>
+      </w:pPr>
+      <w:r>
+        <w:rPr>
+          <w:rFonts w:ascii="Times New Roman" w:cs="Times New Roman" w:eastAsia="Times New Roman" w:hAnsi="Times New Roman"/>
+          <w:sz w:val="24"/>
+          <w:szCs w:val="24"/>
+          <w:rtl w:val="0"/>
+        </w:rPr>
+        <w:t xml:space="preserve">Este capítulo apresenta as considerações finais do trabalho desenvolvido no TCC 1, reunindo os principais avanços, reflexões e perspectivas geradas pela pesquisa. As considerações aqui expostas buscam avaliar o percurso realizado até o momento, reconhecer as limitações enfrentadas e projetar os caminhos futuros para o desenvolvimento do sistema FightPass.</w:t>
+      </w:r>
+    </w:p>
+    <w:p>
+      <w:pPr>
+        <w:spacing w:after="0" w:line="360" w:lineRule="auto"/>
+        <w:ind w:firstLine="709"/>
+        <w:jc w:val="both"/>
+        <w:rPr>
+          <w:rFonts w:ascii="Times New Roman" w:cs="Times New Roman" w:eastAsia="Times New Roman" w:hAnsi="Times New Roman"/>
+          <w:sz w:val="24"/>
+          <w:szCs w:val="24"/>
+        </w:rPr>
+      </w:pPr>
+      <w:r>
+        <w:rPr>
+          <w:rtl w:val="0"/>
+        </w:rPr>
+      </w:r>
+    </w:p>
+    <w:p>
+      <w:pPr>
+        <w:rPr/>
+      </w:pPr>
+      <w:r>
+        <w:rPr>
+          <w:rtl w:val="0"/>
+        </w:rPr>
+      </w:r>
+    </w:p>
+    <w:p>
+      <w:pPr>
+        <w:pStyle w:val="Heading2"/>
+        <w:ind w:left="0" w:firstLine="0"/>
+        <w:rPr/>
+      </w:pPr>
+      <w:bookmarkStart w:colFirst="0" w:colLast="0" w:name="_wmzmv4n6d4o6" w:id="62"/>
+      <w:bookmarkEnd w:id="62"/>
+      <w:r>
+        <w:rPr>
+          <w:rtl w:val="0"/>
+        </w:rPr>
+        <w:t xml:space="preserve">5.1   Progresso e Resultados Obtidos</w:t>
+      </w:r>
+    </w:p>
+    <w:p>
+      <w:pPr>
+        <w:spacing w:after="0" w:line="360" w:lineRule="auto"/>
+        <w:ind w:firstLine="709"/>
+        <w:jc w:val="both"/>
+        <w:rPr>
+          <w:rFonts w:ascii="Times New Roman" w:cs="Times New Roman" w:eastAsia="Times New Roman" w:hAnsi="Times New Roman"/>
+          <w:sz w:val="24"/>
+          <w:szCs w:val="24"/>
+        </w:rPr>
+      </w:pPr>
+      <w:r>
+        <w:rPr>
+          <w:rtl w:val="0"/>
+        </w:rPr>
+      </w:r>
+    </w:p>
+    <w:p>
+      <w:pPr>
+        <w:spacing w:after="0" w:line="360" w:lineRule="auto"/>
+        <w:ind w:firstLine="709"/>
+        <w:jc w:val="both"/>
+        <w:rPr>
+          <w:rFonts w:ascii="Times New Roman" w:cs="Times New Roman" w:eastAsia="Times New Roman" w:hAnsi="Times New Roman"/>
+          <w:sz w:val="24"/>
+          <w:szCs w:val="24"/>
+        </w:rPr>
+      </w:pPr>
+      <w:r>
+        <w:rPr>
+          <w:rFonts w:ascii="Times New Roman" w:cs="Times New Roman" w:eastAsia="Times New Roman" w:hAnsi="Times New Roman"/>
+          <w:sz w:val="24"/>
+          <w:szCs w:val="24"/>
+          <w:rtl w:val="0"/>
+        </w:rPr>
+        <w:t xml:space="preserve">O presente trabalho avançou significativamente na conceituação e estruturação do sistema FightPass, atendendo aos objetivos estabelecidos para o TCC 1. Foram mapeadas as dores específicas do nicho de artes marciais, elaborados requisitos funcionais e não funcionais detalhados, definidas as regras de negócio essenciais e projetados os modelos de dados e interface. A pesquisa confirmou a existência de uma lacuna no mercado entre as soluções generalistas de gestão fitness e as necessidades específicas das academias de lutas, validando a premissa central do projeto. Os protótipos de interface desenvolvidos demonstram a viabilidade da proposta e servem como base para o desenvolvimento no TCC 2.</w:t>
+      </w:r>
+    </w:p>
+    <w:p>
+      <w:pPr>
+        <w:rPr/>
+      </w:pPr>
+      <w:r>
+        <w:rPr>
+          <w:rtl w:val="0"/>
+        </w:rPr>
+      </w:r>
+    </w:p>
+    <w:p>
+      <w:pPr>
+        <w:rPr>
+          <w:rFonts w:ascii="Times New Roman" w:cs="Times New Roman" w:eastAsia="Times New Roman" w:hAnsi="Times New Roman"/>
+          <w:b w:val="1"/>
+          <w:bCs w:val="1"/>
+          <w:sz w:val="24"/>
+          <w:szCs w:val="24"/>
+        </w:rPr>
+      </w:pPr>
+      <w:r>
+        <w:rPr>
+          <w:rFonts w:ascii="Times New Roman" w:cs="Times New Roman" w:eastAsia="Times New Roman" w:hAnsi="Times New Roman"/>
+          <w:b w:val="1"/>
+          <w:bCs w:val="1"/>
+          <w:sz w:val="24"/>
+          <w:szCs w:val="24"/>
+          <w:rtl w:val="0"/>
+        </w:rPr>
+        <w:t xml:space="preserve">5.2  </w:t>
+      </w:r>
+      <w:r>
+        <w:rPr>
+          <w:rtl w:val="0"/>
+        </w:rPr>
+        <w:t xml:space="preserve"> </w:t>
+      </w:r>
+      <w:r>
+        <w:rPr>
+          <w:rFonts w:ascii="Times New Roman" w:cs="Times New Roman" w:eastAsia="Times New Roman" w:hAnsi="Times New Roman"/>
+          <w:b w:val="1"/>
+          <w:bCs w:val="1"/>
+          <w:sz w:val="24"/>
+          <w:szCs w:val="24"/>
+          <w:rtl w:val="0"/>
+        </w:rPr>
+        <w:t xml:space="preserve">Limitações do Trabalho</w:t>
+      </w:r>
+    </w:p>
+    <w:p>
+      <w:pPr>
+        <w:spacing w:after="0" w:line="360" w:lineRule="auto"/>
+        <w:ind w:firstLine="709"/>
+        <w:jc w:val="both"/>
+        <w:rPr>
+          <w:rFonts w:ascii="Times New Roman" w:cs="Times New Roman" w:eastAsia="Times New Roman" w:hAnsi="Times New Roman"/>
+          <w:sz w:val="24"/>
+          <w:szCs w:val="24"/>
+        </w:rPr>
+      </w:pPr>
+      <w:r>
+        <w:rPr>
+          <w:rFonts w:ascii="Times New Roman" w:cs="Times New Roman" w:eastAsia="Times New Roman" w:hAnsi="Times New Roman"/>
+          <w:sz w:val="24"/>
+          <w:szCs w:val="24"/>
+          <w:rtl w:val="0"/>
+        </w:rPr>
+        <w:t xml:space="preserve">O desenvolvimento do projeto enfrentou limitações inerentes à fase documental, principalmente pela impossibilidade de implementar e testar as funcionalidades em ambiente real. A validação das regras de negócio com um número amplo de academias foi restringida pelo escopo temporal do TCC 1. Além disso, a definição de aspectos técnicos mais complexos, como a integração com sistemas de pagamento e a arquitetura de microserviços, foi deliberadamente adiada para o TCC 2, focando-se nesta fase nos fundamentos do sistema e na experiência do usuário.</w:t>
+      </w:r>
+    </w:p>
+    <w:p>
+      <w:pPr>
+        <w:rPr/>
+      </w:pPr>
+      <w:r>
+        <w:rPr>
+          <w:rtl w:val="0"/>
+        </w:rPr>
+      </w:r>
+    </w:p>
+    <w:p>
+      <w:pPr>
+        <w:rPr/>
+      </w:pPr>
+      <w:r>
+        <w:rPr>
+          <w:rtl w:val="0"/>
+        </w:rPr>
+      </w:r>
+    </w:p>
+    <w:p>
+      <w:pPr>
+        <w:rPr/>
+      </w:pPr>
+      <w:r>
+        <w:rPr>
+          <w:rtl w:val="0"/>
+        </w:rPr>
+      </w:r>
+    </w:p>
+    <w:p>
+      <w:pPr>
+        <w:rPr/>
+      </w:pPr>
+      <w:r>
+        <w:rPr>
+          <w:rtl w:val="0"/>
+        </w:rPr>
+      </w:r>
+    </w:p>
+    <w:p>
+      <w:pPr>
+        <w:rPr>
+          <w:rFonts w:ascii="Times New Roman" w:cs="Times New Roman" w:eastAsia="Times New Roman" w:hAnsi="Times New Roman"/>
+          <w:sz w:val="24"/>
+          <w:szCs w:val="24"/>
+        </w:rPr>
+      </w:pPr>
+      <w:r>
+        <w:rPr>
+          <w:rFonts w:ascii="Times New Roman" w:cs="Times New Roman" w:eastAsia="Times New Roman" w:hAnsi="Times New Roman"/>
+          <w:b w:val="1"/>
+          <w:bCs w:val="1"/>
+          <w:sz w:val="24"/>
+          <w:szCs w:val="24"/>
+          <w:rtl w:val="0"/>
+        </w:rPr>
+        <w:t xml:space="preserve">5.3  </w:t>
+      </w:r>
+      <w:r>
+        <w:rPr>
+          <w:rtl w:val="0"/>
+        </w:rPr>
+        <w:t xml:space="preserve"> </w:t>
+      </w:r>
+      <w:r>
+        <w:rPr>
+          <w:rFonts w:ascii="Times New Roman" w:cs="Times New Roman" w:eastAsia="Times New Roman" w:hAnsi="Times New Roman"/>
+          <w:b w:val="1"/>
+          <w:bCs w:val="1"/>
+          <w:sz w:val="24"/>
+          <w:szCs w:val="24"/>
+          <w:rtl w:val="0"/>
+        </w:rPr>
         <w:t xml:space="preserve">Resposta ao Problema de Pesquisa</w:t>
       </w:r>
-    </w:p>
-    <w:p>
-      <w:pPr>
-        <w:rPr/>
+      <w:r>
+        <w:rPr>
+          <w:rtl w:val="0"/>
+        </w:rPr>
+      </w:r>
+    </w:p>
+    <w:p>
+      <w:pPr>
+        <w:spacing w:after="0" w:line="360" w:lineRule="auto"/>
+        <w:ind w:firstLine="709"/>
+        <w:jc w:val="both"/>
+        <w:rPr>
+          <w:rFonts w:ascii="Times New Roman" w:cs="Times New Roman" w:eastAsia="Times New Roman" w:hAnsi="Times New Roman"/>
+          <w:sz w:val="24"/>
+          <w:szCs w:val="24"/>
+        </w:rPr>
       </w:pPr>
       <w:r>
         <w:rPr>
@@ -32606,20 +33012,16 @@
     <w:p>
       <w:pPr>
         <w:pStyle w:val="Heading2"/>
-        <w:numPr>
-          <w:ilvl w:val="1"/>
-          <w:numId w:val="2"/>
-        </w:numPr>
-        <w:ind w:left="576" w:hanging="576"/>
+        <w:ind w:left="0" w:firstLine="0"/>
         <w:rPr/>
       </w:pPr>
-      <w:bookmarkStart w:colFirst="0" w:colLast="0" w:name="_wmzmv4n6d4o6" w:id="62"/>
-      <w:bookmarkEnd w:id="62"/>
-      <w:r>
-        <w:rPr>
-          <w:rtl w:val="0"/>
-        </w:rPr>
-        <w:t xml:space="preserve">Trabalhos Futuros</w:t>
+      <w:bookmarkStart w:colFirst="0" w:colLast="0" w:name="_4sxhpixoyssh" w:id="63"/>
+      <w:bookmarkEnd w:id="63"/>
+      <w:r>
+        <w:rPr>
+          <w:rtl w:val="0"/>
+        </w:rPr>
+        <w:t xml:space="preserve">5.3   Trabalhos Futuros</w:t>
       </w:r>
     </w:p>
     <w:p>
@@ -32655,267 +33057,167 @@
     </w:p>
     <w:p>
       <w:pPr>
-        <w:rPr/>
-      </w:pPr>
-      <w:r>
-        <w:rPr>
-          <w:rtl w:val="0"/>
-        </w:rPr>
-      </w:r>
-    </w:p>
-    <w:p>
-      <w:pPr>
-        <w:rPr/>
-      </w:pPr>
-      <w:r>
-        <w:rPr>
-          <w:rtl w:val="0"/>
-        </w:rPr>
-      </w:r>
-    </w:p>
-    <w:p>
-      <w:pPr>
-        <w:rPr/>
-      </w:pPr>
-      <w:r>
-        <w:rPr>
-          <w:rtl w:val="0"/>
-        </w:rPr>
-      </w:r>
-    </w:p>
-    <w:p>
-      <w:pPr>
-        <w:rPr/>
-      </w:pPr>
-      <w:r>
-        <w:rPr>
-          <w:rtl w:val="0"/>
-        </w:rPr>
-      </w:r>
-    </w:p>
-    <w:p>
-      <w:pPr>
-        <w:rPr/>
-      </w:pPr>
-      <w:r>
-        <w:rPr>
-          <w:rtl w:val="0"/>
-        </w:rPr>
-      </w:r>
-    </w:p>
-    <w:p>
-      <w:pPr>
-        <w:rPr/>
-      </w:pPr>
-      <w:r>
-        <w:rPr>
-          <w:rtl w:val="0"/>
-        </w:rPr>
-      </w:r>
-    </w:p>
-    <w:p>
-      <w:pPr>
-        <w:rPr/>
-      </w:pPr>
-      <w:r>
-        <w:rPr>
-          <w:rtl w:val="0"/>
-        </w:rPr>
-      </w:r>
-    </w:p>
-    <w:p>
-      <w:pPr>
-        <w:rPr/>
-      </w:pPr>
-      <w:r>
-        <w:rPr>
-          <w:rtl w:val="0"/>
-        </w:rPr>
-      </w:r>
-    </w:p>
-    <w:p>
-      <w:pPr>
-        <w:rPr/>
-      </w:pPr>
-      <w:r>
-        <w:rPr>
-          <w:rtl w:val="0"/>
-        </w:rPr>
-      </w:r>
-    </w:p>
-    <w:p>
-      <w:pPr>
-        <w:rPr/>
-      </w:pPr>
-      <w:r>
-        <w:rPr>
-          <w:rtl w:val="0"/>
-        </w:rPr>
-      </w:r>
-    </w:p>
-    <w:p>
-      <w:pPr>
-        <w:rPr/>
-      </w:pPr>
-      <w:r>
-        <w:rPr>
-          <w:rtl w:val="0"/>
-        </w:rPr>
-      </w:r>
-    </w:p>
-    <w:p>
-      <w:pPr>
-        <w:rPr/>
-      </w:pPr>
-      <w:r>
-        <w:rPr>
-          <w:rtl w:val="0"/>
-        </w:rPr>
-      </w:r>
-    </w:p>
-    <w:p>
-      <w:pPr>
-        <w:rPr/>
-      </w:pPr>
-      <w:r>
-        <w:rPr>
-          <w:rtl w:val="0"/>
-        </w:rPr>
-      </w:r>
-    </w:p>
-    <w:p>
-      <w:pPr>
-        <w:rPr/>
-      </w:pPr>
-      <w:r>
-        <w:rPr>
-          <w:rtl w:val="0"/>
-        </w:rPr>
-      </w:r>
-    </w:p>
-    <w:p>
-      <w:pPr>
-        <w:rPr/>
-      </w:pPr>
-      <w:r>
-        <w:rPr>
-          <w:rtl w:val="0"/>
-        </w:rPr>
-      </w:r>
-    </w:p>
-    <w:p>
-      <w:pPr>
-        <w:rPr/>
-      </w:pPr>
-      <w:r>
-        <w:rPr>
-          <w:rtl w:val="0"/>
-        </w:rPr>
-      </w:r>
-    </w:p>
-    <w:p>
-      <w:pPr>
-        <w:rPr/>
-      </w:pPr>
-      <w:r>
-        <w:rPr>
-          <w:rtl w:val="0"/>
-        </w:rPr>
-      </w:r>
-    </w:p>
-    <w:p>
-      <w:pPr>
-        <w:rPr/>
-      </w:pPr>
-      <w:r>
-        <w:rPr>
-          <w:rtl w:val="0"/>
-        </w:rPr>
-      </w:r>
-    </w:p>
-    <w:p>
-      <w:pPr>
-        <w:rPr/>
-      </w:pPr>
-      <w:r>
-        <w:rPr>
-          <w:rtl w:val="0"/>
-        </w:rPr>
-      </w:r>
-    </w:p>
-    <w:p>
-      <w:pPr>
-        <w:rPr/>
-      </w:pPr>
-      <w:r>
-        <w:rPr>
-          <w:rtl w:val="0"/>
-        </w:rPr>
-      </w:r>
-    </w:p>
-    <w:p>
-      <w:pPr>
-        <w:rPr/>
-      </w:pPr>
-      <w:r>
-        <w:rPr>
-          <w:rtl w:val="0"/>
-        </w:rPr>
-      </w:r>
-    </w:p>
-    <w:p>
-      <w:pPr>
-        <w:rPr/>
-      </w:pPr>
-      <w:r>
-        <w:rPr>
-          <w:rtl w:val="0"/>
-        </w:rPr>
-      </w:r>
-    </w:p>
-    <w:p>
-      <w:pPr>
-        <w:rPr/>
-      </w:pPr>
-      <w:r>
-        <w:rPr>
-          <w:rtl w:val="0"/>
-        </w:rPr>
-      </w:r>
-    </w:p>
-    <w:p>
-      <w:pPr>
-        <w:rPr/>
-      </w:pPr>
-      <w:r>
-        <w:rPr>
-          <w:rtl w:val="0"/>
-        </w:rPr>
-      </w:r>
-    </w:p>
-    <w:p>
-      <w:pPr>
-        <w:rPr/>
-      </w:pPr>
-      <w:r>
-        <w:rPr>
-          <w:rtl w:val="0"/>
-        </w:rPr>
-      </w:r>
-    </w:p>
-    <w:p>
-      <w:pPr>
-        <w:rPr/>
-      </w:pPr>
-      <w:r>
-        <w:rPr>
-          <w:rtl w:val="0"/>
-        </w:rPr>
-      </w:r>
-    </w:p>
-    <w:p>
-      <w:pPr>
-        <w:rPr/>
+        <w:spacing w:after="0" w:line="360" w:lineRule="auto"/>
+        <w:ind w:firstLine="709"/>
+        <w:jc w:val="both"/>
+        <w:rPr>
+          <w:rFonts w:ascii="Times New Roman" w:cs="Times New Roman" w:eastAsia="Times New Roman" w:hAnsi="Times New Roman"/>
+          <w:sz w:val="24"/>
+          <w:szCs w:val="24"/>
+        </w:rPr>
+      </w:pPr>
+      <w:r>
+        <w:rPr>
+          <w:rtl w:val="0"/>
+        </w:rPr>
+      </w:r>
+    </w:p>
+    <w:p>
+      <w:pPr>
+        <w:spacing w:after="0" w:line="360" w:lineRule="auto"/>
+        <w:ind w:firstLine="709"/>
+        <w:jc w:val="both"/>
+        <w:rPr>
+          <w:rFonts w:ascii="Times New Roman" w:cs="Times New Roman" w:eastAsia="Times New Roman" w:hAnsi="Times New Roman"/>
+          <w:sz w:val="24"/>
+          <w:szCs w:val="24"/>
+        </w:rPr>
+      </w:pPr>
+      <w:r>
+        <w:rPr>
+          <w:rtl w:val="0"/>
+        </w:rPr>
+      </w:r>
+    </w:p>
+    <w:p>
+      <w:pPr>
+        <w:spacing w:after="0" w:line="360" w:lineRule="auto"/>
+        <w:ind w:firstLine="709"/>
+        <w:jc w:val="both"/>
+        <w:rPr>
+          <w:rFonts w:ascii="Times New Roman" w:cs="Times New Roman" w:eastAsia="Times New Roman" w:hAnsi="Times New Roman"/>
+          <w:sz w:val="24"/>
+          <w:szCs w:val="24"/>
+        </w:rPr>
+      </w:pPr>
+      <w:r>
+        <w:rPr>
+          <w:rtl w:val="0"/>
+        </w:rPr>
+      </w:r>
+    </w:p>
+    <w:p>
+      <w:pPr>
+        <w:spacing w:after="0" w:line="360" w:lineRule="auto"/>
+        <w:ind w:firstLine="709"/>
+        <w:jc w:val="both"/>
+        <w:rPr>
+          <w:rFonts w:ascii="Times New Roman" w:cs="Times New Roman" w:eastAsia="Times New Roman" w:hAnsi="Times New Roman"/>
+          <w:sz w:val="24"/>
+          <w:szCs w:val="24"/>
+        </w:rPr>
+      </w:pPr>
+      <w:r>
+        <w:rPr>
+          <w:rtl w:val="0"/>
+        </w:rPr>
+      </w:r>
+    </w:p>
+    <w:p>
+      <w:pPr>
+        <w:spacing w:after="0" w:line="360" w:lineRule="auto"/>
+        <w:ind w:firstLine="709"/>
+        <w:jc w:val="both"/>
+        <w:rPr>
+          <w:rFonts w:ascii="Times New Roman" w:cs="Times New Roman" w:eastAsia="Times New Roman" w:hAnsi="Times New Roman"/>
+          <w:sz w:val="24"/>
+          <w:szCs w:val="24"/>
+        </w:rPr>
+      </w:pPr>
+      <w:r>
+        <w:rPr>
+          <w:rtl w:val="0"/>
+        </w:rPr>
+      </w:r>
+    </w:p>
+    <w:p>
+      <w:pPr>
+        <w:spacing w:after="0" w:line="360" w:lineRule="auto"/>
+        <w:ind w:firstLine="709"/>
+        <w:jc w:val="both"/>
+        <w:rPr>
+          <w:rFonts w:ascii="Times New Roman" w:cs="Times New Roman" w:eastAsia="Times New Roman" w:hAnsi="Times New Roman"/>
+          <w:sz w:val="24"/>
+          <w:szCs w:val="24"/>
+        </w:rPr>
+      </w:pPr>
+      <w:r>
+        <w:rPr>
+          <w:rtl w:val="0"/>
+        </w:rPr>
+      </w:r>
+    </w:p>
+    <w:p>
+      <w:pPr>
+        <w:spacing w:after="0" w:line="360" w:lineRule="auto"/>
+        <w:ind w:firstLine="709"/>
+        <w:jc w:val="both"/>
+        <w:rPr>
+          <w:rFonts w:ascii="Times New Roman" w:cs="Times New Roman" w:eastAsia="Times New Roman" w:hAnsi="Times New Roman"/>
+          <w:sz w:val="24"/>
+          <w:szCs w:val="24"/>
+        </w:rPr>
+      </w:pPr>
+      <w:r>
+        <w:rPr>
+          <w:rtl w:val="0"/>
+        </w:rPr>
+      </w:r>
+    </w:p>
+    <w:p>
+      <w:pPr>
+        <w:spacing w:after="0" w:line="360" w:lineRule="auto"/>
+        <w:ind w:firstLine="709"/>
+        <w:jc w:val="both"/>
+        <w:rPr>
+          <w:rFonts w:ascii="Times New Roman" w:cs="Times New Roman" w:eastAsia="Times New Roman" w:hAnsi="Times New Roman"/>
+          <w:sz w:val="24"/>
+          <w:szCs w:val="24"/>
+        </w:rPr>
+      </w:pPr>
+      <w:r>
+        <w:rPr>
+          <w:rtl w:val="0"/>
+        </w:rPr>
+      </w:r>
+    </w:p>
+    <w:p>
+      <w:pPr>
+        <w:spacing w:after="0" w:line="360" w:lineRule="auto"/>
+        <w:ind w:firstLine="709"/>
+        <w:jc w:val="both"/>
+        <w:rPr>
+          <w:rFonts w:ascii="Times New Roman" w:cs="Times New Roman" w:eastAsia="Times New Roman" w:hAnsi="Times New Roman"/>
+          <w:sz w:val="24"/>
+          <w:szCs w:val="24"/>
+        </w:rPr>
+      </w:pPr>
+      <w:r>
+        <w:rPr>
+          <w:rtl w:val="0"/>
+        </w:rPr>
+      </w:r>
+    </w:p>
+    <w:p>
+      <w:pPr>
+        <w:spacing w:after="0" w:line="360" w:lineRule="auto"/>
+        <w:ind w:firstLine="709"/>
+        <w:jc w:val="both"/>
+        <w:rPr>
+          <w:rFonts w:ascii="Times New Roman" w:cs="Times New Roman" w:eastAsia="Times New Roman" w:hAnsi="Times New Roman"/>
+          <w:sz w:val="24"/>
+          <w:szCs w:val="24"/>
+        </w:rPr>
       </w:pPr>
       <w:r>
         <w:rPr>
@@ -32958,8 +33260,8 @@
         <w:pStyle w:val="Title"/>
         <w:rPr/>
       </w:pPr>
-      <w:bookmarkStart w:colFirst="0" w:colLast="0" w:name="_3yiqx0i80ecs" w:id="63"/>
-      <w:bookmarkEnd w:id="63"/>
+      <w:bookmarkStart w:colFirst="0" w:colLast="0" w:name="_3yiqx0i80ecs" w:id="64"/>
+      <w:bookmarkEnd w:id="64"/>
       <w:r>
         <w:rPr>
           <w:rtl w:val="0"/>
@@ -34390,8 +34692,8 @@
         <w:pStyle w:val="Title"/>
         <w:rPr/>
       </w:pPr>
-      <w:bookmarkStart w:colFirst="0" w:colLast="0" w:name="_xh576t97jv1x" w:id="64"/>
-      <w:bookmarkEnd w:id="64"/>
+      <w:bookmarkStart w:colFirst="0" w:colLast="0" w:name="_xh576t97jv1x" w:id="65"/>
+      <w:bookmarkEnd w:id="65"/>
       <w:r>
         <w:rPr>
           <w:rtl w:val="0"/>
@@ -35604,11 +35906,59 @@
     </w:p>
     <w:p>
       <w:pPr>
+        <w:spacing w:after="0" w:line="360" w:lineRule="auto"/>
+        <w:ind w:firstLine="709"/>
+        <w:rPr>
+          <w:rFonts w:ascii="Times New Roman" w:cs="Times New Roman" w:eastAsia="Times New Roman" w:hAnsi="Times New Roman"/>
+          <w:sz w:val="24"/>
+          <w:szCs w:val="24"/>
+        </w:rPr>
+      </w:pPr>
+      <w:r>
+        <w:rPr>
+          <w:rtl w:val="0"/>
+        </w:rPr>
+      </w:r>
+    </w:p>
+    <w:p>
+      <w:pPr>
+        <w:spacing w:after="0" w:line="360" w:lineRule="auto"/>
+        <w:ind w:firstLine="709"/>
+        <w:rPr>
+          <w:rFonts w:ascii="Times New Roman" w:cs="Times New Roman" w:eastAsia="Times New Roman" w:hAnsi="Times New Roman"/>
+          <w:sz w:val="24"/>
+          <w:szCs w:val="24"/>
+        </w:rPr>
+      </w:pPr>
+      <w:r>
+        <w:rPr>
+          <w:rtl w:val="0"/>
+        </w:rPr>
+      </w:r>
+    </w:p>
+    <w:p>
+      <w:pPr>
+        <w:spacing w:after="0" w:line="360" w:lineRule="auto"/>
+        <w:ind w:firstLine="709"/>
+        <w:rPr>
+          <w:rFonts w:ascii="Times New Roman" w:cs="Times New Roman" w:eastAsia="Times New Roman" w:hAnsi="Times New Roman"/>
+          <w:sz w:val="24"/>
+          <w:szCs w:val="24"/>
+        </w:rPr>
+      </w:pPr>
+      <w:r>
+        <w:rPr>
+          <w:rtl w:val="0"/>
+        </w:rPr>
+      </w:r>
+    </w:p>
+    <w:p>
+      <w:pPr>
         <w:pStyle w:val="Title"/>
         <w:rPr/>
       </w:pPr>
-      <w:bookmarkStart w:colFirst="0" w:colLast="0" w:name="_wosh8xqt4ifc" w:id="65"/>
-      <w:bookmarkEnd w:id="65"/>
+      <w:bookmarkStart w:colFirst="0" w:colLast="0" w:name="_wosh8xqt4ifc" w:id="66"/>
+      <w:bookmarkEnd w:id="66"/>
       <w:r>
         <w:rPr>
           <w:rtl w:val="0"/>
@@ -35688,8 +36038,8 @@
           <w:vertAlign w:val="baseline"/>
         </w:rPr>
       </w:pPr>
-      <w:bookmarkStart w:colFirst="0" w:colLast="0" w:name="_s8ghsvomceaj" w:id="66"/>
-      <w:bookmarkEnd w:id="66"/>
+      <w:bookmarkStart w:colFirst="0" w:colLast="0" w:name="_s8ghsvomceaj" w:id="67"/>
+      <w:bookmarkEnd w:id="67"/>
       <w:r>
         <w:rPr>
           <w:rFonts w:ascii="Times New Roman" w:cs="Times New Roman" w:eastAsia="Times New Roman" w:hAnsi="Times New Roman"/>
@@ -35727,12 +36077,12 @@
           <wp:inline distB="0" distT="0" distL="0" distR="0">
             <wp:extent cx="5575179" cy="7664258"/>
             <wp:effectExtent b="0" l="0" r="0" t="0"/>
-            <wp:docPr descr="Carta&#10;&#10;O conteúdo gerado por IA pode estar incorreto." id="23" name="image25.jpg"/>
+            <wp:docPr descr="Carta&#10;&#10;O conteúdo gerado por IA pode estar incorreto." id="23" name="image19.jpg"/>
             <a:graphic>
               <a:graphicData uri="http://schemas.openxmlformats.org/drawingml/2006/picture">
                 <pic:pic>
                   <pic:nvPicPr>
-                    <pic:cNvPr descr="Carta&#10;&#10;O conteúdo gerado por IA pode estar incorreto." id="0" name="image25.jpg"/>
+                    <pic:cNvPr descr="Carta&#10;&#10;O conteúdo gerado por IA pode estar incorreto." id="0" name="image19.jpg"/>
                     <pic:cNvPicPr preferRelativeResize="0"/>
                   </pic:nvPicPr>
                   <pic:blipFill>
